--- a/Evidence/JavaScript Functions Can Return ElementReference to .NET.docx
+++ b/Evidence/JavaScript Functions Can Return ElementReference to .NET.docx
@@ -2,6 +2,10 @@
 <file path=word/document.xml><?xml version="1.0" encoding="utf-8"?>
 <w:document xmlns:wpc="http://schemas.microsoft.com/office/word/2010/wordprocessingCanvas" xmlns:cx="http://schemas.microsoft.com/office/drawing/2014/chartex" xmlns:cx1="http://schemas.microsoft.com/office/drawing/2015/9/8/chartex" xmlns:cx2="http://schemas.microsoft.com/office/drawing/2015/10/21/chartex" xmlns:cx3="http://schemas.microsoft.com/office/drawing/2016/5/9/chartex" xmlns:cx4="http://schemas.microsoft.com/office/drawing/2016/5/10/chartex" xmlns:cx5="http://schemas.microsoft.com/office/drawing/2016/5/11/chartex" xmlns:cx6="http://schemas.microsoft.com/office/drawing/2016/5/12/chartex" xmlns:cx7="http://schemas.microsoft.com/office/drawing/2016/5/13/chartex" xmlns:cx8="http://schemas.microsoft.com/office/drawing/2016/5/14/chartex" xmlns:mc="http://schemas.openxmlformats.org/markup-compatibility/2006" xmlns:aink="http://schemas.microsoft.com/office/drawing/2016/ink" xmlns:am3d="http://schemas.microsoft.com/office/drawing/2017/model3d" xmlns:o="urn:schemas-microsoft-com:office:office" xmlns:oel="http://schemas.microsoft.com/office/2019/extlst" xmlns:r="http://schemas.openxmlformats.org/officeDocument/2006/relationships" xmlns:m="http://schemas.openxmlformats.org/officeDocument/2006/math" xmlns:v="urn:schemas-microsoft-com:vml" xmlns:wp14="http://schemas.microsoft.com/office/word/2010/wordprocessingDrawing" xmlns:wp="http://schemas.openxmlformats.org/drawingml/2006/wordprocessingDrawing" xmlns:w10="urn:schemas-microsoft-com:office:word" xmlns:w="http://schemas.openxmlformats.org/wordprocessingml/2006/main" xmlns:w14="http://schemas.microsoft.com/office/word/2010/wordml" xmlns:w15="http://schemas.microsoft.com/office/word/2012/wordml" xmlns:w16cex="http://schemas.microsoft.com/office/word/2018/wordml/cex" xmlns:w16cid="http://schemas.microsoft.com/office/word/2016/wordml/cid" xmlns:w16="http://schemas.microsoft.com/office/word/2018/wordml" xmlns:w16du="http://schemas.microsoft.com/office/word/2023/wordml/word16du" xmlns:w16sdtdh="http://schemas.microsoft.com/office/word/2020/wordml/sdtdatahash" xmlns:w16sdtfl="http://schemas.microsoft.com/office/word/2024/wordml/sdtformatlock" xmlns:w16se="http://schemas.microsoft.com/office/word/2015/wordml/symex" xmlns:wpg="http://schemas.microsoft.com/office/word/2010/wordprocessingGroup" xmlns:wpi="http://schemas.microsoft.com/office/word/2010/wordprocessingInk" xmlns:wne="http://schemas.microsoft.com/office/word/2006/wordml" xmlns:wps="http://schemas.microsoft.com/office/word/2010/wordprocessingShape" mc:Ignorable="w14 w15 w16se w16cid w16 w16cex w16sdtdh w16sdtfl w16du wp14">
   <w:body>
+    <w:p/>
+    <w:p/>
+    <w:p/>
+    <w:p/>
     <w:tbl>
       <w:tblPr>
         <w:tblStyle w:val="TableGrid"/>
@@ -224,6 +228,15 @@
                 <w:bCs/>
               </w:rPr>
             </w:pPr>
+            <w:proofErr w:type="spellStart"/>
+            <w:r>
+              <w:rPr>
+                <w:b/>
+                <w:bCs/>
+              </w:rPr>
+              <w:t>InteractiveWebAssembly</w:t>
+            </w:r>
+            <w:proofErr w:type="spellEnd"/>
           </w:p>
         </w:tc>
         <w:tc>
@@ -290,6 +303,15 @@
                 <w:bCs/>
               </w:rPr>
             </w:pPr>
+            <w:proofErr w:type="spellStart"/>
+            <w:r>
+              <w:rPr>
+                <w:b/>
+                <w:bCs/>
+              </w:rPr>
+              <w:t>StandaloneWebAssembly</w:t>
+            </w:r>
+            <w:proofErr w:type="spellEnd"/>
           </w:p>
         </w:tc>
         <w:tc>
@@ -303,6 +325,13 @@
                 <w:bCs/>
               </w:rPr>
             </w:pPr>
+            <w:r>
+              <w:rPr>
+                <w:b/>
+                <w:bCs/>
+              </w:rPr>
+              <w:t>Pass</w:t>
+            </w:r>
           </w:p>
         </w:tc>
         <w:tc>
@@ -491,6 +520,15 @@
                 <w:bCs/>
               </w:rPr>
             </w:pPr>
+            <w:proofErr w:type="spellStart"/>
+            <w:r>
+              <w:rPr>
+                <w:b/>
+                <w:bCs/>
+              </w:rPr>
+              <w:t>InteractiveWebAssembly</w:t>
+            </w:r>
+            <w:proofErr w:type="spellEnd"/>
           </w:p>
           <w:p>
             <w:pPr>
@@ -512,6 +550,13 @@
                 <w:bCs/>
               </w:rPr>
             </w:pPr>
+            <w:r>
+              <w:rPr>
+                <w:b/>
+                <w:bCs/>
+              </w:rPr>
+              <w:t>Pass</w:t>
+            </w:r>
           </w:p>
         </w:tc>
         <w:tc>
@@ -525,6 +570,29 @@
                 <w:bCs/>
               </w:rPr>
             </w:pPr>
+            <w:r>
+              <w:rPr>
+                <w:b/>
+                <w:bCs/>
+              </w:rPr>
+              <w:t xml:space="preserve">Style Application </w:t>
+            </w:r>
+            <w:proofErr w:type="gramStart"/>
+            <w:r>
+              <w:rPr>
+                <w:b/>
+                <w:bCs/>
+              </w:rPr>
+              <w:t>on</w:t>
+            </w:r>
+            <w:proofErr w:type="gramEnd"/>
+            <w:r>
+              <w:rPr>
+                <w:b/>
+                <w:bCs/>
+              </w:rPr>
+              <w:t xml:space="preserve"> Dynamically Selected Input</w:t>
+            </w:r>
           </w:p>
         </w:tc>
       </w:tr>
@@ -573,6 +641,15 @@
                 <w:bCs/>
               </w:rPr>
             </w:pPr>
+            <w:proofErr w:type="spellStart"/>
+            <w:r>
+              <w:rPr>
+                <w:b/>
+                <w:bCs/>
+              </w:rPr>
+              <w:t>StandaloneWebAssembly</w:t>
+            </w:r>
+            <w:proofErr w:type="spellEnd"/>
           </w:p>
         </w:tc>
         <w:tc>
@@ -586,6 +663,13 @@
                 <w:bCs/>
               </w:rPr>
             </w:pPr>
+            <w:r>
+              <w:rPr>
+                <w:b/>
+                <w:bCs/>
+              </w:rPr>
+              <w:t>Pass</w:t>
+            </w:r>
           </w:p>
         </w:tc>
         <w:tc>
@@ -599,6 +683,29 @@
                 <w:bCs/>
               </w:rPr>
             </w:pPr>
+            <w:r>
+              <w:rPr>
+                <w:b/>
+                <w:bCs/>
+              </w:rPr>
+              <w:t xml:space="preserve">Style Application </w:t>
+            </w:r>
+            <w:proofErr w:type="gramStart"/>
+            <w:r>
+              <w:rPr>
+                <w:b/>
+                <w:bCs/>
+              </w:rPr>
+              <w:t>on</w:t>
+            </w:r>
+            <w:proofErr w:type="gramEnd"/>
+            <w:r>
+              <w:rPr>
+                <w:b/>
+                <w:bCs/>
+              </w:rPr>
+              <w:t xml:space="preserve"> Dynamically Selected Input</w:t>
+            </w:r>
           </w:p>
         </w:tc>
       </w:tr>
@@ -659,6 +766,7 @@
                 <w:b/>
                 <w:bCs/>
               </w:rPr>
+              <w:lastRenderedPageBreak/>
               <w:t>Interactive Server</w:t>
             </w:r>
           </w:p>
@@ -733,6 +841,15 @@
                 <w:bCs/>
               </w:rPr>
             </w:pPr>
+            <w:proofErr w:type="spellStart"/>
+            <w:r>
+              <w:rPr>
+                <w:b/>
+                <w:bCs/>
+              </w:rPr>
+              <w:t>InteractiveWebAssembly</w:t>
+            </w:r>
+            <w:proofErr w:type="spellEnd"/>
           </w:p>
         </w:tc>
         <w:tc>
@@ -746,6 +863,13 @@
                 <w:bCs/>
               </w:rPr>
             </w:pPr>
+            <w:r>
+              <w:rPr>
+                <w:b/>
+                <w:bCs/>
+              </w:rPr>
+              <w:t>Pass</w:t>
+            </w:r>
           </w:p>
         </w:tc>
         <w:tc>
@@ -759,6 +883,13 @@
                 <w:bCs/>
               </w:rPr>
             </w:pPr>
+            <w:r>
+              <w:rPr>
+                <w:b/>
+                <w:bCs/>
+              </w:rPr>
+              <w:t>Captured Input Return Fails on .NET 10</w:t>
+            </w:r>
           </w:p>
         </w:tc>
       </w:tr>
@@ -791,6 +922,15 @@
                 <w:bCs/>
               </w:rPr>
             </w:pPr>
+            <w:proofErr w:type="spellStart"/>
+            <w:r>
+              <w:rPr>
+                <w:b/>
+                <w:bCs/>
+              </w:rPr>
+              <w:t>StandaloneWebAssembly</w:t>
+            </w:r>
+            <w:proofErr w:type="spellEnd"/>
           </w:p>
         </w:tc>
         <w:tc>
@@ -804,6 +944,13 @@
                 <w:bCs/>
               </w:rPr>
             </w:pPr>
+            <w:r>
+              <w:rPr>
+                <w:b/>
+                <w:bCs/>
+              </w:rPr>
+              <w:t>Pass</w:t>
+            </w:r>
           </w:p>
         </w:tc>
         <w:tc>
@@ -817,6 +964,13 @@
                 <w:bCs/>
               </w:rPr>
             </w:pPr>
+            <w:r>
+              <w:rPr>
+                <w:b/>
+                <w:bCs/>
+              </w:rPr>
+              <w:t>Captured Input Return Fails on .NET 10</w:t>
+            </w:r>
           </w:p>
         </w:tc>
       </w:tr>
@@ -842,11 +996,7 @@
           </w:tcPr>
           <w:p>
             <w:r>
-              <w:t xml:space="preserve">Start with the .NET 10 app and capture the deserialization failure, then upgrade to .NET 11 and repeat with </w:t>
-            </w:r>
-            <w:r>
-              <w:lastRenderedPageBreak/>
-              <w:t>the same component and module.</w:t>
+              <w:t>Start with the .NET 10 app and capture the deserialization failure, then upgrade to .NET 11 and repeat with the same component and module.</w:t>
             </w:r>
           </w:p>
         </w:tc>
@@ -866,7 +1016,6 @@
                 <w:b/>
                 <w:bCs/>
               </w:rPr>
-              <w:lastRenderedPageBreak/>
               <w:t>Interactive Server</w:t>
             </w:r>
           </w:p>
@@ -1120,7 +1269,6 @@
                       <w:b/>
                       <w:bCs/>
                     </w:rPr>
-                    <w:lastRenderedPageBreak/>
                     <w:t>.NET 11</w:t>
                   </w:r>
                 </w:p>
@@ -1217,6 +1365,15 @@
                 <w:bCs/>
               </w:rPr>
             </w:pPr>
+            <w:proofErr w:type="spellStart"/>
+            <w:r>
+              <w:rPr>
+                <w:b/>
+                <w:bCs/>
+              </w:rPr>
+              <w:t>InteractiveWebAssembly</w:t>
+            </w:r>
+            <w:proofErr w:type="spellEnd"/>
           </w:p>
         </w:tc>
         <w:tc>
@@ -1230,12 +1387,293 @@
                 <w:bCs/>
               </w:rPr>
             </w:pPr>
+            <w:r>
+              <w:rPr>
+                <w:b/>
+                <w:bCs/>
+              </w:rPr>
+              <w:t>Pass</w:t>
+            </w:r>
           </w:p>
         </w:tc>
         <w:tc>
           <w:tcPr>
             <w:tcW w:w="3330" w:type="dxa"/>
           </w:tcPr>
+          <w:p>
+            <w:pPr>
+              <w:rPr>
+                <w:b/>
+                <w:bCs/>
+              </w:rPr>
+            </w:pPr>
+          </w:p>
+          <w:tbl>
+            <w:tblPr>
+              <w:tblW w:w="2988" w:type="dxa"/>
+              <w:tblCellSpacing w:w="15" w:type="dxa"/>
+              <w:tblBorders>
+                <w:top w:val="single" w:sz="4" w:space="0" w:color="auto"/>
+                <w:left w:val="single" w:sz="4" w:space="0" w:color="auto"/>
+                <w:bottom w:val="single" w:sz="4" w:space="0" w:color="auto"/>
+                <w:right w:val="single" w:sz="4" w:space="0" w:color="auto"/>
+              </w:tblBorders>
+              <w:tblCellMar>
+                <w:top w:w="15" w:type="dxa"/>
+                <w:left w:w="15" w:type="dxa"/>
+                <w:bottom w:w="15" w:type="dxa"/>
+                <w:right w:w="15" w:type="dxa"/>
+              </w:tblCellMar>
+              <w:tblLook w:val="04A0" w:firstRow="1" w:lastRow="0" w:firstColumn="1" w:lastColumn="0" w:noHBand="0" w:noVBand="1"/>
+            </w:tblPr>
+            <w:tblGrid>
+              <w:gridCol w:w="1285"/>
+              <w:gridCol w:w="1703"/>
+            </w:tblGrid>
+            <w:tr>
+              <w:trPr>
+                <w:trHeight w:val="110"/>
+                <w:tblHeader/>
+                <w:tblCellSpacing w:w="15" w:type="dxa"/>
+              </w:trPr>
+              <w:tc>
+                <w:tcPr>
+                  <w:tcW w:w="1240" w:type="dxa"/>
+                  <w:tcBorders>
+                    <w:top w:val="nil"/>
+                    <w:left w:val="nil"/>
+                    <w:bottom w:val="single" w:sz="4" w:space="0" w:color="auto"/>
+                    <w:right w:val="single" w:sz="4" w:space="0" w:color="auto"/>
+                  </w:tcBorders>
+                  <w:tcMar>
+                    <w:top w:w="60" w:type="dxa"/>
+                    <w:left w:w="90" w:type="dxa"/>
+                    <w:bottom w:w="60" w:type="dxa"/>
+                    <w:right w:w="90" w:type="dxa"/>
+                  </w:tcMar>
+                  <w:vAlign w:val="center"/>
+                  <w:hideMark/>
+                </w:tcPr>
+                <w:p>
+                  <w:pPr>
+                    <w:spacing w:after="0" w:line="240" w:lineRule="auto"/>
+                    <w:rPr>
+                      <w:b/>
+                      <w:bCs/>
+                    </w:rPr>
+                  </w:pPr>
+                  <w:r>
+                    <w:rPr>
+                      <w:b/>
+                      <w:bCs/>
+                    </w:rPr>
+                    <w:t>Version</w:t>
+                  </w:r>
+                </w:p>
+              </w:tc>
+              <w:tc>
+                <w:tcPr>
+                  <w:tcW w:w="1658" w:type="dxa"/>
+                  <w:tcBorders>
+                    <w:top w:val="nil"/>
+                    <w:left w:val="nil"/>
+                    <w:bottom w:val="single" w:sz="4" w:space="0" w:color="auto"/>
+                    <w:right w:val="nil"/>
+                  </w:tcBorders>
+                  <w:tcMar>
+                    <w:top w:w="60" w:type="dxa"/>
+                    <w:left w:w="90" w:type="dxa"/>
+                    <w:bottom w:w="60" w:type="dxa"/>
+                    <w:right w:w="90" w:type="dxa"/>
+                  </w:tcMar>
+                  <w:vAlign w:val="center"/>
+                  <w:hideMark/>
+                </w:tcPr>
+                <w:p>
+                  <w:pPr>
+                    <w:spacing w:after="0" w:line="240" w:lineRule="auto"/>
+                    <w:rPr>
+                      <w:b/>
+                      <w:bCs/>
+                    </w:rPr>
+                  </w:pPr>
+                  <w:r>
+                    <w:rPr>
+                      <w:b/>
+                      <w:bCs/>
+                    </w:rPr>
+                    <w:t>Result</w:t>
+                  </w:r>
+                </w:p>
+              </w:tc>
+            </w:tr>
+            <w:tr>
+              <w:trPr>
+                <w:trHeight w:val="110"/>
+                <w:tblCellSpacing w:w="15" w:type="dxa"/>
+              </w:trPr>
+              <w:tc>
+                <w:tcPr>
+                  <w:tcW w:w="1240" w:type="dxa"/>
+                  <w:tcBorders>
+                    <w:top w:val="nil"/>
+                    <w:left w:val="nil"/>
+                    <w:bottom w:val="single" w:sz="4" w:space="0" w:color="auto"/>
+                    <w:right w:val="single" w:sz="4" w:space="0" w:color="auto"/>
+                  </w:tcBorders>
+                  <w:tcMar>
+                    <w:top w:w="60" w:type="dxa"/>
+                    <w:left w:w="90" w:type="dxa"/>
+                    <w:bottom w:w="60" w:type="dxa"/>
+                    <w:right w:w="90" w:type="dxa"/>
+                  </w:tcMar>
+                  <w:vAlign w:val="center"/>
+                  <w:hideMark/>
+                </w:tcPr>
+                <w:p>
+                  <w:pPr>
+                    <w:spacing w:after="0" w:line="240" w:lineRule="auto"/>
+                    <w:rPr>
+                      <w:b/>
+                      <w:bCs/>
+                    </w:rPr>
+                  </w:pPr>
+                  <w:r>
+                    <w:rPr>
+                      <w:b/>
+                      <w:bCs/>
+                    </w:rPr>
+                    <w:t>.NET 10</w:t>
+                  </w:r>
+                </w:p>
+              </w:tc>
+              <w:tc>
+                <w:tcPr>
+                  <w:tcW w:w="1658" w:type="dxa"/>
+                  <w:tcBorders>
+                    <w:top w:val="nil"/>
+                    <w:left w:val="nil"/>
+                    <w:bottom w:val="single" w:sz="4" w:space="0" w:color="auto"/>
+                    <w:right w:val="nil"/>
+                  </w:tcBorders>
+                  <w:tcMar>
+                    <w:top w:w="60" w:type="dxa"/>
+                    <w:left w:w="90" w:type="dxa"/>
+                    <w:bottom w:w="60" w:type="dxa"/>
+                    <w:right w:w="90" w:type="dxa"/>
+                  </w:tcMar>
+                  <w:vAlign w:val="center"/>
+                </w:tcPr>
+                <w:p>
+                  <w:pPr>
+                    <w:spacing w:after="0" w:line="240" w:lineRule="auto"/>
+                    <w:rPr>
+                      <w:b/>
+                      <w:bCs/>
+                    </w:rPr>
+                  </w:pPr>
+                  <w:r>
+                    <w:rPr>
+                      <w:b/>
+                      <w:bCs/>
+                    </w:rPr>
+                    <w:t>.NET 10 - Captured Input Return Failure</w:t>
+                  </w:r>
+                  <w:r>
+                    <w:rPr>
+                      <w:b/>
+                      <w:bCs/>
+                    </w:rPr>
+                    <w:t xml:space="preserve"> </w:t>
+                  </w:r>
+                </w:p>
+              </w:tc>
+            </w:tr>
+            <w:tr>
+              <w:trPr>
+                <w:trHeight w:val="104"/>
+                <w:tblCellSpacing w:w="15" w:type="dxa"/>
+              </w:trPr>
+              <w:tc>
+                <w:tcPr>
+                  <w:tcW w:w="1240" w:type="dxa"/>
+                  <w:tcBorders>
+                    <w:top w:val="nil"/>
+                    <w:left w:val="nil"/>
+                    <w:bottom w:val="nil"/>
+                    <w:right w:val="single" w:sz="4" w:space="0" w:color="auto"/>
+                  </w:tcBorders>
+                  <w:tcMar>
+                    <w:top w:w="60" w:type="dxa"/>
+                    <w:left w:w="90" w:type="dxa"/>
+                    <w:bottom w:w="60" w:type="dxa"/>
+                    <w:right w:w="90" w:type="dxa"/>
+                  </w:tcMar>
+                  <w:vAlign w:val="center"/>
+                  <w:hideMark/>
+                </w:tcPr>
+                <w:p>
+                  <w:pPr>
+                    <w:spacing w:after="0" w:line="240" w:lineRule="auto"/>
+                    <w:rPr>
+                      <w:b/>
+                      <w:bCs/>
+                    </w:rPr>
+                  </w:pPr>
+                  <w:r>
+                    <w:rPr>
+                      <w:b/>
+                      <w:bCs/>
+                    </w:rPr>
+                    <w:t>.NET 11</w:t>
+                  </w:r>
+                </w:p>
+              </w:tc>
+              <w:tc>
+                <w:tcPr>
+                  <w:tcW w:w="1658" w:type="dxa"/>
+                  <w:tcBorders>
+                    <w:top w:val="nil"/>
+                    <w:left w:val="nil"/>
+                    <w:bottom w:val="nil"/>
+                    <w:right w:val="nil"/>
+                  </w:tcBorders>
+                  <w:tcMar>
+                    <w:top w:w="60" w:type="dxa"/>
+                    <w:left w:w="90" w:type="dxa"/>
+                    <w:bottom w:w="60" w:type="dxa"/>
+                    <w:right w:w="90" w:type="dxa"/>
+                  </w:tcMar>
+                  <w:vAlign w:val="center"/>
+                </w:tcPr>
+                <w:p>
+                  <w:pPr>
+                    <w:spacing w:after="0" w:line="240" w:lineRule="auto"/>
+                    <w:rPr>
+                      <w:b/>
+                      <w:bCs/>
+                    </w:rPr>
+                  </w:pPr>
+                  <w:r>
+                    <w:rPr>
+                      <w:b/>
+                      <w:bCs/>
+                    </w:rPr>
+                    <w:t>.NET 11 - Captured Input Return Success</w:t>
+                  </w:r>
+                </w:p>
+                <w:p>
+                  <w:pPr>
+                    <w:spacing w:after="0" w:line="240" w:lineRule="auto"/>
+                    <w:rPr>
+                      <w:b/>
+                      <w:bCs/>
+                    </w:rPr>
+                  </w:pPr>
+                </w:p>
+              </w:tc>
+            </w:tr>
+          </w:tbl>
           <w:p>
             <w:pPr>
               <w:rPr>
@@ -1275,6 +1713,15 @@
                 <w:bCs/>
               </w:rPr>
             </w:pPr>
+            <w:proofErr w:type="spellStart"/>
+            <w:r>
+              <w:rPr>
+                <w:b/>
+                <w:bCs/>
+              </w:rPr>
+              <w:t>StandaloneWebAssembly</w:t>
+            </w:r>
+            <w:proofErr w:type="spellEnd"/>
           </w:p>
         </w:tc>
         <w:tc>
@@ -1288,12 +1735,309 @@
                 <w:bCs/>
               </w:rPr>
             </w:pPr>
+            <w:r>
+              <w:rPr>
+                <w:b/>
+                <w:bCs/>
+              </w:rPr>
+              <w:t>Pass</w:t>
+            </w:r>
           </w:p>
         </w:tc>
         <w:tc>
           <w:tcPr>
             <w:tcW w:w="3330" w:type="dxa"/>
           </w:tcPr>
+          <w:p>
+            <w:pPr>
+              <w:rPr>
+                <w:b/>
+                <w:bCs/>
+              </w:rPr>
+            </w:pPr>
+          </w:p>
+          <w:tbl>
+            <w:tblPr>
+              <w:tblW w:w="3109" w:type="dxa"/>
+              <w:tblCellSpacing w:w="15" w:type="dxa"/>
+              <w:tblBorders>
+                <w:top w:val="single" w:sz="4" w:space="0" w:color="auto"/>
+                <w:left w:val="single" w:sz="4" w:space="0" w:color="auto"/>
+                <w:bottom w:val="single" w:sz="4" w:space="0" w:color="auto"/>
+                <w:right w:val="single" w:sz="4" w:space="0" w:color="auto"/>
+              </w:tblBorders>
+              <w:tblCellMar>
+                <w:top w:w="15" w:type="dxa"/>
+                <w:left w:w="15" w:type="dxa"/>
+                <w:bottom w:w="15" w:type="dxa"/>
+                <w:right w:w="15" w:type="dxa"/>
+              </w:tblCellMar>
+              <w:tblLook w:val="04A0" w:firstRow="1" w:lastRow="0" w:firstColumn="1" w:lastColumn="0" w:noHBand="0" w:noVBand="1"/>
+            </w:tblPr>
+            <w:tblGrid>
+              <w:gridCol w:w="1337"/>
+              <w:gridCol w:w="1772"/>
+            </w:tblGrid>
+            <w:tr>
+              <w:trPr>
+                <w:trHeight w:val="128"/>
+                <w:tblHeader/>
+                <w:tblCellSpacing w:w="15" w:type="dxa"/>
+              </w:trPr>
+              <w:tc>
+                <w:tcPr>
+                  <w:tcW w:w="1292" w:type="dxa"/>
+                  <w:tcBorders>
+                    <w:top w:val="nil"/>
+                    <w:left w:val="nil"/>
+                    <w:bottom w:val="single" w:sz="4" w:space="0" w:color="auto"/>
+                    <w:right w:val="single" w:sz="4" w:space="0" w:color="auto"/>
+                  </w:tcBorders>
+                  <w:tcMar>
+                    <w:top w:w="60" w:type="dxa"/>
+                    <w:left w:w="90" w:type="dxa"/>
+                    <w:bottom w:w="60" w:type="dxa"/>
+                    <w:right w:w="90" w:type="dxa"/>
+                  </w:tcMar>
+                  <w:vAlign w:val="center"/>
+                  <w:hideMark/>
+                </w:tcPr>
+                <w:p>
+                  <w:pPr>
+                    <w:spacing w:after="0" w:line="240" w:lineRule="auto"/>
+                    <w:rPr>
+                      <w:b/>
+                      <w:bCs/>
+                    </w:rPr>
+                  </w:pPr>
+                  <w:r>
+                    <w:rPr>
+                      <w:b/>
+                      <w:bCs/>
+                    </w:rPr>
+                    <w:t>Version</w:t>
+                  </w:r>
+                </w:p>
+              </w:tc>
+              <w:tc>
+                <w:tcPr>
+                  <w:tcW w:w="1727" w:type="dxa"/>
+                  <w:tcBorders>
+                    <w:top w:val="nil"/>
+                    <w:left w:val="nil"/>
+                    <w:bottom w:val="single" w:sz="4" w:space="0" w:color="auto"/>
+                    <w:right w:val="nil"/>
+                  </w:tcBorders>
+                  <w:tcMar>
+                    <w:top w:w="60" w:type="dxa"/>
+                    <w:left w:w="90" w:type="dxa"/>
+                    <w:bottom w:w="60" w:type="dxa"/>
+                    <w:right w:w="90" w:type="dxa"/>
+                  </w:tcMar>
+                  <w:vAlign w:val="center"/>
+                  <w:hideMark/>
+                </w:tcPr>
+                <w:p>
+                  <w:pPr>
+                    <w:spacing w:after="0" w:line="240" w:lineRule="auto"/>
+                    <w:rPr>
+                      <w:b/>
+                      <w:bCs/>
+                    </w:rPr>
+                  </w:pPr>
+                  <w:r>
+                    <w:rPr>
+                      <w:b/>
+                      <w:bCs/>
+                    </w:rPr>
+                    <w:t>Result</w:t>
+                  </w:r>
+                </w:p>
+              </w:tc>
+            </w:tr>
+            <w:tr>
+              <w:trPr>
+                <w:trHeight w:val="128"/>
+                <w:tblCellSpacing w:w="15" w:type="dxa"/>
+              </w:trPr>
+              <w:tc>
+                <w:tcPr>
+                  <w:tcW w:w="1292" w:type="dxa"/>
+                  <w:tcBorders>
+                    <w:top w:val="nil"/>
+                    <w:left w:val="nil"/>
+                    <w:bottom w:val="single" w:sz="4" w:space="0" w:color="auto"/>
+                    <w:right w:val="single" w:sz="4" w:space="0" w:color="auto"/>
+                  </w:tcBorders>
+                  <w:tcMar>
+                    <w:top w:w="60" w:type="dxa"/>
+                    <w:left w:w="90" w:type="dxa"/>
+                    <w:bottom w:w="60" w:type="dxa"/>
+                    <w:right w:w="90" w:type="dxa"/>
+                  </w:tcMar>
+                  <w:vAlign w:val="center"/>
+                  <w:hideMark/>
+                </w:tcPr>
+                <w:p>
+                  <w:pPr>
+                    <w:spacing w:after="0" w:line="240" w:lineRule="auto"/>
+                    <w:rPr>
+                      <w:b/>
+                      <w:bCs/>
+                    </w:rPr>
+                  </w:pPr>
+                  <w:r>
+                    <w:rPr>
+                      <w:b/>
+                      <w:bCs/>
+                    </w:rPr>
+                    <w:t>.NET 10</w:t>
+                  </w:r>
+                </w:p>
+              </w:tc>
+              <w:tc>
+                <w:tcPr>
+                  <w:tcW w:w="1727" w:type="dxa"/>
+                  <w:tcBorders>
+                    <w:top w:val="nil"/>
+                    <w:left w:val="nil"/>
+                    <w:bottom w:val="single" w:sz="4" w:space="0" w:color="auto"/>
+                    <w:right w:val="nil"/>
+                  </w:tcBorders>
+                  <w:tcMar>
+                    <w:top w:w="60" w:type="dxa"/>
+                    <w:left w:w="90" w:type="dxa"/>
+                    <w:bottom w:w="60" w:type="dxa"/>
+                    <w:right w:w="90" w:type="dxa"/>
+                  </w:tcMar>
+                  <w:vAlign w:val="center"/>
+                </w:tcPr>
+                <w:p>
+                  <w:pPr>
+                    <w:spacing w:after="0" w:line="240" w:lineRule="auto"/>
+                    <w:rPr>
+                      <w:b/>
+                      <w:bCs/>
+                    </w:rPr>
+                  </w:pPr>
+                  <w:r>
+                    <w:rPr>
+                      <w:b/>
+                      <w:bCs/>
+                    </w:rPr>
+                    <w:t>.NET 10 - Captured Input Return Failure</w:t>
+                  </w:r>
+                  <w:r>
+                    <w:rPr>
+                      <w:b/>
+                      <w:bCs/>
+                    </w:rPr>
+                    <w:t xml:space="preserve"> </w:t>
+                  </w:r>
+                </w:p>
+              </w:tc>
+            </w:tr>
+            <w:tr>
+              <w:trPr>
+                <w:trHeight w:val="121"/>
+                <w:tblCellSpacing w:w="15" w:type="dxa"/>
+              </w:trPr>
+              <w:tc>
+                <w:tcPr>
+                  <w:tcW w:w="1292" w:type="dxa"/>
+                  <w:tcBorders>
+                    <w:top w:val="nil"/>
+                    <w:left w:val="nil"/>
+                    <w:bottom w:val="nil"/>
+                    <w:right w:val="single" w:sz="4" w:space="0" w:color="auto"/>
+                  </w:tcBorders>
+                  <w:tcMar>
+                    <w:top w:w="60" w:type="dxa"/>
+                    <w:left w:w="90" w:type="dxa"/>
+                    <w:bottom w:w="60" w:type="dxa"/>
+                    <w:right w:w="90" w:type="dxa"/>
+                  </w:tcMar>
+                  <w:vAlign w:val="center"/>
+                  <w:hideMark/>
+                </w:tcPr>
+                <w:p>
+                  <w:pPr>
+                    <w:spacing w:after="0" w:line="240" w:lineRule="auto"/>
+                    <w:rPr>
+                      <w:b/>
+                      <w:bCs/>
+                    </w:rPr>
+                  </w:pPr>
+                  <w:r>
+                    <w:rPr>
+                      <w:b/>
+                      <w:bCs/>
+                    </w:rPr>
+                    <w:t>.NET 11</w:t>
+                  </w:r>
+                </w:p>
+              </w:tc>
+              <w:tc>
+                <w:tcPr>
+                  <w:tcW w:w="1727" w:type="dxa"/>
+                  <w:tcBorders>
+                    <w:top w:val="nil"/>
+                    <w:left w:val="nil"/>
+                    <w:bottom w:val="nil"/>
+                    <w:right w:val="nil"/>
+                  </w:tcBorders>
+                  <w:tcMar>
+                    <w:top w:w="60" w:type="dxa"/>
+                    <w:left w:w="90" w:type="dxa"/>
+                    <w:bottom w:w="60" w:type="dxa"/>
+                    <w:right w:w="90" w:type="dxa"/>
+                  </w:tcMar>
+                  <w:vAlign w:val="center"/>
+                </w:tcPr>
+                <w:p>
+                  <w:pPr>
+                    <w:spacing w:after="0" w:line="240" w:lineRule="auto"/>
+                    <w:rPr>
+                      <w:b/>
+                      <w:bCs/>
+                    </w:rPr>
+                  </w:pPr>
+                  <w:r>
+                    <w:rPr>
+                      <w:b/>
+                      <w:bCs/>
+                    </w:rPr>
+                    <w:t xml:space="preserve">.NET 11 - Captured </w:t>
+                  </w:r>
+                  <w:r>
+                    <w:rPr>
+                      <w:b/>
+                      <w:bCs/>
+                    </w:rPr>
+                    <w:lastRenderedPageBreak/>
+                    <w:t>Input Return Success</w:t>
+                  </w:r>
+                </w:p>
+                <w:p>
+                  <w:pPr>
+                    <w:spacing w:after="0" w:line="240" w:lineRule="auto"/>
+                    <w:rPr>
+                      <w:b/>
+                      <w:bCs/>
+                    </w:rPr>
+                  </w:pPr>
+                </w:p>
+              </w:tc>
+            </w:tr>
+          </w:tbl>
+          <w:p>
+            <w:pPr>
+              <w:rPr>
+                <w:b/>
+                <w:bCs/>
+              </w:rPr>
+            </w:pPr>
+          </w:p>
           <w:p>
             <w:pPr>
               <w:rPr>
@@ -1315,6 +2059,7 @@
           </w:tcPr>
           <w:p>
             <w:r>
+              <w:lastRenderedPageBreak/>
               <w:t>5</w:t>
             </w:r>
           </w:p>
@@ -1485,6 +2230,15 @@
                 <w:bCs/>
               </w:rPr>
             </w:pPr>
+            <w:proofErr w:type="spellStart"/>
+            <w:r>
+              <w:rPr>
+                <w:b/>
+                <w:bCs/>
+              </w:rPr>
+              <w:t>InteractiveWebAssembly</w:t>
+            </w:r>
+            <w:proofErr w:type="spellEnd"/>
           </w:p>
         </w:tc>
         <w:tc>
@@ -1498,6 +2252,13 @@
                 <w:bCs/>
               </w:rPr>
             </w:pPr>
+            <w:r>
+              <w:rPr>
+                <w:b/>
+                <w:bCs/>
+              </w:rPr>
+              <w:t>Pass</w:t>
+            </w:r>
           </w:p>
         </w:tc>
         <w:tc>
@@ -1511,6 +2272,29 @@
                 <w:bCs/>
               </w:rPr>
             </w:pPr>
+            <w:r>
+              <w:rPr>
+                <w:b/>
+                <w:bCs/>
+              </w:rPr>
+              <w:t>Input Without @ref Returns __</w:t>
+            </w:r>
+            <w:proofErr w:type="spellStart"/>
+            <w:r>
+              <w:rPr>
+                <w:b/>
+                <w:bCs/>
+              </w:rPr>
+              <w:t>internalId</w:t>
+            </w:r>
+            <w:proofErr w:type="spellEnd"/>
+            <w:r>
+              <w:rPr>
+                <w:b/>
+                <w:bCs/>
+              </w:rPr>
+              <w:t xml:space="preserve"> is required</w:t>
+            </w:r>
           </w:p>
         </w:tc>
       </w:tr>
@@ -1543,6 +2327,15 @@
                 <w:bCs/>
               </w:rPr>
             </w:pPr>
+            <w:proofErr w:type="spellStart"/>
+            <w:r>
+              <w:rPr>
+                <w:b/>
+                <w:bCs/>
+              </w:rPr>
+              <w:t>StandaloneWebAssembly</w:t>
+            </w:r>
+            <w:proofErr w:type="spellEnd"/>
           </w:p>
         </w:tc>
         <w:tc>
@@ -1556,6 +2349,13 @@
                 <w:bCs/>
               </w:rPr>
             </w:pPr>
+            <w:r>
+              <w:rPr>
+                <w:b/>
+                <w:bCs/>
+              </w:rPr>
+              <w:t>Pass</w:t>
+            </w:r>
           </w:p>
         </w:tc>
         <w:tc>
@@ -1569,10 +2369,34 @@
                 <w:bCs/>
               </w:rPr>
             </w:pPr>
+            <w:r>
+              <w:rPr>
+                <w:b/>
+                <w:bCs/>
+              </w:rPr>
+              <w:t>Input Without @ref Returns __</w:t>
+            </w:r>
+            <w:proofErr w:type="spellStart"/>
+            <w:r>
+              <w:rPr>
+                <w:b/>
+                <w:bCs/>
+              </w:rPr>
+              <w:t>internalId</w:t>
+            </w:r>
+            <w:proofErr w:type="spellEnd"/>
+            <w:r>
+              <w:rPr>
+                <w:b/>
+                <w:bCs/>
+              </w:rPr>
+              <w:t xml:space="preserve"> is required</w:t>
+            </w:r>
           </w:p>
         </w:tc>
       </w:tr>
     </w:tbl>
+    <w:p/>
     <w:p/>
     <w:sectPr>
       <w:pgSz w:w="12240" w:h="15840"/>
@@ -1984,7 +2808,7 @@
   <w:style w:type="paragraph" w:default="1" w:styleId="Normal">
     <w:name w:val="Normal"/>
     <w:qFormat/>
-    <w:rsid w:val="00296E03"/>
+    <w:rsid w:val="007A7613"/>
   </w:style>
   <w:style w:type="paragraph" w:styleId="Heading1">
     <w:name w:val="heading 1"/>

--- a/Evidence/JavaScript Functions Can Return ElementReference to .NET.docx
+++ b/Evidence/JavaScript Functions Can Return ElementReference to .NET.docx
@@ -2,10 +2,232 @@
 <file path=word/document.xml><?xml version="1.0" encoding="utf-8"?>
 <w:document xmlns:wpc="http://schemas.microsoft.com/office/word/2010/wordprocessingCanvas" xmlns:cx="http://schemas.microsoft.com/office/drawing/2014/chartex" xmlns:cx1="http://schemas.microsoft.com/office/drawing/2015/9/8/chartex" xmlns:cx2="http://schemas.microsoft.com/office/drawing/2015/10/21/chartex" xmlns:cx3="http://schemas.microsoft.com/office/drawing/2016/5/9/chartex" xmlns:cx4="http://schemas.microsoft.com/office/drawing/2016/5/10/chartex" xmlns:cx5="http://schemas.microsoft.com/office/drawing/2016/5/11/chartex" xmlns:cx6="http://schemas.microsoft.com/office/drawing/2016/5/12/chartex" xmlns:cx7="http://schemas.microsoft.com/office/drawing/2016/5/13/chartex" xmlns:cx8="http://schemas.microsoft.com/office/drawing/2016/5/14/chartex" xmlns:mc="http://schemas.openxmlformats.org/markup-compatibility/2006" xmlns:aink="http://schemas.microsoft.com/office/drawing/2016/ink" xmlns:am3d="http://schemas.microsoft.com/office/drawing/2017/model3d" xmlns:o="urn:schemas-microsoft-com:office:office" xmlns:oel="http://schemas.microsoft.com/office/2019/extlst" xmlns:r="http://schemas.openxmlformats.org/officeDocument/2006/relationships" xmlns:m="http://schemas.openxmlformats.org/officeDocument/2006/math" xmlns:v="urn:schemas-microsoft-com:vml" xmlns:wp14="http://schemas.microsoft.com/office/word/2010/wordprocessingDrawing" xmlns:wp="http://schemas.openxmlformats.org/drawingml/2006/wordprocessingDrawing" xmlns:w10="urn:schemas-microsoft-com:office:word" xmlns:w="http://schemas.openxmlformats.org/wordprocessingml/2006/main" xmlns:w14="http://schemas.microsoft.com/office/word/2010/wordml" xmlns:w15="http://schemas.microsoft.com/office/word/2012/wordml" xmlns:w16cex="http://schemas.microsoft.com/office/word/2018/wordml/cex" xmlns:w16cid="http://schemas.microsoft.com/office/word/2016/wordml/cid" xmlns:w16="http://schemas.microsoft.com/office/word/2018/wordml" xmlns:w16du="http://schemas.microsoft.com/office/word/2023/wordml/word16du" xmlns:w16sdtdh="http://schemas.microsoft.com/office/word/2020/wordml/sdtdatahash" xmlns:w16sdtfl="http://schemas.microsoft.com/office/word/2024/wordml/sdtformatlock" xmlns:w16se="http://schemas.microsoft.com/office/word/2015/wordml/symex" xmlns:wpg="http://schemas.microsoft.com/office/word/2010/wordprocessingGroup" xmlns:wpi="http://schemas.microsoft.com/office/word/2010/wordprocessingInk" xmlns:wne="http://schemas.microsoft.com/office/word/2006/wordml" xmlns:wps="http://schemas.microsoft.com/office/word/2010/wordprocessingShape" mc:Ignorable="w14 w15 w16se w16cid w16 w16cex w16sdtdh w16sdtfl w16du wp14">
   <w:body>
+    <w:p>
+      <w:pPr>
+        <w:rPr>
+          <w:b/>
+          <w:bCs/>
+          <w:sz w:val="30"/>
+          <w:szCs w:val="30"/>
+        </w:rPr>
+      </w:pPr>
+      <w:r>
+        <w:rPr>
+          <w:b/>
+          <w:bCs/>
+          <w:sz w:val="30"/>
+          <w:szCs w:val="30"/>
+        </w:rPr>
+        <w:t>Test Report</w:t>
+      </w:r>
+    </w:p>
+    <w:p>
+      <w:r>
+        <w:rPr>
+          <w:b/>
+          <w:bCs/>
+        </w:rPr>
+        <w:t>Issue:</w:t>
+      </w:r>
+      <w:r>
+        <w:t xml:space="preserve"> </w:t>
+      </w:r>
+      <w:r>
+        <w:rPr>
+          <w:b/>
+          <w:bCs/>
+        </w:rPr>
+        <w:t xml:space="preserve">[Validation] JavaScript functions can return </w:t>
+      </w:r>
+      <w:proofErr w:type="spellStart"/>
+      <w:r>
+        <w:rPr>
+          <w:b/>
+          <w:bCs/>
+        </w:rPr>
+        <w:t>ElementReference</w:t>
+      </w:r>
+      <w:proofErr w:type="spellEnd"/>
+      <w:r>
+        <w:rPr>
+          <w:b/>
+          <w:bCs/>
+        </w:rPr>
+        <w:t xml:space="preserve"> to </w:t>
+      </w:r>
+      <w:proofErr w:type="gramStart"/>
+      <w:r>
+        <w:rPr>
+          <w:b/>
+          <w:bCs/>
+        </w:rPr>
+        <w:t>.NET</w:t>
+      </w:r>
+      <w:r>
+        <w:rPr>
+          <w:b/>
+          <w:bCs/>
+        </w:rPr>
+        <w:t xml:space="preserve"> (#</w:t>
+      </w:r>
+      <w:proofErr w:type="gramEnd"/>
+      <w:r>
+        <w:rPr>
+          <w:b/>
+          <w:bCs/>
+        </w:rPr>
+        <w:t>69159</w:t>
+      </w:r>
+      <w:r>
+        <w:rPr>
+          <w:b/>
+          <w:bCs/>
+        </w:rPr>
+        <w:t>)</w:t>
+      </w:r>
+    </w:p>
+    <w:p>
+      <w:r>
+        <w:rPr>
+          <w:b/>
+          <w:bCs/>
+        </w:rPr>
+        <w:t>Build tested:</w:t>
+      </w:r>
+      <w:r>
+        <w:t xml:space="preserve"> 11.0.100-preview.7.26381.103</w:t>
+      </w:r>
+    </w:p>
+    <w:p>
+      <w:r>
+        <w:rPr>
+          <w:b/>
+          <w:bCs/>
+        </w:rPr>
+        <w:t>Configurations tested:</w:t>
+      </w:r>
+      <w:r>
+        <w:t xml:space="preserve"> </w:t>
+      </w:r>
+      <w:r>
+        <w:t>Interactive Server</w:t>
+      </w:r>
+      <w:r>
+        <w:t xml:space="preserve">, </w:t>
+      </w:r>
+      <w:r>
+        <w:t xml:space="preserve">Interactive </w:t>
+      </w:r>
+      <w:proofErr w:type="spellStart"/>
+      <w:r>
+        <w:t>WebAssembly</w:t>
+      </w:r>
+      <w:proofErr w:type="spellEnd"/>
+      <w:r>
+        <w:t xml:space="preserve"> and </w:t>
+      </w:r>
+      <w:r>
+        <w:t xml:space="preserve">Standalone </w:t>
+      </w:r>
+      <w:proofErr w:type="spellStart"/>
+      <w:r>
+        <w:t>WebAssembly</w:t>
+      </w:r>
+      <w:proofErr w:type="spellEnd"/>
+    </w:p>
+    <w:p>
+      <w:r>
+        <w:rPr>
+          <w:b/>
+          <w:bCs/>
+        </w:rPr>
+        <w:t>OS, browser</w:t>
+      </w:r>
+      <w:r>
+        <w:rPr>
+          <w:b/>
+          <w:bCs/>
+        </w:rPr>
+        <w:t>, IDE</w:t>
+      </w:r>
+      <w:r>
+        <w:rPr>
+          <w:b/>
+          <w:bCs/>
+        </w:rPr>
+        <w:t>:</w:t>
+      </w:r>
+      <w:r>
+        <w:t xml:space="preserve"> </w:t>
+      </w:r>
+      <w:r>
+        <w:t>Windows</w:t>
+      </w:r>
+      <w:r>
+        <w:t xml:space="preserve">, </w:t>
+      </w:r>
+      <w:r>
+        <w:t>Microsoft Edge</w:t>
+      </w:r>
+      <w:r>
+        <w:t>, VS Code</w:t>
+      </w:r>
+    </w:p>
+    <w:p>
+      <w:r>
+        <w:rPr>
+          <w:b/>
+          <w:bCs/>
+        </w:rPr>
+        <w:t>Sample app:</w:t>
+      </w:r>
+      <w:r>
+        <w:t xml:space="preserve"> </w:t>
+      </w:r>
+      <w:hyperlink r:id="rId4" w:history="1">
+        <w:r>
+          <w:rPr>
+            <w:rStyle w:val="Hyperlink"/>
+          </w:rPr>
+          <w:t>https://github.com/Vinoth2562000/ElementReferenceReturn</w:t>
+        </w:r>
+      </w:hyperlink>
+      <w:r>
+        <w:t xml:space="preserve"> </w:t>
+      </w:r>
+    </w:p>
+    <w:p>
+      <w:r>
+        <w:rPr>
+          <w:b/>
+          <w:bCs/>
+        </w:rPr>
+        <w:t>Outcome:</w:t>
+      </w:r>
+      <w:r>
+        <w:t xml:space="preserve"> Works</w:t>
+      </w:r>
+    </w:p>
     <w:p/>
-    <w:p/>
-    <w:p/>
-    <w:p/>
+    <w:p>
+      <w:pPr>
+        <w:rPr>
+          <w:b/>
+          <w:bCs/>
+          <w:sz w:val="30"/>
+          <w:szCs w:val="30"/>
+        </w:rPr>
+      </w:pPr>
+      <w:r>
+        <w:rPr>
+          <w:b/>
+          <w:bCs/>
+          <w:sz w:val="30"/>
+          <w:szCs w:val="30"/>
+        </w:rPr>
+        <w:t>Checks:</w:t>
+      </w:r>
+    </w:p>
     <w:tbl>
       <w:tblPr>
         <w:tblStyle w:val="TableGrid"/>
@@ -187,15 +409,18 @@
                 <w:bCs/>
               </w:rPr>
             </w:pPr>
-            <w:proofErr w:type="spellStart"/>
-            <w:r>
-              <w:rPr>
-                <w:b/>
-                <w:bCs/>
-              </w:rPr>
-              <w:t>JS_Selected_Input_To_ElementReference</w:t>
-            </w:r>
-            <w:proofErr w:type="spellEnd"/>
+            <w:hyperlink r:id="rId5" w:history="1">
+              <w:proofErr w:type="spellStart"/>
+              <w:r>
+                <w:rPr>
+                  <w:rStyle w:val="Hyperlink"/>
+                  <w:b/>
+                  <w:bCs/>
+                </w:rPr>
+                <w:t>JS_Selected_Input_To_ElementReference</w:t>
+              </w:r>
+              <w:proofErr w:type="spellEnd"/>
+            </w:hyperlink>
           </w:p>
         </w:tc>
       </w:tr>
@@ -449,29 +674,34 @@
                 <w:bCs/>
               </w:rPr>
             </w:pPr>
-            <w:r>
-              <w:rPr>
-                <w:b/>
-                <w:bCs/>
-              </w:rPr>
-              <w:t xml:space="preserve">Style Application </w:t>
-            </w:r>
-            <w:proofErr w:type="gramStart"/>
-            <w:r>
-              <w:rPr>
-                <w:b/>
-                <w:bCs/>
-              </w:rPr>
-              <w:t>on</w:t>
-            </w:r>
-            <w:proofErr w:type="gramEnd"/>
-            <w:r>
-              <w:rPr>
-                <w:b/>
-                <w:bCs/>
-              </w:rPr>
-              <w:t xml:space="preserve"> Dynamically Selected Input</w:t>
-            </w:r>
+            <w:hyperlink r:id="rId6" w:history="1">
+              <w:r>
+                <w:rPr>
+                  <w:rStyle w:val="Hyperlink"/>
+                  <w:b/>
+                  <w:bCs/>
+                </w:rPr>
+                <w:t xml:space="preserve">Style Application </w:t>
+              </w:r>
+              <w:proofErr w:type="gramStart"/>
+              <w:r>
+                <w:rPr>
+                  <w:rStyle w:val="Hyperlink"/>
+                  <w:b/>
+                  <w:bCs/>
+                </w:rPr>
+                <w:t>on</w:t>
+              </w:r>
+              <w:proofErr w:type="gramEnd"/>
+              <w:r>
+                <w:rPr>
+                  <w:rStyle w:val="Hyperlink"/>
+                  <w:b/>
+                  <w:bCs/>
+                </w:rPr>
+                <w:t xml:space="preserve"> Dynamically Selected Input</w:t>
+              </w:r>
+            </w:hyperlink>
           </w:p>
         </w:tc>
       </w:tr>
@@ -570,29 +800,34 @@
                 <w:bCs/>
               </w:rPr>
             </w:pPr>
-            <w:r>
-              <w:rPr>
-                <w:b/>
-                <w:bCs/>
-              </w:rPr>
-              <w:t xml:space="preserve">Style Application </w:t>
-            </w:r>
-            <w:proofErr w:type="gramStart"/>
-            <w:r>
-              <w:rPr>
-                <w:b/>
-                <w:bCs/>
-              </w:rPr>
-              <w:t>on</w:t>
-            </w:r>
-            <w:proofErr w:type="gramEnd"/>
-            <w:r>
-              <w:rPr>
-                <w:b/>
-                <w:bCs/>
-              </w:rPr>
-              <w:t xml:space="preserve"> Dynamically Selected Input</w:t>
-            </w:r>
+            <w:hyperlink r:id="rId7" w:history="1">
+              <w:r>
+                <w:rPr>
+                  <w:rStyle w:val="Hyperlink"/>
+                  <w:b/>
+                  <w:bCs/>
+                </w:rPr>
+                <w:t xml:space="preserve">Style Application </w:t>
+              </w:r>
+              <w:proofErr w:type="gramStart"/>
+              <w:r>
+                <w:rPr>
+                  <w:rStyle w:val="Hyperlink"/>
+                  <w:b/>
+                  <w:bCs/>
+                </w:rPr>
+                <w:t>on</w:t>
+              </w:r>
+              <w:proofErr w:type="gramEnd"/>
+              <w:r>
+                <w:rPr>
+                  <w:rStyle w:val="Hyperlink"/>
+                  <w:b/>
+                  <w:bCs/>
+                </w:rPr>
+                <w:t xml:space="preserve"> Dynamically Selected Input</w:t>
+              </w:r>
+            </w:hyperlink>
           </w:p>
         </w:tc>
       </w:tr>
@@ -647,6 +882,7 @@
                 <w:b/>
                 <w:bCs/>
               </w:rPr>
+              <w:lastRenderedPageBreak/>
               <w:t>StandaloneWebAssembly</w:t>
             </w:r>
             <w:proofErr w:type="spellEnd"/>
@@ -668,6 +904,7 @@
                 <w:b/>
                 <w:bCs/>
               </w:rPr>
+              <w:lastRenderedPageBreak/>
               <w:t>Pass</w:t>
             </w:r>
           </w:p>
@@ -683,29 +920,34 @@
                 <w:bCs/>
               </w:rPr>
             </w:pPr>
-            <w:r>
-              <w:rPr>
-                <w:b/>
-                <w:bCs/>
-              </w:rPr>
-              <w:t xml:space="preserve">Style Application </w:t>
-            </w:r>
-            <w:proofErr w:type="gramStart"/>
-            <w:r>
-              <w:rPr>
-                <w:b/>
-                <w:bCs/>
-              </w:rPr>
-              <w:t>on</w:t>
-            </w:r>
-            <w:proofErr w:type="gramEnd"/>
-            <w:r>
-              <w:rPr>
-                <w:b/>
-                <w:bCs/>
-              </w:rPr>
-              <w:t xml:space="preserve"> Dynamically Selected Input</w:t>
-            </w:r>
+            <w:hyperlink r:id="rId8" w:history="1">
+              <w:r>
+                <w:rPr>
+                  <w:rStyle w:val="Hyperlink"/>
+                  <w:b/>
+                  <w:bCs/>
+                </w:rPr>
+                <w:t xml:space="preserve">Style Application </w:t>
+              </w:r>
+              <w:proofErr w:type="gramStart"/>
+              <w:r>
+                <w:rPr>
+                  <w:rStyle w:val="Hyperlink"/>
+                  <w:b/>
+                  <w:bCs/>
+                </w:rPr>
+                <w:t>on</w:t>
+              </w:r>
+              <w:proofErr w:type="gramEnd"/>
+              <w:r>
+                <w:rPr>
+                  <w:rStyle w:val="Hyperlink"/>
+                  <w:b/>
+                  <w:bCs/>
+                </w:rPr>
+                <w:t xml:space="preserve"> Dynamically Selected Input</w:t>
+              </w:r>
+            </w:hyperlink>
           </w:p>
         </w:tc>
       </w:tr>
@@ -766,7 +1008,6 @@
                 <w:b/>
                 <w:bCs/>
               </w:rPr>
-              <w:lastRenderedPageBreak/>
               <w:t>Interactive Server</w:t>
             </w:r>
           </w:p>
@@ -802,13 +1043,16 @@
                 <w:bCs/>
               </w:rPr>
             </w:pPr>
-            <w:r>
-              <w:rPr>
-                <w:b/>
-                <w:bCs/>
-              </w:rPr>
-              <w:t>Captured Input Return Fails on .NET 10</w:t>
-            </w:r>
+            <w:hyperlink r:id="rId9" w:history="1">
+              <w:r>
+                <w:rPr>
+                  <w:rStyle w:val="Hyperlink"/>
+                  <w:b/>
+                  <w:bCs/>
+                </w:rPr>
+                <w:t>Captured Input Return Fails on .NET 10</w:t>
+              </w:r>
+            </w:hyperlink>
           </w:p>
         </w:tc>
       </w:tr>
@@ -883,13 +1127,16 @@
                 <w:bCs/>
               </w:rPr>
             </w:pPr>
-            <w:r>
-              <w:rPr>
-                <w:b/>
-                <w:bCs/>
-              </w:rPr>
-              <w:t>Captured Input Return Fails on .NET 10</w:t>
-            </w:r>
+            <w:hyperlink r:id="rId10" w:history="1">
+              <w:r>
+                <w:rPr>
+                  <w:rStyle w:val="Hyperlink"/>
+                  <w:b/>
+                  <w:bCs/>
+                </w:rPr>
+                <w:t>Captured Input Return Fails on .NET 10</w:t>
+              </w:r>
+            </w:hyperlink>
           </w:p>
         </w:tc>
       </w:tr>
@@ -964,19 +1211,22 @@
                 <w:bCs/>
               </w:rPr>
             </w:pPr>
-            <w:r>
-              <w:rPr>
-                <w:b/>
-                <w:bCs/>
-              </w:rPr>
-              <w:t>Captured Input Return Fails on .NET 10</w:t>
-            </w:r>
+            <w:hyperlink r:id="rId11" w:history="1">
+              <w:r>
+                <w:rPr>
+                  <w:rStyle w:val="Hyperlink"/>
+                  <w:b/>
+                  <w:bCs/>
+                </w:rPr>
+                <w:t>Captured Input Return Fails on .NET 10</w:t>
+              </w:r>
+            </w:hyperlink>
           </w:p>
         </w:tc>
       </w:tr>
       <w:tr>
         <w:trPr>
-          <w:trHeight w:val="1970"/>
+          <w:trHeight w:val="3896"/>
         </w:trPr>
         <w:tc>
           <w:tcPr>
@@ -1216,13 +1466,16 @@
                       <w:bCs/>
                     </w:rPr>
                   </w:pPr>
-                  <w:r>
-                    <w:rPr>
-                      <w:b/>
-                      <w:bCs/>
-                    </w:rPr>
-                    <w:t>.NET 10 - Captured Input Return Failure</w:t>
-                  </w:r>
+                  <w:hyperlink r:id="rId12" w:history="1">
+                    <w:r>
+                      <w:rPr>
+                        <w:rStyle w:val="Hyperlink"/>
+                        <w:b/>
+                        <w:bCs/>
+                      </w:rPr>
+                      <w:t>.NET 10 - Captured Input Return Failure</w:t>
+                    </w:r>
+                  </w:hyperlink>
                   <w:r>
                     <w:rPr>
                       <w:b/>
@@ -1298,13 +1551,16 @@
                       <w:bCs/>
                     </w:rPr>
                   </w:pPr>
-                  <w:r>
-                    <w:rPr>
-                      <w:b/>
-                      <w:bCs/>
-                    </w:rPr>
-                    <w:t>.NET 11 - Captured Input Return Success</w:t>
-                  </w:r>
+                  <w:hyperlink r:id="rId13" w:history="1">
+                    <w:r>
+                      <w:rPr>
+                        <w:rStyle w:val="Hyperlink"/>
+                        <w:b/>
+                        <w:bCs/>
+                      </w:rPr>
+                      <w:t>.NET 11 - Captured Input Return Success</w:t>
+                    </w:r>
+                  </w:hyperlink>
                 </w:p>
                 <w:p>
                   <w:pPr>
@@ -1338,7 +1594,7 @@
       </w:tr>
       <w:tr>
         <w:trPr>
-          <w:trHeight w:val="2683"/>
+          <w:trHeight w:val="710"/>
         </w:trPr>
         <w:tc>
           <w:tcPr>
@@ -1572,13 +1828,16 @@
                       <w:bCs/>
                     </w:rPr>
                   </w:pPr>
-                  <w:r>
-                    <w:rPr>
-                      <w:b/>
-                      <w:bCs/>
-                    </w:rPr>
-                    <w:t>.NET 10 - Captured Input Return Failure</w:t>
-                  </w:r>
+                  <w:hyperlink r:id="rId14" w:history="1">
+                    <w:r>
+                      <w:rPr>
+                        <w:rStyle w:val="Hyperlink"/>
+                        <w:b/>
+                        <w:bCs/>
+                      </w:rPr>
+                      <w:t>.NET 10 - Captured Input Return Failure</w:t>
+                    </w:r>
+                  </w:hyperlink>
                   <w:r>
                     <w:rPr>
                       <w:b/>
@@ -1654,13 +1913,16 @@
                       <w:bCs/>
                     </w:rPr>
                   </w:pPr>
-                  <w:r>
-                    <w:rPr>
-                      <w:b/>
-                      <w:bCs/>
-                    </w:rPr>
-                    <w:t>.NET 11 - Captured Input Return Success</w:t>
-                  </w:r>
+                  <w:hyperlink r:id="rId15" w:history="1">
+                    <w:r>
+                      <w:rPr>
+                        <w:rStyle w:val="Hyperlink"/>
+                        <w:b/>
+                        <w:bCs/>
+                      </w:rPr>
+                      <w:t>.NET 11 - Captured Input Return Success</w:t>
+                    </w:r>
+                  </w:hyperlink>
                 </w:p>
                 <w:p>
                   <w:pPr>
@@ -1920,13 +2182,16 @@
                       <w:bCs/>
                     </w:rPr>
                   </w:pPr>
-                  <w:r>
-                    <w:rPr>
-                      <w:b/>
-                      <w:bCs/>
-                    </w:rPr>
-                    <w:t>.NET 10 - Captured Input Return Failure</w:t>
-                  </w:r>
+                  <w:hyperlink r:id="rId16" w:history="1">
+                    <w:r>
+                      <w:rPr>
+                        <w:rStyle w:val="Hyperlink"/>
+                        <w:b/>
+                        <w:bCs/>
+                      </w:rPr>
+                      <w:t>.NET 10 - Captured Input Return Failure</w:t>
+                    </w:r>
+                  </w:hyperlink>
                   <w:r>
                     <w:rPr>
                       <w:b/>
@@ -2002,21 +2267,16 @@
                       <w:bCs/>
                     </w:rPr>
                   </w:pPr>
-                  <w:r>
-                    <w:rPr>
-                      <w:b/>
-                      <w:bCs/>
-                    </w:rPr>
-                    <w:t xml:space="preserve">.NET 11 - Captured </w:t>
-                  </w:r>
-                  <w:r>
-                    <w:rPr>
-                      <w:b/>
-                      <w:bCs/>
-                    </w:rPr>
-                    <w:lastRenderedPageBreak/>
-                    <w:t>Input Return Success</w:t>
-                  </w:r>
+                  <w:hyperlink r:id="rId17" w:history="1">
+                    <w:r>
+                      <w:rPr>
+                        <w:rStyle w:val="Hyperlink"/>
+                        <w:b/>
+                        <w:bCs/>
+                      </w:rPr>
+                      <w:t>.NET 11 - Captured Input Return Success</w:t>
+                    </w:r>
+                  </w:hyperlink>
                 </w:p>
                 <w:p>
                   <w:pPr>
@@ -2059,7 +2319,6 @@
           </w:tcPr>
           <w:p>
             <w:r>
-              <w:lastRenderedPageBreak/>
               <w:t>5</w:t>
             </w:r>
           </w:p>
@@ -2159,29 +2418,34 @@
                 <w:bCs/>
               </w:rPr>
             </w:pPr>
-            <w:r>
-              <w:rPr>
-                <w:b/>
-                <w:bCs/>
-              </w:rPr>
-              <w:t>Input Without @ref Returns __</w:t>
-            </w:r>
-            <w:proofErr w:type="spellStart"/>
-            <w:r>
-              <w:rPr>
-                <w:b/>
-                <w:bCs/>
-              </w:rPr>
-              <w:t>internalId</w:t>
-            </w:r>
-            <w:proofErr w:type="spellEnd"/>
-            <w:r>
-              <w:rPr>
-                <w:b/>
-                <w:bCs/>
-              </w:rPr>
-              <w:t xml:space="preserve"> is required</w:t>
-            </w:r>
+            <w:hyperlink r:id="rId18" w:history="1">
+              <w:r>
+                <w:rPr>
+                  <w:rStyle w:val="Hyperlink"/>
+                  <w:b/>
+                  <w:bCs/>
+                </w:rPr>
+                <w:t>Input Without @ref Returns __</w:t>
+              </w:r>
+              <w:proofErr w:type="spellStart"/>
+              <w:r>
+                <w:rPr>
+                  <w:rStyle w:val="Hyperlink"/>
+                  <w:b/>
+                  <w:bCs/>
+                </w:rPr>
+                <w:t>internalId</w:t>
+              </w:r>
+              <w:proofErr w:type="spellEnd"/>
+              <w:r>
+                <w:rPr>
+                  <w:rStyle w:val="Hyperlink"/>
+                  <w:b/>
+                  <w:bCs/>
+                </w:rPr>
+                <w:t xml:space="preserve"> is required</w:t>
+              </w:r>
+            </w:hyperlink>
           </w:p>
         </w:tc>
       </w:tr>
@@ -2272,29 +2536,34 @@
                 <w:bCs/>
               </w:rPr>
             </w:pPr>
-            <w:r>
-              <w:rPr>
-                <w:b/>
-                <w:bCs/>
-              </w:rPr>
-              <w:t>Input Without @ref Returns __</w:t>
-            </w:r>
-            <w:proofErr w:type="spellStart"/>
-            <w:r>
-              <w:rPr>
-                <w:b/>
-                <w:bCs/>
-              </w:rPr>
-              <w:t>internalId</w:t>
-            </w:r>
-            <w:proofErr w:type="spellEnd"/>
-            <w:r>
-              <w:rPr>
-                <w:b/>
-                <w:bCs/>
-              </w:rPr>
-              <w:t xml:space="preserve"> is required</w:t>
-            </w:r>
+            <w:hyperlink r:id="rId19" w:history="1">
+              <w:r>
+                <w:rPr>
+                  <w:rStyle w:val="Hyperlink"/>
+                  <w:b/>
+                  <w:bCs/>
+                </w:rPr>
+                <w:t>Input Without @ref Returns __</w:t>
+              </w:r>
+              <w:proofErr w:type="spellStart"/>
+              <w:r>
+                <w:rPr>
+                  <w:rStyle w:val="Hyperlink"/>
+                  <w:b/>
+                  <w:bCs/>
+                </w:rPr>
+                <w:t>internalId</w:t>
+              </w:r>
+              <w:proofErr w:type="spellEnd"/>
+              <w:r>
+                <w:rPr>
+                  <w:rStyle w:val="Hyperlink"/>
+                  <w:b/>
+                  <w:bCs/>
+                </w:rPr>
+                <w:t xml:space="preserve"> is required</w:t>
+              </w:r>
+            </w:hyperlink>
           </w:p>
         </w:tc>
       </w:tr>
@@ -2369,29 +2638,34 @@
                 <w:bCs/>
               </w:rPr>
             </w:pPr>
-            <w:r>
-              <w:rPr>
-                <w:b/>
-                <w:bCs/>
-              </w:rPr>
-              <w:t>Input Without @ref Returns __</w:t>
-            </w:r>
-            <w:proofErr w:type="spellStart"/>
-            <w:r>
-              <w:rPr>
-                <w:b/>
-                <w:bCs/>
-              </w:rPr>
-              <w:t>internalId</w:t>
-            </w:r>
-            <w:proofErr w:type="spellEnd"/>
-            <w:r>
-              <w:rPr>
-                <w:b/>
-                <w:bCs/>
-              </w:rPr>
-              <w:t xml:space="preserve"> is required</w:t>
-            </w:r>
+            <w:hyperlink r:id="rId20" w:history="1">
+              <w:r>
+                <w:rPr>
+                  <w:rStyle w:val="Hyperlink"/>
+                  <w:b/>
+                  <w:bCs/>
+                </w:rPr>
+                <w:t>Input Without @ref Returns __</w:t>
+              </w:r>
+              <w:proofErr w:type="spellStart"/>
+              <w:r>
+                <w:rPr>
+                  <w:rStyle w:val="Hyperlink"/>
+                  <w:b/>
+                  <w:bCs/>
+                </w:rPr>
+                <w:t>internalId</w:t>
+              </w:r>
+              <w:proofErr w:type="spellEnd"/>
+              <w:r>
+                <w:rPr>
+                  <w:rStyle w:val="Hyperlink"/>
+                  <w:b/>
+                  <w:bCs/>
+                </w:rPr>
+                <w:t xml:space="preserve"> is required</w:t>
+              </w:r>
+            </w:hyperlink>
           </w:p>
         </w:tc>
       </w:tr>
@@ -3355,6 +3629,18 @@
       <w:u w:val="single"/>
     </w:rPr>
   </w:style>
+  <w:style w:type="character" w:styleId="UnresolvedMention">
+    <w:name w:val="Unresolved Mention"/>
+    <w:basedOn w:val="DefaultParagraphFont"/>
+    <w:uiPriority w:val="99"/>
+    <w:semiHidden/>
+    <w:unhideWhenUsed/>
+    <w:rsid w:val="007A6389"/>
+    <w:rPr>
+      <w:color w:val="605E5C"/>
+      <w:shd w:val="clear" w:color="auto" w:fill="E1DFDD"/>
+    </w:rPr>
+  </w:style>
 </w:styles>
 </file>
 

--- a/Evidence/JavaScript Functions Can Return ElementReference to .NET.docx
+++ b/Evidence/JavaScript Functions Can Return ElementReference to .NET.docx
@@ -141,6 +141,18 @@
           <w:b/>
           <w:bCs/>
         </w:rPr>
+        <w:t>Also exercised:</w:t>
+      </w:r>
+      <w:r>
+        <w:t xml:space="preserve"> An existing .NET 10 app upgraded to .NET 11</w:t>
+      </w:r>
+    </w:p>
+    <w:p>
+      <w:r>
+        <w:rPr>
+          <w:b/>
+          <w:bCs/>
+        </w:rPr>
         <w:t>OS, browser</w:t>
       </w:r>
       <w:r>
@@ -184,7 +196,7 @@
       <w:r>
         <w:t xml:space="preserve"> </w:t>
       </w:r>
-      <w:hyperlink r:id="rId4" w:history="1">
+      <w:hyperlink r:id="rId5" w:history="1">
         <w:r>
           <w:rPr>
             <w:rStyle w:val="Hyperlink"/>
@@ -409,7 +421,7 @@
                 <w:bCs/>
               </w:rPr>
             </w:pPr>
-            <w:hyperlink r:id="rId5" w:history="1">
+            <w:hyperlink r:id="rId6" w:history="1">
               <w:proofErr w:type="spellStart"/>
               <w:r>
                 <w:rPr>
@@ -633,132 +645,6 @@
                 <w:bCs/>
               </w:rPr>
             </w:pPr>
-          </w:p>
-          <w:p>
-            <w:pPr>
-              <w:rPr>
-                <w:b/>
-                <w:bCs/>
-              </w:rPr>
-            </w:pPr>
-          </w:p>
-        </w:tc>
-        <w:tc>
-          <w:tcPr>
-            <w:tcW w:w="1170" w:type="dxa"/>
-          </w:tcPr>
-          <w:p>
-            <w:pPr>
-              <w:rPr>
-                <w:b/>
-                <w:bCs/>
-              </w:rPr>
-            </w:pPr>
-            <w:r>
-              <w:rPr>
-                <w:b/>
-                <w:bCs/>
-              </w:rPr>
-              <w:t>Pass</w:t>
-            </w:r>
-          </w:p>
-        </w:tc>
-        <w:tc>
-          <w:tcPr>
-            <w:tcW w:w="3330" w:type="dxa"/>
-          </w:tcPr>
-          <w:p>
-            <w:pPr>
-              <w:rPr>
-                <w:b/>
-                <w:bCs/>
-              </w:rPr>
-            </w:pPr>
-            <w:hyperlink r:id="rId6" w:history="1">
-              <w:r>
-                <w:rPr>
-                  <w:rStyle w:val="Hyperlink"/>
-                  <w:b/>
-                  <w:bCs/>
-                </w:rPr>
-                <w:t xml:space="preserve">Style Application </w:t>
-              </w:r>
-              <w:proofErr w:type="gramStart"/>
-              <w:r>
-                <w:rPr>
-                  <w:rStyle w:val="Hyperlink"/>
-                  <w:b/>
-                  <w:bCs/>
-                </w:rPr>
-                <w:t>on</w:t>
-              </w:r>
-              <w:proofErr w:type="gramEnd"/>
-              <w:r>
-                <w:rPr>
-                  <w:rStyle w:val="Hyperlink"/>
-                  <w:b/>
-                  <w:bCs/>
-                </w:rPr>
-                <w:t xml:space="preserve"> Dynamically Selected Input</w:t>
-              </w:r>
-            </w:hyperlink>
-          </w:p>
-        </w:tc>
-      </w:tr>
-      <w:tr>
-        <w:trPr>
-          <w:trHeight w:val="1054"/>
-        </w:trPr>
-        <w:tc>
-          <w:tcPr>
-            <w:tcW w:w="785" w:type="dxa"/>
-            <w:vMerge/>
-          </w:tcPr>
-          <w:p/>
-        </w:tc>
-        <w:tc>
-          <w:tcPr>
-            <w:tcW w:w="2185" w:type="dxa"/>
-            <w:vMerge/>
-          </w:tcPr>
-          <w:p/>
-        </w:tc>
-        <w:tc>
-          <w:tcPr>
-            <w:tcW w:w="1620" w:type="dxa"/>
-          </w:tcPr>
-          <w:p>
-            <w:pPr>
-              <w:rPr>
-                <w:b/>
-                <w:bCs/>
-              </w:rPr>
-            </w:pPr>
-          </w:p>
-          <w:p>
-            <w:pPr>
-              <w:rPr>
-                <w:b/>
-                <w:bCs/>
-              </w:rPr>
-            </w:pPr>
-          </w:p>
-          <w:p>
-            <w:pPr>
-              <w:rPr>
-                <w:b/>
-                <w:bCs/>
-              </w:rPr>
-            </w:pPr>
-            <w:proofErr w:type="spellStart"/>
-            <w:r>
-              <w:rPr>
-                <w:b/>
-                <w:bCs/>
-              </w:rPr>
-              <w:t>InteractiveWebAssembly</w:t>
-            </w:r>
-            <w:proofErr w:type="spellEnd"/>
           </w:p>
           <w:p>
             <w:pPr>
@@ -833,7 +719,7 @@
       </w:tr>
       <w:tr>
         <w:trPr>
-          <w:trHeight w:val="1040"/>
+          <w:trHeight w:val="1054"/>
         </w:trPr>
         <w:tc>
           <w:tcPr>
@@ -882,11 +768,18 @@
                 <w:b/>
                 <w:bCs/>
               </w:rPr>
-              <w:lastRenderedPageBreak/>
-              <w:t>StandaloneWebAssembly</w:t>
+              <w:t>InteractiveWebAssembly</w:t>
             </w:r>
             <w:proofErr w:type="spellEnd"/>
           </w:p>
+          <w:p>
+            <w:pPr>
+              <w:rPr>
+                <w:b/>
+                <w:bCs/>
+              </w:rPr>
+            </w:pPr>
+          </w:p>
         </w:tc>
         <w:tc>
           <w:tcPr>
@@ -904,7 +797,6 @@
                 <w:b/>
                 <w:bCs/>
               </w:rPr>
-              <w:lastRenderedPageBreak/>
               <w:t>Pass</w:t>
             </w:r>
           </w:p>
@@ -953,6 +845,124 @@
       </w:tr>
       <w:tr>
         <w:trPr>
+          <w:trHeight w:val="1040"/>
+        </w:trPr>
+        <w:tc>
+          <w:tcPr>
+            <w:tcW w:w="785" w:type="dxa"/>
+            <w:vMerge/>
+          </w:tcPr>
+          <w:p/>
+        </w:tc>
+        <w:tc>
+          <w:tcPr>
+            <w:tcW w:w="2185" w:type="dxa"/>
+            <w:vMerge/>
+          </w:tcPr>
+          <w:p/>
+        </w:tc>
+        <w:tc>
+          <w:tcPr>
+            <w:tcW w:w="1620" w:type="dxa"/>
+          </w:tcPr>
+          <w:p>
+            <w:pPr>
+              <w:rPr>
+                <w:b/>
+                <w:bCs/>
+              </w:rPr>
+            </w:pPr>
+          </w:p>
+          <w:p>
+            <w:pPr>
+              <w:rPr>
+                <w:b/>
+                <w:bCs/>
+              </w:rPr>
+            </w:pPr>
+          </w:p>
+          <w:p>
+            <w:pPr>
+              <w:rPr>
+                <w:b/>
+                <w:bCs/>
+              </w:rPr>
+            </w:pPr>
+            <w:proofErr w:type="spellStart"/>
+            <w:r>
+              <w:rPr>
+                <w:b/>
+                <w:bCs/>
+              </w:rPr>
+              <w:t>StandaloneWebAssembly</w:t>
+            </w:r>
+            <w:proofErr w:type="spellEnd"/>
+          </w:p>
+        </w:tc>
+        <w:tc>
+          <w:tcPr>
+            <w:tcW w:w="1170" w:type="dxa"/>
+          </w:tcPr>
+          <w:p>
+            <w:pPr>
+              <w:rPr>
+                <w:b/>
+                <w:bCs/>
+              </w:rPr>
+            </w:pPr>
+            <w:r>
+              <w:rPr>
+                <w:b/>
+                <w:bCs/>
+              </w:rPr>
+              <w:t>Pass</w:t>
+            </w:r>
+          </w:p>
+        </w:tc>
+        <w:tc>
+          <w:tcPr>
+            <w:tcW w:w="3330" w:type="dxa"/>
+          </w:tcPr>
+          <w:p>
+            <w:pPr>
+              <w:rPr>
+                <w:b/>
+                <w:bCs/>
+              </w:rPr>
+            </w:pPr>
+            <w:hyperlink r:id="rId9" w:history="1">
+              <w:r>
+                <w:rPr>
+                  <w:rStyle w:val="Hyperlink"/>
+                  <w:b/>
+                  <w:bCs/>
+                </w:rPr>
+                <w:t xml:space="preserve">Style Application </w:t>
+              </w:r>
+              <w:proofErr w:type="gramStart"/>
+              <w:r>
+                <w:rPr>
+                  <w:rStyle w:val="Hyperlink"/>
+                  <w:b/>
+                  <w:bCs/>
+                </w:rPr>
+                <w:t>on</w:t>
+              </w:r>
+              <w:proofErr w:type="gramEnd"/>
+              <w:r>
+                <w:rPr>
+                  <w:rStyle w:val="Hyperlink"/>
+                  <w:b/>
+                  <w:bCs/>
+                </w:rPr>
+                <w:t xml:space="preserve"> Dynamically Selected Input</w:t>
+              </w:r>
+            </w:hyperlink>
+          </w:p>
+        </w:tc>
+      </w:tr>
+      <w:tr>
+        <w:trPr>
           <w:trHeight w:val="1014"/>
         </w:trPr>
         <w:tc>
@@ -1010,90 +1020,6 @@
               </w:rPr>
               <w:t>Interactive Server</w:t>
             </w:r>
-          </w:p>
-        </w:tc>
-        <w:tc>
-          <w:tcPr>
-            <w:tcW w:w="1170" w:type="dxa"/>
-          </w:tcPr>
-          <w:p>
-            <w:pPr>
-              <w:rPr>
-                <w:b/>
-                <w:bCs/>
-              </w:rPr>
-            </w:pPr>
-            <w:r>
-              <w:rPr>
-                <w:b/>
-                <w:bCs/>
-              </w:rPr>
-              <w:t>Pass</w:t>
-            </w:r>
-          </w:p>
-        </w:tc>
-        <w:tc>
-          <w:tcPr>
-            <w:tcW w:w="3330" w:type="dxa"/>
-          </w:tcPr>
-          <w:p>
-            <w:pPr>
-              <w:rPr>
-                <w:b/>
-                <w:bCs/>
-              </w:rPr>
-            </w:pPr>
-            <w:hyperlink r:id="rId9" w:history="1">
-              <w:r>
-                <w:rPr>
-                  <w:rStyle w:val="Hyperlink"/>
-                  <w:b/>
-                  <w:bCs/>
-                </w:rPr>
-                <w:t>Captured Input Return Fails on .NET 10</w:t>
-              </w:r>
-            </w:hyperlink>
-          </w:p>
-        </w:tc>
-      </w:tr>
-      <w:tr>
-        <w:trPr>
-          <w:trHeight w:val="1160"/>
-        </w:trPr>
-        <w:tc>
-          <w:tcPr>
-            <w:tcW w:w="785" w:type="dxa"/>
-            <w:vMerge/>
-          </w:tcPr>
-          <w:p/>
-        </w:tc>
-        <w:tc>
-          <w:tcPr>
-            <w:tcW w:w="2185" w:type="dxa"/>
-            <w:vMerge/>
-          </w:tcPr>
-          <w:p/>
-        </w:tc>
-        <w:tc>
-          <w:tcPr>
-            <w:tcW w:w="1620" w:type="dxa"/>
-          </w:tcPr>
-          <w:p>
-            <w:pPr>
-              <w:rPr>
-                <w:b/>
-                <w:bCs/>
-              </w:rPr>
-            </w:pPr>
-            <w:proofErr w:type="spellStart"/>
-            <w:r>
-              <w:rPr>
-                <w:b/>
-                <w:bCs/>
-              </w:rPr>
-              <w:t>InteractiveWebAssembly</w:t>
-            </w:r>
-            <w:proofErr w:type="spellEnd"/>
           </w:p>
         </w:tc>
         <w:tc>
@@ -1142,6 +1068,90 @@
       </w:tr>
       <w:tr>
         <w:trPr>
+          <w:trHeight w:val="1160"/>
+        </w:trPr>
+        <w:tc>
+          <w:tcPr>
+            <w:tcW w:w="785" w:type="dxa"/>
+            <w:vMerge/>
+          </w:tcPr>
+          <w:p/>
+        </w:tc>
+        <w:tc>
+          <w:tcPr>
+            <w:tcW w:w="2185" w:type="dxa"/>
+            <w:vMerge/>
+          </w:tcPr>
+          <w:p/>
+        </w:tc>
+        <w:tc>
+          <w:tcPr>
+            <w:tcW w:w="1620" w:type="dxa"/>
+          </w:tcPr>
+          <w:p>
+            <w:pPr>
+              <w:rPr>
+                <w:b/>
+                <w:bCs/>
+              </w:rPr>
+            </w:pPr>
+            <w:proofErr w:type="spellStart"/>
+            <w:r>
+              <w:rPr>
+                <w:b/>
+                <w:bCs/>
+              </w:rPr>
+              <w:t>InteractiveWebAssembly</w:t>
+            </w:r>
+            <w:proofErr w:type="spellEnd"/>
+          </w:p>
+        </w:tc>
+        <w:tc>
+          <w:tcPr>
+            <w:tcW w:w="1170" w:type="dxa"/>
+          </w:tcPr>
+          <w:p>
+            <w:pPr>
+              <w:rPr>
+                <w:b/>
+                <w:bCs/>
+              </w:rPr>
+            </w:pPr>
+            <w:r>
+              <w:rPr>
+                <w:b/>
+                <w:bCs/>
+              </w:rPr>
+              <w:t>Pass</w:t>
+            </w:r>
+          </w:p>
+        </w:tc>
+        <w:tc>
+          <w:tcPr>
+            <w:tcW w:w="3330" w:type="dxa"/>
+          </w:tcPr>
+          <w:p>
+            <w:pPr>
+              <w:rPr>
+                <w:b/>
+                <w:bCs/>
+              </w:rPr>
+            </w:pPr>
+            <w:hyperlink r:id="rId11" w:history="1">
+              <w:r>
+                <w:rPr>
+                  <w:rStyle w:val="Hyperlink"/>
+                  <w:b/>
+                  <w:bCs/>
+                </w:rPr>
+                <w:t>Captured Input Return Fails on .NET 10</w:t>
+              </w:r>
+            </w:hyperlink>
+          </w:p>
+        </w:tc>
+      </w:tr>
+      <w:tr>
+        <w:trPr>
           <w:trHeight w:val="1027"/>
         </w:trPr>
         <w:tc>
@@ -1211,7 +1221,7 @@
                 <w:bCs/>
               </w:rPr>
             </w:pPr>
-            <w:hyperlink r:id="rId11" w:history="1">
+            <w:hyperlink r:id="rId12" w:history="1">
               <w:r>
                 <w:rPr>
                   <w:rStyle w:val="Hyperlink"/>
@@ -1466,7 +1476,7 @@
                       <w:bCs/>
                     </w:rPr>
                   </w:pPr>
-                  <w:hyperlink r:id="rId12" w:history="1">
+                  <w:hyperlink r:id="rId13" w:history="1">
                     <w:r>
                       <w:rPr>
                         <w:rStyle w:val="Hyperlink"/>
@@ -1551,7 +1561,7 @@
                       <w:bCs/>
                     </w:rPr>
                   </w:pPr>
-                  <w:hyperlink r:id="rId13" w:history="1">
+                  <w:hyperlink r:id="rId14" w:history="1">
                     <w:r>
                       <w:rPr>
                         <w:rStyle w:val="Hyperlink"/>
@@ -1828,7 +1838,7 @@
                       <w:bCs/>
                     </w:rPr>
                   </w:pPr>
-                  <w:hyperlink r:id="rId14" w:history="1">
+                  <w:hyperlink r:id="rId15" w:history="1">
                     <w:r>
                       <w:rPr>
                         <w:rStyle w:val="Hyperlink"/>
@@ -1913,7 +1923,7 @@
                       <w:bCs/>
                     </w:rPr>
                   </w:pPr>
-                  <w:hyperlink r:id="rId15" w:history="1">
+                  <w:hyperlink r:id="rId16" w:history="1">
                     <w:r>
                       <w:rPr>
                         <w:rStyle w:val="Hyperlink"/>
@@ -2182,7 +2192,7 @@
                       <w:bCs/>
                     </w:rPr>
                   </w:pPr>
-                  <w:hyperlink r:id="rId16" w:history="1">
+                  <w:hyperlink r:id="rId17" w:history="1">
                     <w:r>
                       <w:rPr>
                         <w:rStyle w:val="Hyperlink"/>
@@ -2267,7 +2277,7 @@
                       <w:bCs/>
                     </w:rPr>
                   </w:pPr>
-                  <w:hyperlink r:id="rId17" w:history="1">
+                  <w:hyperlink r:id="rId18" w:history="1">
                     <w:r>
                       <w:rPr>
                         <w:rStyle w:val="Hyperlink"/>
@@ -2385,124 +2395,6 @@
                 <w:bCs/>
               </w:rPr>
             </w:pPr>
-          </w:p>
-        </w:tc>
-        <w:tc>
-          <w:tcPr>
-            <w:tcW w:w="1170" w:type="dxa"/>
-          </w:tcPr>
-          <w:p>
-            <w:pPr>
-              <w:rPr>
-                <w:b/>
-                <w:bCs/>
-              </w:rPr>
-            </w:pPr>
-            <w:r>
-              <w:rPr>
-                <w:b/>
-                <w:bCs/>
-              </w:rPr>
-              <w:t>Pass</w:t>
-            </w:r>
-          </w:p>
-        </w:tc>
-        <w:tc>
-          <w:tcPr>
-            <w:tcW w:w="3330" w:type="dxa"/>
-          </w:tcPr>
-          <w:p>
-            <w:pPr>
-              <w:rPr>
-                <w:b/>
-                <w:bCs/>
-              </w:rPr>
-            </w:pPr>
-            <w:hyperlink r:id="rId18" w:history="1">
-              <w:r>
-                <w:rPr>
-                  <w:rStyle w:val="Hyperlink"/>
-                  <w:b/>
-                  <w:bCs/>
-                </w:rPr>
-                <w:t>Input Without @ref Returns __</w:t>
-              </w:r>
-              <w:proofErr w:type="spellStart"/>
-              <w:r>
-                <w:rPr>
-                  <w:rStyle w:val="Hyperlink"/>
-                  <w:b/>
-                  <w:bCs/>
-                </w:rPr>
-                <w:t>internalId</w:t>
-              </w:r>
-              <w:proofErr w:type="spellEnd"/>
-              <w:r>
-                <w:rPr>
-                  <w:rStyle w:val="Hyperlink"/>
-                  <w:b/>
-                  <w:bCs/>
-                </w:rPr>
-                <w:t xml:space="preserve"> is required</w:t>
-              </w:r>
-            </w:hyperlink>
-          </w:p>
-        </w:tc>
-      </w:tr>
-      <w:tr>
-        <w:trPr>
-          <w:trHeight w:val="747"/>
-        </w:trPr>
-        <w:tc>
-          <w:tcPr>
-            <w:tcW w:w="785" w:type="dxa"/>
-            <w:vMerge/>
-          </w:tcPr>
-          <w:p/>
-        </w:tc>
-        <w:tc>
-          <w:tcPr>
-            <w:tcW w:w="2185" w:type="dxa"/>
-            <w:vMerge/>
-          </w:tcPr>
-          <w:p/>
-        </w:tc>
-        <w:tc>
-          <w:tcPr>
-            <w:tcW w:w="1620" w:type="dxa"/>
-          </w:tcPr>
-          <w:p>
-            <w:pPr>
-              <w:rPr>
-                <w:b/>
-                <w:bCs/>
-              </w:rPr>
-            </w:pPr>
-          </w:p>
-          <w:p>
-            <w:pPr>
-              <w:rPr>
-                <w:b/>
-                <w:bCs/>
-              </w:rPr>
-            </w:pPr>
-          </w:p>
-          <w:p>
-            <w:pPr>
-              <w:rPr>
-                <w:b/>
-                <w:bCs/>
-              </w:rPr>
-            </w:pPr>
-            <w:proofErr w:type="spellStart"/>
-            <w:r>
-              <w:rPr>
-                <w:b/>
-                <w:bCs/>
-              </w:rPr>
-              <w:t>InteractiveWebAssembly</w:t>
-            </w:r>
-            <w:proofErr w:type="spellEnd"/>
           </w:p>
         </w:tc>
         <w:tc>
@@ -2596,13 +2488,29 @@
                 <w:bCs/>
               </w:rPr>
             </w:pPr>
+          </w:p>
+          <w:p>
+            <w:pPr>
+              <w:rPr>
+                <w:b/>
+                <w:bCs/>
+              </w:rPr>
+            </w:pPr>
+          </w:p>
+          <w:p>
+            <w:pPr>
+              <w:rPr>
+                <w:b/>
+                <w:bCs/>
+              </w:rPr>
+            </w:pPr>
             <w:proofErr w:type="spellStart"/>
             <w:r>
               <w:rPr>
                 <w:b/>
                 <w:bCs/>
               </w:rPr>
-              <w:t>StandaloneWebAssembly</w:t>
+              <w:t>InteractiveWebAssembly</w:t>
             </w:r>
             <w:proofErr w:type="spellEnd"/>
           </w:p>
@@ -2669,6 +2577,108 @@
           </w:p>
         </w:tc>
       </w:tr>
+      <w:tr>
+        <w:trPr>
+          <w:trHeight w:val="747"/>
+        </w:trPr>
+        <w:tc>
+          <w:tcPr>
+            <w:tcW w:w="785" w:type="dxa"/>
+            <w:vMerge/>
+          </w:tcPr>
+          <w:p/>
+        </w:tc>
+        <w:tc>
+          <w:tcPr>
+            <w:tcW w:w="2185" w:type="dxa"/>
+            <w:vMerge/>
+          </w:tcPr>
+          <w:p/>
+        </w:tc>
+        <w:tc>
+          <w:tcPr>
+            <w:tcW w:w="1620" w:type="dxa"/>
+          </w:tcPr>
+          <w:p>
+            <w:pPr>
+              <w:rPr>
+                <w:b/>
+                <w:bCs/>
+              </w:rPr>
+            </w:pPr>
+            <w:proofErr w:type="spellStart"/>
+            <w:r>
+              <w:rPr>
+                <w:b/>
+                <w:bCs/>
+              </w:rPr>
+              <w:t>StandaloneWebAssembly</w:t>
+            </w:r>
+            <w:proofErr w:type="spellEnd"/>
+          </w:p>
+        </w:tc>
+        <w:tc>
+          <w:tcPr>
+            <w:tcW w:w="1170" w:type="dxa"/>
+          </w:tcPr>
+          <w:p>
+            <w:pPr>
+              <w:rPr>
+                <w:b/>
+                <w:bCs/>
+              </w:rPr>
+            </w:pPr>
+            <w:r>
+              <w:rPr>
+                <w:b/>
+                <w:bCs/>
+              </w:rPr>
+              <w:t>Pass</w:t>
+            </w:r>
+          </w:p>
+        </w:tc>
+        <w:tc>
+          <w:tcPr>
+            <w:tcW w:w="3330" w:type="dxa"/>
+          </w:tcPr>
+          <w:p>
+            <w:pPr>
+              <w:rPr>
+                <w:b/>
+                <w:bCs/>
+              </w:rPr>
+            </w:pPr>
+            <w:hyperlink r:id="rId21" w:history="1">
+              <w:r>
+                <w:rPr>
+                  <w:rStyle w:val="Hyperlink"/>
+                  <w:b/>
+                  <w:bCs/>
+                </w:rPr>
+                <w:t>Input Without @ref Returns __</w:t>
+              </w:r>
+              <w:proofErr w:type="spellStart"/>
+              <w:r>
+                <w:rPr>
+                  <w:rStyle w:val="Hyperlink"/>
+                  <w:b/>
+                  <w:bCs/>
+                </w:rPr>
+                <w:t>internalId</w:t>
+              </w:r>
+              <w:proofErr w:type="spellEnd"/>
+              <w:r>
+                <w:rPr>
+                  <w:rStyle w:val="Hyperlink"/>
+                  <w:b/>
+                  <w:bCs/>
+                </w:rPr>
+                <w:t xml:space="preserve"> is required</w:t>
+              </w:r>
+            </w:hyperlink>
+          </w:p>
+        </w:tc>
+      </w:tr>
     </w:tbl>
     <w:p/>
     <w:p/>
@@ -2680,6 +2690,163 @@
     </w:sectPr>
   </w:body>
 </w:document>
+</file>
+
+<file path=word/numbering.xml><?xml version="1.0" encoding="utf-8"?>
+<w:numbering xmlns:wpc="http://schemas.microsoft.com/office/word/2010/wordprocessingCanvas" xmlns:cx="http://schemas.microsoft.com/office/drawing/2014/chartex" xmlns:cx1="http://schemas.microsoft.com/office/drawing/2015/9/8/chartex" xmlns:cx2="http://schemas.microsoft.com/office/drawing/2015/10/21/chartex" xmlns:cx3="http://schemas.microsoft.com/office/drawing/2016/5/9/chartex" xmlns:cx4="http://schemas.microsoft.com/office/drawing/2016/5/10/chartex" xmlns:cx5="http://schemas.microsoft.com/office/drawing/2016/5/11/chartex" xmlns:cx6="http://schemas.microsoft.com/office/drawing/2016/5/12/chartex" xmlns:cx7="http://schemas.microsoft.com/office/drawing/2016/5/13/chartex" xmlns:cx8="http://schemas.microsoft.com/office/drawing/2016/5/14/chartex" xmlns:mc="http://schemas.openxmlformats.org/markup-compatibility/2006" xmlns:aink="http://schemas.microsoft.com/office/drawing/2016/ink" xmlns:am3d="http://schemas.microsoft.com/office/drawing/2017/model3d" xmlns:o="urn:schemas-microsoft-com:office:office" xmlns:oel="http://schemas.microsoft.com/office/2019/extlst" xmlns:r="http://schemas.openxmlformats.org/officeDocument/2006/relationships" xmlns:m="http://schemas.openxmlformats.org/officeDocument/2006/math" xmlns:v="urn:schemas-microsoft-com:vml" xmlns:wp14="http://schemas.microsoft.com/office/word/2010/wordprocessingDrawing" xmlns:wp="http://schemas.openxmlformats.org/drawingml/2006/wordprocessingDrawing" xmlns:w10="urn:schemas-microsoft-com:office:word" xmlns:w="http://schemas.openxmlformats.org/wordprocessingml/2006/main" xmlns:w14="http://schemas.microsoft.com/office/word/2010/wordml" xmlns:w15="http://schemas.microsoft.com/office/word/2012/wordml" xmlns:w16cex="http://schemas.microsoft.com/office/word/2018/wordml/cex" xmlns:w16cid="http://schemas.microsoft.com/office/word/2016/wordml/cid" xmlns:w16="http://schemas.microsoft.com/office/word/2018/wordml" xmlns:w16du="http://schemas.microsoft.com/office/word/2023/wordml/word16du" xmlns:w16sdtdh="http://schemas.microsoft.com/office/word/2020/wordml/sdtdatahash" xmlns:w16sdtfl="http://schemas.microsoft.com/office/word/2024/wordml/sdtformatlock" xmlns:w16se="http://schemas.microsoft.com/office/word/2015/wordml/symex" xmlns:wpg="http://schemas.microsoft.com/office/word/2010/wordprocessingGroup" xmlns:wpi="http://schemas.microsoft.com/office/word/2010/wordprocessingInk" xmlns:wne="http://schemas.microsoft.com/office/word/2006/wordml" xmlns:wps="http://schemas.microsoft.com/office/word/2010/wordprocessingShape" mc:Ignorable="w14 w15 w16se w16cid w16 w16cex w16sdtdh w16sdtfl w16du wp14">
+  <w:abstractNum w:abstractNumId="0" w15:restartNumberingAfterBreak="0">
+    <w:nsid w:val="579C473A"/>
+    <w:multiLevelType w:val="multilevel"/>
+    <w:tmpl w:val="6336AD3C"/>
+    <w:lvl w:ilvl="0">
+      <w:start w:val="1"/>
+      <w:numFmt w:val="bullet"/>
+      <w:lvlText w:val=""/>
+      <w:lvlJc w:val="left"/>
+      <w:pPr>
+        <w:tabs>
+          <w:tab w:val="num" w:pos="720"/>
+        </w:tabs>
+        <w:ind w:left="720" w:hanging="360"/>
+      </w:pPr>
+      <w:rPr>
+        <w:rFonts w:ascii="Symbol" w:hAnsi="Symbol" w:hint="default"/>
+        <w:sz w:val="20"/>
+      </w:rPr>
+    </w:lvl>
+    <w:lvl w:ilvl="1" w:tentative="1">
+      <w:start w:val="1"/>
+      <w:numFmt w:val="bullet"/>
+      <w:lvlText w:val="o"/>
+      <w:lvlJc w:val="left"/>
+      <w:pPr>
+        <w:tabs>
+          <w:tab w:val="num" w:pos="1440"/>
+        </w:tabs>
+        <w:ind w:left="1440" w:hanging="360"/>
+      </w:pPr>
+      <w:rPr>
+        <w:rFonts w:ascii="Courier New" w:hAnsi="Courier New" w:hint="default"/>
+        <w:sz w:val="20"/>
+      </w:rPr>
+    </w:lvl>
+    <w:lvl w:ilvl="2" w:tentative="1">
+      <w:start w:val="1"/>
+      <w:numFmt w:val="bullet"/>
+      <w:lvlText w:val=""/>
+      <w:lvlJc w:val="left"/>
+      <w:pPr>
+        <w:tabs>
+          <w:tab w:val="num" w:pos="2160"/>
+        </w:tabs>
+        <w:ind w:left="2160" w:hanging="360"/>
+      </w:pPr>
+      <w:rPr>
+        <w:rFonts w:ascii="Wingdings" w:hAnsi="Wingdings" w:hint="default"/>
+        <w:sz w:val="20"/>
+      </w:rPr>
+    </w:lvl>
+    <w:lvl w:ilvl="3" w:tentative="1">
+      <w:start w:val="1"/>
+      <w:numFmt w:val="bullet"/>
+      <w:lvlText w:val=""/>
+      <w:lvlJc w:val="left"/>
+      <w:pPr>
+        <w:tabs>
+          <w:tab w:val="num" w:pos="2880"/>
+        </w:tabs>
+        <w:ind w:left="2880" w:hanging="360"/>
+      </w:pPr>
+      <w:rPr>
+        <w:rFonts w:ascii="Wingdings" w:hAnsi="Wingdings" w:hint="default"/>
+        <w:sz w:val="20"/>
+      </w:rPr>
+    </w:lvl>
+    <w:lvl w:ilvl="4" w:tentative="1">
+      <w:start w:val="1"/>
+      <w:numFmt w:val="bullet"/>
+      <w:lvlText w:val=""/>
+      <w:lvlJc w:val="left"/>
+      <w:pPr>
+        <w:tabs>
+          <w:tab w:val="num" w:pos="3600"/>
+        </w:tabs>
+        <w:ind w:left="3600" w:hanging="360"/>
+      </w:pPr>
+      <w:rPr>
+        <w:rFonts w:ascii="Wingdings" w:hAnsi="Wingdings" w:hint="default"/>
+        <w:sz w:val="20"/>
+      </w:rPr>
+    </w:lvl>
+    <w:lvl w:ilvl="5" w:tentative="1">
+      <w:start w:val="1"/>
+      <w:numFmt w:val="bullet"/>
+      <w:lvlText w:val=""/>
+      <w:lvlJc w:val="left"/>
+      <w:pPr>
+        <w:tabs>
+          <w:tab w:val="num" w:pos="4320"/>
+        </w:tabs>
+        <w:ind w:left="4320" w:hanging="360"/>
+      </w:pPr>
+      <w:rPr>
+        <w:rFonts w:ascii="Wingdings" w:hAnsi="Wingdings" w:hint="default"/>
+        <w:sz w:val="20"/>
+      </w:rPr>
+    </w:lvl>
+    <w:lvl w:ilvl="6" w:tentative="1">
+      <w:start w:val="1"/>
+      <w:numFmt w:val="bullet"/>
+      <w:lvlText w:val=""/>
+      <w:lvlJc w:val="left"/>
+      <w:pPr>
+        <w:tabs>
+          <w:tab w:val="num" w:pos="5040"/>
+        </w:tabs>
+        <w:ind w:left="5040" w:hanging="360"/>
+      </w:pPr>
+      <w:rPr>
+        <w:rFonts w:ascii="Wingdings" w:hAnsi="Wingdings" w:hint="default"/>
+        <w:sz w:val="20"/>
+      </w:rPr>
+    </w:lvl>
+    <w:lvl w:ilvl="7" w:tentative="1">
+      <w:start w:val="1"/>
+      <w:numFmt w:val="bullet"/>
+      <w:lvlText w:val=""/>
+      <w:lvlJc w:val="left"/>
+      <w:pPr>
+        <w:tabs>
+          <w:tab w:val="num" w:pos="5760"/>
+        </w:tabs>
+        <w:ind w:left="5760" w:hanging="360"/>
+      </w:pPr>
+      <w:rPr>
+        <w:rFonts w:ascii="Wingdings" w:hAnsi="Wingdings" w:hint="default"/>
+        <w:sz w:val="20"/>
+      </w:rPr>
+    </w:lvl>
+    <w:lvl w:ilvl="8" w:tentative="1">
+      <w:start w:val="1"/>
+      <w:numFmt w:val="bullet"/>
+      <w:lvlText w:val=""/>
+      <w:lvlJc w:val="left"/>
+      <w:pPr>
+        <w:tabs>
+          <w:tab w:val="num" w:pos="6480"/>
+        </w:tabs>
+        <w:ind w:left="6480" w:hanging="360"/>
+      </w:pPr>
+      <w:rPr>
+        <w:rFonts w:ascii="Wingdings" w:hAnsi="Wingdings" w:hint="default"/>
+        <w:sz w:val="20"/>
+      </w:rPr>
+    </w:lvl>
+  </w:abstractNum>
+  <w:num w:numId="1" w16cid:durableId="599525899">
+    <w:abstractNumId w:val="0"/>
+  </w:num>
+</w:numbering>
 </file>
 
 <file path=word/styles.xml><?xml version="1.0" encoding="utf-8"?>

--- a/Evidence/JavaScript Functions Can Return ElementReference to .NET.docx
+++ b/Evidence/JavaScript Functions Can Return ElementReference to .NET.docx
@@ -61,14 +61,7 @@
           <w:b/>
           <w:bCs/>
         </w:rPr>
-        <w:t>.NET</w:t>
-      </w:r>
-      <w:r>
-        <w:rPr>
-          <w:b/>
-          <w:bCs/>
-        </w:rPr>
-        <w:t xml:space="preserve"> (#</w:t>
+        <w:t>.NET (#</w:t>
       </w:r>
       <w:proofErr w:type="gramEnd"/>
       <w:r>
@@ -76,14 +69,7 @@
           <w:b/>
           <w:bCs/>
         </w:rPr>
-        <w:t>69159</w:t>
-      </w:r>
-      <w:r>
-        <w:rPr>
-          <w:b/>
-          <w:bCs/>
-        </w:rPr>
-        <w:t>)</w:t>
+        <w:t>69159)</w:t>
       </w:r>
     </w:p>
     <w:p>
@@ -367,45 +353,18 @@
             <w:tcW w:w="1620" w:type="dxa"/>
           </w:tcPr>
           <w:p>
-            <w:pPr>
-              <w:rPr>
-                <w:b/>
-                <w:bCs/>
-              </w:rPr>
-            </w:pPr>
-            <w:r>
-              <w:rPr>
-                <w:b/>
-                <w:bCs/>
-              </w:rPr>
+            <w:r>
               <w:t>Interactive Server</w:t>
             </w:r>
           </w:p>
-          <w:p>
-            <w:pPr>
-              <w:rPr>
-                <w:b/>
-                <w:bCs/>
-              </w:rPr>
-            </w:pPr>
-          </w:p>
+          <w:p/>
         </w:tc>
         <w:tc>
           <w:tcPr>
             <w:tcW w:w="1170" w:type="dxa"/>
           </w:tcPr>
           <w:p>
-            <w:pPr>
-              <w:rPr>
-                <w:b/>
-                <w:bCs/>
-              </w:rPr>
-            </w:pPr>
-            <w:r>
-              <w:rPr>
-                <w:b/>
-                <w:bCs/>
-              </w:rPr>
+            <w:r>
               <w:t>pass</w:t>
             </w:r>
           </w:p>
@@ -415,19 +374,11 @@
             <w:tcW w:w="3330" w:type="dxa"/>
           </w:tcPr>
           <w:p>
-            <w:pPr>
-              <w:rPr>
-                <w:b/>
-                <w:bCs/>
-              </w:rPr>
-            </w:pPr>
             <w:hyperlink r:id="rId6" w:history="1">
               <w:proofErr w:type="spellStart"/>
               <w:r>
                 <w:rPr>
                   <w:rStyle w:val="Hyperlink"/>
-                  <w:b/>
-                  <w:bCs/>
                 </w:rPr>
                 <w:t>JS_Selected_Input_To_ElementReference</w:t>
               </w:r>
@@ -459,18 +410,8 @@
             <w:tcW w:w="1620" w:type="dxa"/>
           </w:tcPr>
           <w:p>
-            <w:pPr>
-              <w:rPr>
-                <w:b/>
-                <w:bCs/>
-              </w:rPr>
-            </w:pPr>
             <w:proofErr w:type="spellStart"/>
             <w:r>
-              <w:rPr>
-                <w:b/>
-                <w:bCs/>
-              </w:rPr>
               <w:t>InteractiveWebAssembly</w:t>
             </w:r>
             <w:proofErr w:type="spellEnd"/>
@@ -480,26 +421,23 @@
           <w:tcPr>
             <w:tcW w:w="1170" w:type="dxa"/>
           </w:tcPr>
-          <w:p>
-            <w:pPr>
-              <w:rPr>
-                <w:b/>
-                <w:bCs/>
-              </w:rPr>
-            </w:pPr>
-          </w:p>
+          <w:p/>
         </w:tc>
         <w:tc>
           <w:tcPr>
             <w:tcW w:w="3330" w:type="dxa"/>
           </w:tcPr>
           <w:p>
-            <w:pPr>
-              <w:rPr>
-                <w:b/>
-                <w:bCs/>
-              </w:rPr>
-            </w:pPr>
+            <w:hyperlink r:id="rId7" w:history="1">
+              <w:proofErr w:type="spellStart"/>
+              <w:r>
+                <w:rPr>
+                  <w:rStyle w:val="Hyperlink"/>
+                </w:rPr>
+                <w:t>JS_Selected_Input_To_ElementReference</w:t>
+              </w:r>
+              <w:proofErr w:type="spellEnd"/>
+            </w:hyperlink>
           </w:p>
         </w:tc>
       </w:tr>
@@ -525,27 +463,10 @@
           <w:tcPr>
             <w:tcW w:w="1620" w:type="dxa"/>
           </w:tcPr>
-          <w:p>
-            <w:pPr>
-              <w:rPr>
-                <w:b/>
-                <w:bCs/>
-              </w:rPr>
-            </w:pPr>
-          </w:p>
-          <w:p>
-            <w:pPr>
-              <w:rPr>
-                <w:b/>
-                <w:bCs/>
-              </w:rPr>
-            </w:pPr>
+          <w:p/>
+          <w:p>
             <w:proofErr w:type="spellStart"/>
             <w:r>
-              <w:rPr>
-                <w:b/>
-                <w:bCs/>
-              </w:rPr>
               <w:t>StandaloneWebAssembly</w:t>
             </w:r>
             <w:proofErr w:type="spellEnd"/>
@@ -556,17 +477,7 @@
             <w:tcW w:w="1170" w:type="dxa"/>
           </w:tcPr>
           <w:p>
-            <w:pPr>
-              <w:rPr>
-                <w:b/>
-                <w:bCs/>
-              </w:rPr>
-            </w:pPr>
-            <w:r>
-              <w:rPr>
-                <w:b/>
-                <w:bCs/>
-              </w:rPr>
+            <w:r>
               <w:t>Pass</w:t>
             </w:r>
           </w:p>
@@ -576,12 +487,16 @@
             <w:tcW w:w="3330" w:type="dxa"/>
           </w:tcPr>
           <w:p>
-            <w:pPr>
-              <w:rPr>
-                <w:b/>
-                <w:bCs/>
-              </w:rPr>
-            </w:pPr>
+            <w:hyperlink r:id="rId8" w:history="1">
+              <w:proofErr w:type="spellStart"/>
+              <w:r>
+                <w:rPr>
+                  <w:rStyle w:val="Hyperlink"/>
+                </w:rPr>
+                <w:t>JS_Selected_Input_To_ElementReference</w:t>
+              </w:r>
+              <w:proofErr w:type="spellEnd"/>
+            </w:hyperlink>
           </w:p>
         </w:tc>
       </w:tr>
@@ -624,53 +539,19 @@
             <w:tcW w:w="1620" w:type="dxa"/>
           </w:tcPr>
           <w:p>
-            <w:pPr>
-              <w:rPr>
-                <w:b/>
-                <w:bCs/>
-              </w:rPr>
-            </w:pPr>
-            <w:r>
-              <w:rPr>
-                <w:b/>
-                <w:bCs/>
-              </w:rPr>
+            <w:r>
               <w:t>Interactive Server</w:t>
             </w:r>
           </w:p>
-          <w:p>
-            <w:pPr>
-              <w:rPr>
-                <w:b/>
-                <w:bCs/>
-              </w:rPr>
-            </w:pPr>
-          </w:p>
-          <w:p>
-            <w:pPr>
-              <w:rPr>
-                <w:b/>
-                <w:bCs/>
-              </w:rPr>
-            </w:pPr>
-          </w:p>
+          <w:p/>
+          <w:p/>
         </w:tc>
         <w:tc>
           <w:tcPr>
             <w:tcW w:w="1170" w:type="dxa"/>
           </w:tcPr>
           <w:p>
-            <w:pPr>
-              <w:rPr>
-                <w:b/>
-                <w:bCs/>
-              </w:rPr>
-            </w:pPr>
-            <w:r>
-              <w:rPr>
-                <w:b/>
-                <w:bCs/>
-              </w:rPr>
+            <w:r>
               <w:t>Pass</w:t>
             </w:r>
           </w:p>
@@ -680,18 +561,10 @@
             <w:tcW w:w="3330" w:type="dxa"/>
           </w:tcPr>
           <w:p>
-            <w:pPr>
-              <w:rPr>
-                <w:b/>
-                <w:bCs/>
-              </w:rPr>
-            </w:pPr>
-            <w:hyperlink r:id="rId7" w:history="1">
+            <w:hyperlink r:id="rId9" w:history="1">
               <w:r>
                 <w:rPr>
                   <w:rStyle w:val="Hyperlink"/>
-                  <w:b/>
-                  <w:bCs/>
                 </w:rPr>
                 <w:t xml:space="preserve">Style Application </w:t>
               </w:r>
@@ -699,8 +572,6 @@
               <w:r>
                 <w:rPr>
                   <w:rStyle w:val="Hyperlink"/>
-                  <w:b/>
-                  <w:bCs/>
                 </w:rPr>
                 <w:t>on</w:t>
               </w:r>
@@ -708,8 +579,6 @@
               <w:r>
                 <w:rPr>
                   <w:rStyle w:val="Hyperlink"/>
-                  <w:b/>
-                  <w:bCs/>
                 </w:rPr>
                 <w:t xml:space="preserve"> Dynamically Selected Input</w:t>
               </w:r>
@@ -739,64 +608,23 @@
           <w:tcPr>
             <w:tcW w:w="1620" w:type="dxa"/>
           </w:tcPr>
-          <w:p>
-            <w:pPr>
-              <w:rPr>
-                <w:b/>
-                <w:bCs/>
-              </w:rPr>
-            </w:pPr>
-          </w:p>
-          <w:p>
-            <w:pPr>
-              <w:rPr>
-                <w:b/>
-                <w:bCs/>
-              </w:rPr>
-            </w:pPr>
-          </w:p>
-          <w:p>
-            <w:pPr>
-              <w:rPr>
-                <w:b/>
-                <w:bCs/>
-              </w:rPr>
-            </w:pPr>
+          <w:p/>
+          <w:p/>
+          <w:p>
             <w:proofErr w:type="spellStart"/>
             <w:r>
-              <w:rPr>
-                <w:b/>
-                <w:bCs/>
-              </w:rPr>
               <w:t>InteractiveWebAssembly</w:t>
             </w:r>
             <w:proofErr w:type="spellEnd"/>
           </w:p>
-          <w:p>
-            <w:pPr>
-              <w:rPr>
-                <w:b/>
-                <w:bCs/>
-              </w:rPr>
-            </w:pPr>
-          </w:p>
+          <w:p/>
         </w:tc>
         <w:tc>
           <w:tcPr>
             <w:tcW w:w="1170" w:type="dxa"/>
           </w:tcPr>
           <w:p>
-            <w:pPr>
-              <w:rPr>
-                <w:b/>
-                <w:bCs/>
-              </w:rPr>
-            </w:pPr>
-            <w:r>
-              <w:rPr>
-                <w:b/>
-                <w:bCs/>
-              </w:rPr>
+            <w:r>
               <w:t>Pass</w:t>
             </w:r>
           </w:p>
@@ -806,18 +634,10 @@
             <w:tcW w:w="3330" w:type="dxa"/>
           </w:tcPr>
           <w:p>
-            <w:pPr>
-              <w:rPr>
-                <w:b/>
-                <w:bCs/>
-              </w:rPr>
-            </w:pPr>
-            <w:hyperlink r:id="rId8" w:history="1">
+            <w:hyperlink r:id="rId10" w:history="1">
               <w:r>
                 <w:rPr>
                   <w:rStyle w:val="Hyperlink"/>
-                  <w:b/>
-                  <w:bCs/>
                 </w:rPr>
                 <w:t xml:space="preserve">Style Application </w:t>
               </w:r>
@@ -825,8 +645,6 @@
               <w:r>
                 <w:rPr>
                   <w:rStyle w:val="Hyperlink"/>
-                  <w:b/>
-                  <w:bCs/>
                 </w:rPr>
                 <w:t>on</w:t>
               </w:r>
@@ -834,8 +652,6 @@
               <w:r>
                 <w:rPr>
                   <w:rStyle w:val="Hyperlink"/>
-                  <w:b/>
-                  <w:bCs/>
                 </w:rPr>
                 <w:t xml:space="preserve"> Dynamically Selected Input</w:t>
               </w:r>
@@ -865,35 +681,11 @@
           <w:tcPr>
             <w:tcW w:w="1620" w:type="dxa"/>
           </w:tcPr>
-          <w:p>
-            <w:pPr>
-              <w:rPr>
-                <w:b/>
-                <w:bCs/>
-              </w:rPr>
-            </w:pPr>
-          </w:p>
-          <w:p>
-            <w:pPr>
-              <w:rPr>
-                <w:b/>
-                <w:bCs/>
-              </w:rPr>
-            </w:pPr>
-          </w:p>
-          <w:p>
-            <w:pPr>
-              <w:rPr>
-                <w:b/>
-                <w:bCs/>
-              </w:rPr>
-            </w:pPr>
+          <w:p/>
+          <w:p/>
+          <w:p>
             <w:proofErr w:type="spellStart"/>
             <w:r>
-              <w:rPr>
-                <w:b/>
-                <w:bCs/>
-              </w:rPr>
               <w:t>StandaloneWebAssembly</w:t>
             </w:r>
             <w:proofErr w:type="spellEnd"/>
@@ -904,17 +696,7 @@
             <w:tcW w:w="1170" w:type="dxa"/>
           </w:tcPr>
           <w:p>
-            <w:pPr>
-              <w:rPr>
-                <w:b/>
-                <w:bCs/>
-              </w:rPr>
-            </w:pPr>
-            <w:r>
-              <w:rPr>
-                <w:b/>
-                <w:bCs/>
-              </w:rPr>
+            <w:r>
               <w:t>Pass</w:t>
             </w:r>
           </w:p>
@@ -924,18 +706,10 @@
             <w:tcW w:w="3330" w:type="dxa"/>
           </w:tcPr>
           <w:p>
-            <w:pPr>
-              <w:rPr>
-                <w:b/>
-                <w:bCs/>
-              </w:rPr>
-            </w:pPr>
-            <w:hyperlink r:id="rId9" w:history="1">
+            <w:hyperlink r:id="rId11" w:history="1">
               <w:r>
                 <w:rPr>
                   <w:rStyle w:val="Hyperlink"/>
-                  <w:b/>
-                  <w:bCs/>
                 </w:rPr>
                 <w:t xml:space="preserve">Style Application </w:t>
               </w:r>
@@ -943,8 +717,6 @@
               <w:r>
                 <w:rPr>
                   <w:rStyle w:val="Hyperlink"/>
-                  <w:b/>
-                  <w:bCs/>
                 </w:rPr>
                 <w:t>on</w:t>
               </w:r>
@@ -952,8 +724,6 @@
               <w:r>
                 <w:rPr>
                   <w:rStyle w:val="Hyperlink"/>
-                  <w:b/>
-                  <w:bCs/>
                 </w:rPr>
                 <w:t xml:space="preserve"> Dynamically Selected Input</w:t>
               </w:r>
@@ -972,6 +742,7 @@
           </w:tcPr>
           <w:p>
             <w:r>
+              <w:lastRenderedPageBreak/>
               <w:t>3</w:t>
             </w:r>
           </w:p>
@@ -1007,17 +778,7 @@
             <w:tcW w:w="1620" w:type="dxa"/>
           </w:tcPr>
           <w:p>
-            <w:pPr>
-              <w:rPr>
-                <w:b/>
-                <w:bCs/>
-              </w:rPr>
-            </w:pPr>
-            <w:r>
-              <w:rPr>
-                <w:b/>
-                <w:bCs/>
-              </w:rPr>
+            <w:r>
               <w:t>Interactive Server</w:t>
             </w:r>
           </w:p>
@@ -1027,17 +788,7 @@
             <w:tcW w:w="1170" w:type="dxa"/>
           </w:tcPr>
           <w:p>
-            <w:pPr>
-              <w:rPr>
-                <w:b/>
-                <w:bCs/>
-              </w:rPr>
-            </w:pPr>
-            <w:r>
-              <w:rPr>
-                <w:b/>
-                <w:bCs/>
-              </w:rPr>
+            <w:r>
               <w:t>Pass</w:t>
             </w:r>
           </w:p>
@@ -1047,18 +798,10 @@
             <w:tcW w:w="3330" w:type="dxa"/>
           </w:tcPr>
           <w:p>
-            <w:pPr>
-              <w:rPr>
-                <w:b/>
-                <w:bCs/>
-              </w:rPr>
-            </w:pPr>
-            <w:hyperlink r:id="rId10" w:history="1">
+            <w:hyperlink r:id="rId12" w:history="1">
               <w:r>
                 <w:rPr>
                   <w:rStyle w:val="Hyperlink"/>
-                  <w:b/>
-                  <w:bCs/>
                 </w:rPr>
                 <w:t>Captured Input Return Fails on .NET 10</w:t>
               </w:r>
@@ -1089,18 +832,8 @@
             <w:tcW w:w="1620" w:type="dxa"/>
           </w:tcPr>
           <w:p>
-            <w:pPr>
-              <w:rPr>
-                <w:b/>
-                <w:bCs/>
-              </w:rPr>
-            </w:pPr>
             <w:proofErr w:type="spellStart"/>
             <w:r>
-              <w:rPr>
-                <w:b/>
-                <w:bCs/>
-              </w:rPr>
               <w:t>InteractiveWebAssembly</w:t>
             </w:r>
             <w:proofErr w:type="spellEnd"/>
@@ -1111,17 +844,7 @@
             <w:tcW w:w="1170" w:type="dxa"/>
           </w:tcPr>
           <w:p>
-            <w:pPr>
-              <w:rPr>
-                <w:b/>
-                <w:bCs/>
-              </w:rPr>
-            </w:pPr>
-            <w:r>
-              <w:rPr>
-                <w:b/>
-                <w:bCs/>
-              </w:rPr>
+            <w:r>
               <w:t>Pass</w:t>
             </w:r>
           </w:p>
@@ -1131,18 +854,10 @@
             <w:tcW w:w="3330" w:type="dxa"/>
           </w:tcPr>
           <w:p>
-            <w:pPr>
-              <w:rPr>
-                <w:b/>
-                <w:bCs/>
-              </w:rPr>
-            </w:pPr>
-            <w:hyperlink r:id="rId11" w:history="1">
+            <w:hyperlink r:id="rId13" w:history="1">
               <w:r>
                 <w:rPr>
                   <w:rStyle w:val="Hyperlink"/>
-                  <w:b/>
-                  <w:bCs/>
                 </w:rPr>
                 <w:t>Captured Input Return Fails on .NET 10</w:t>
               </w:r>
@@ -1173,18 +888,8 @@
             <w:tcW w:w="1620" w:type="dxa"/>
           </w:tcPr>
           <w:p>
-            <w:pPr>
-              <w:rPr>
-                <w:b/>
-                <w:bCs/>
-              </w:rPr>
-            </w:pPr>
             <w:proofErr w:type="spellStart"/>
             <w:r>
-              <w:rPr>
-                <w:b/>
-                <w:bCs/>
-              </w:rPr>
               <w:t>StandaloneWebAssembly</w:t>
             </w:r>
             <w:proofErr w:type="spellEnd"/>
@@ -1195,17 +900,7 @@
             <w:tcW w:w="1170" w:type="dxa"/>
           </w:tcPr>
           <w:p>
-            <w:pPr>
-              <w:rPr>
-                <w:b/>
-                <w:bCs/>
-              </w:rPr>
-            </w:pPr>
-            <w:r>
-              <w:rPr>
-                <w:b/>
-                <w:bCs/>
-              </w:rPr>
+            <w:r>
               <w:t>Pass</w:t>
             </w:r>
           </w:p>
@@ -1215,18 +910,10 @@
             <w:tcW w:w="3330" w:type="dxa"/>
           </w:tcPr>
           <w:p>
-            <w:pPr>
-              <w:rPr>
-                <w:b/>
-                <w:bCs/>
-              </w:rPr>
-            </w:pPr>
-            <w:hyperlink r:id="rId12" w:history="1">
+            <w:hyperlink r:id="rId14" w:history="1">
               <w:r>
                 <w:rPr>
                   <w:rStyle w:val="Hyperlink"/>
-                  <w:b/>
-                  <w:bCs/>
                 </w:rPr>
                 <w:t>Captured Input Return Fails on .NET 10</w:t>
               </w:r>
@@ -1265,17 +952,7 @@
             <w:tcW w:w="1620" w:type="dxa"/>
           </w:tcPr>
           <w:p>
-            <w:pPr>
-              <w:rPr>
-                <w:b/>
-                <w:bCs/>
-              </w:rPr>
-            </w:pPr>
-            <w:r>
-              <w:rPr>
-                <w:b/>
-                <w:bCs/>
-              </w:rPr>
+            <w:r>
               <w:t>Interactive Server</w:t>
             </w:r>
           </w:p>
@@ -1285,17 +962,7 @@
             <w:tcW w:w="1170" w:type="dxa"/>
           </w:tcPr>
           <w:p>
-            <w:pPr>
-              <w:rPr>
-                <w:b/>
-                <w:bCs/>
-              </w:rPr>
-            </w:pPr>
-            <w:r>
-              <w:rPr>
-                <w:b/>
-                <w:bCs/>
-              </w:rPr>
+            <w:r>
               <w:t>pass</w:t>
             </w:r>
           </w:p>
@@ -1304,14 +971,7 @@
           <w:tcPr>
             <w:tcW w:w="3330" w:type="dxa"/>
           </w:tcPr>
-          <w:p>
-            <w:pPr>
-              <w:rPr>
-                <w:b/>
-                <w:bCs/>
-              </w:rPr>
-            </w:pPr>
-          </w:p>
+          <w:p/>
           <w:tbl>
             <w:tblPr>
               <w:tblW w:w="3109" w:type="dxa"/>
@@ -1361,16 +1021,8 @@
                 <w:p>
                   <w:pPr>
                     <w:spacing w:after="0" w:line="240" w:lineRule="auto"/>
-                    <w:rPr>
-                      <w:b/>
-                      <w:bCs/>
-                    </w:rPr>
                   </w:pPr>
                   <w:r>
-                    <w:rPr>
-                      <w:b/>
-                      <w:bCs/>
-                    </w:rPr>
                     <w:t>Version</w:t>
                   </w:r>
                 </w:p>
@@ -1396,16 +1048,8 @@
                 <w:p>
                   <w:pPr>
                     <w:spacing w:after="0" w:line="240" w:lineRule="auto"/>
-                    <w:rPr>
-                      <w:b/>
-                      <w:bCs/>
-                    </w:rPr>
                   </w:pPr>
                   <w:r>
-                    <w:rPr>
-                      <w:b/>
-                      <w:bCs/>
-                    </w:rPr>
                     <w:t>Result</w:t>
                   </w:r>
                 </w:p>
@@ -1437,16 +1081,8 @@
                 <w:p>
                   <w:pPr>
                     <w:spacing w:after="0" w:line="240" w:lineRule="auto"/>
-                    <w:rPr>
-                      <w:b/>
-                      <w:bCs/>
-                    </w:rPr>
                   </w:pPr>
                   <w:r>
-                    <w:rPr>
-                      <w:b/>
-                      <w:bCs/>
-                    </w:rPr>
                     <w:t>.NET 10</w:t>
                   </w:r>
                 </w:p>
@@ -1471,26 +1107,16 @@
                 <w:p>
                   <w:pPr>
                     <w:spacing w:after="0" w:line="240" w:lineRule="auto"/>
-                    <w:rPr>
-                      <w:b/>
-                      <w:bCs/>
-                    </w:rPr>
                   </w:pPr>
-                  <w:hyperlink r:id="rId13" w:history="1">
+                  <w:hyperlink r:id="rId15" w:history="1">
                     <w:r>
                       <w:rPr>
                         <w:rStyle w:val="Hyperlink"/>
-                        <w:b/>
-                        <w:bCs/>
                       </w:rPr>
                       <w:t>.NET 10 - Captured Input Return Failure</w:t>
                     </w:r>
                   </w:hyperlink>
                   <w:r>
-                    <w:rPr>
-                      <w:b/>
-                      <w:bCs/>
-                    </w:rPr>
                     <w:t xml:space="preserve"> </w:t>
                   </w:r>
                 </w:p>
@@ -1522,16 +1148,8 @@
                 <w:p>
                   <w:pPr>
                     <w:spacing w:after="0" w:line="240" w:lineRule="auto"/>
-                    <w:rPr>
-                      <w:b/>
-                      <w:bCs/>
-                    </w:rPr>
                   </w:pPr>
                   <w:r>
-                    <w:rPr>
-                      <w:b/>
-                      <w:bCs/>
-                    </w:rPr>
                     <w:t>.NET 11</w:t>
                   </w:r>
                 </w:p>
@@ -1556,17 +1174,11 @@
                 <w:p>
                   <w:pPr>
                     <w:spacing w:after="0" w:line="240" w:lineRule="auto"/>
-                    <w:rPr>
-                      <w:b/>
-                      <w:bCs/>
-                    </w:rPr>
                   </w:pPr>
-                  <w:hyperlink r:id="rId14" w:history="1">
+                  <w:hyperlink r:id="rId16" w:history="1">
                     <w:r>
                       <w:rPr>
                         <w:rStyle w:val="Hyperlink"/>
-                        <w:b/>
-                        <w:bCs/>
                       </w:rPr>
                       <w:t>.NET 11 - Captured Input Return Success</w:t>
                     </w:r>
@@ -1575,31 +1187,13 @@
                 <w:p>
                   <w:pPr>
                     <w:spacing w:after="0" w:line="240" w:lineRule="auto"/>
-                    <w:rPr>
-                      <w:b/>
-                      <w:bCs/>
-                    </w:rPr>
                   </w:pPr>
                 </w:p>
               </w:tc>
             </w:tr>
           </w:tbl>
-          <w:p>
-            <w:pPr>
-              <w:rPr>
-                <w:b/>
-                <w:bCs/>
-              </w:rPr>
-            </w:pPr>
-          </w:p>
-          <w:p>
-            <w:pPr>
-              <w:rPr>
-                <w:b/>
-                <w:bCs/>
-              </w:rPr>
-            </w:pPr>
-          </w:p>
+          <w:p/>
+          <w:p/>
         </w:tc>
       </w:tr>
       <w:tr>
@@ -1625,18 +1219,8 @@
             <w:tcW w:w="1620" w:type="dxa"/>
           </w:tcPr>
           <w:p>
-            <w:pPr>
-              <w:rPr>
-                <w:b/>
-                <w:bCs/>
-              </w:rPr>
-            </w:pPr>
             <w:proofErr w:type="spellStart"/>
             <w:r>
-              <w:rPr>
-                <w:b/>
-                <w:bCs/>
-              </w:rPr>
               <w:t>InteractiveWebAssembly</w:t>
             </w:r>
             <w:proofErr w:type="spellEnd"/>
@@ -1647,17 +1231,7 @@
             <w:tcW w:w="1170" w:type="dxa"/>
           </w:tcPr>
           <w:p>
-            <w:pPr>
-              <w:rPr>
-                <w:b/>
-                <w:bCs/>
-              </w:rPr>
-            </w:pPr>
-            <w:r>
-              <w:rPr>
-                <w:b/>
-                <w:bCs/>
-              </w:rPr>
+            <w:r>
               <w:t>Pass</w:t>
             </w:r>
           </w:p>
@@ -1666,14 +1240,7 @@
           <w:tcPr>
             <w:tcW w:w="3330" w:type="dxa"/>
           </w:tcPr>
-          <w:p>
-            <w:pPr>
-              <w:rPr>
-                <w:b/>
-                <w:bCs/>
-              </w:rPr>
-            </w:pPr>
-          </w:p>
+          <w:p/>
           <w:tbl>
             <w:tblPr>
               <w:tblW w:w="2988" w:type="dxa"/>
@@ -1723,16 +1290,8 @@
                 <w:p>
                   <w:pPr>
                     <w:spacing w:after="0" w:line="240" w:lineRule="auto"/>
-                    <w:rPr>
-                      <w:b/>
-                      <w:bCs/>
-                    </w:rPr>
                   </w:pPr>
                   <w:r>
-                    <w:rPr>
-                      <w:b/>
-                      <w:bCs/>
-                    </w:rPr>
                     <w:t>Version</w:t>
                   </w:r>
                 </w:p>
@@ -1758,16 +1317,8 @@
                 <w:p>
                   <w:pPr>
                     <w:spacing w:after="0" w:line="240" w:lineRule="auto"/>
-                    <w:rPr>
-                      <w:b/>
-                      <w:bCs/>
-                    </w:rPr>
                   </w:pPr>
                   <w:r>
-                    <w:rPr>
-                      <w:b/>
-                      <w:bCs/>
-                    </w:rPr>
                     <w:t>Result</w:t>
                   </w:r>
                 </w:p>
@@ -1799,16 +1350,8 @@
                 <w:p>
                   <w:pPr>
                     <w:spacing w:after="0" w:line="240" w:lineRule="auto"/>
-                    <w:rPr>
-                      <w:b/>
-                      <w:bCs/>
-                    </w:rPr>
                   </w:pPr>
                   <w:r>
-                    <w:rPr>
-                      <w:b/>
-                      <w:bCs/>
-                    </w:rPr>
                     <w:t>.NET 10</w:t>
                   </w:r>
                 </w:p>
@@ -1833,26 +1376,16 @@
                 <w:p>
                   <w:pPr>
                     <w:spacing w:after="0" w:line="240" w:lineRule="auto"/>
-                    <w:rPr>
-                      <w:b/>
-                      <w:bCs/>
-                    </w:rPr>
                   </w:pPr>
-                  <w:hyperlink r:id="rId15" w:history="1">
+                  <w:hyperlink r:id="rId17" w:history="1">
                     <w:r>
                       <w:rPr>
                         <w:rStyle w:val="Hyperlink"/>
-                        <w:b/>
-                        <w:bCs/>
                       </w:rPr>
                       <w:t>.NET 10 - Captured Input Return Failure</w:t>
                     </w:r>
                   </w:hyperlink>
                   <w:r>
-                    <w:rPr>
-                      <w:b/>
-                      <w:bCs/>
-                    </w:rPr>
                     <w:t xml:space="preserve"> </w:t>
                   </w:r>
                 </w:p>
@@ -1884,16 +1417,8 @@
                 <w:p>
                   <w:pPr>
                     <w:spacing w:after="0" w:line="240" w:lineRule="auto"/>
-                    <w:rPr>
-                      <w:b/>
-                      <w:bCs/>
-                    </w:rPr>
                   </w:pPr>
                   <w:r>
-                    <w:rPr>
-                      <w:b/>
-                      <w:bCs/>
-                    </w:rPr>
                     <w:t>.NET 11</w:t>
                   </w:r>
                 </w:p>
@@ -1918,17 +1443,11 @@
                 <w:p>
                   <w:pPr>
                     <w:spacing w:after="0" w:line="240" w:lineRule="auto"/>
-                    <w:rPr>
-                      <w:b/>
-                      <w:bCs/>
-                    </w:rPr>
                   </w:pPr>
-                  <w:hyperlink r:id="rId16" w:history="1">
+                  <w:hyperlink r:id="rId18" w:history="1">
                     <w:r>
                       <w:rPr>
                         <w:rStyle w:val="Hyperlink"/>
-                        <w:b/>
-                        <w:bCs/>
                       </w:rPr>
                       <w:t>.NET 11 - Captured Input Return Success</w:t>
                     </w:r>
@@ -1937,23 +1456,12 @@
                 <w:p>
                   <w:pPr>
                     <w:spacing w:after="0" w:line="240" w:lineRule="auto"/>
-                    <w:rPr>
-                      <w:b/>
-                      <w:bCs/>
-                    </w:rPr>
                   </w:pPr>
                 </w:p>
               </w:tc>
             </w:tr>
           </w:tbl>
-          <w:p>
-            <w:pPr>
-              <w:rPr>
-                <w:b/>
-                <w:bCs/>
-              </w:rPr>
-            </w:pPr>
-          </w:p>
+          <w:p/>
         </w:tc>
       </w:tr>
       <w:tr>
@@ -1979,18 +1487,8 @@
             <w:tcW w:w="1620" w:type="dxa"/>
           </w:tcPr>
           <w:p>
-            <w:pPr>
-              <w:rPr>
-                <w:b/>
-                <w:bCs/>
-              </w:rPr>
-            </w:pPr>
             <w:proofErr w:type="spellStart"/>
             <w:r>
-              <w:rPr>
-                <w:b/>
-                <w:bCs/>
-              </w:rPr>
               <w:t>StandaloneWebAssembly</w:t>
             </w:r>
             <w:proofErr w:type="spellEnd"/>
@@ -2001,17 +1499,7 @@
             <w:tcW w:w="1170" w:type="dxa"/>
           </w:tcPr>
           <w:p>
-            <w:pPr>
-              <w:rPr>
-                <w:b/>
-                <w:bCs/>
-              </w:rPr>
-            </w:pPr>
-            <w:r>
-              <w:rPr>
-                <w:b/>
-                <w:bCs/>
-              </w:rPr>
+            <w:r>
               <w:t>Pass</w:t>
             </w:r>
           </w:p>
@@ -2020,14 +1508,7 @@
           <w:tcPr>
             <w:tcW w:w="3330" w:type="dxa"/>
           </w:tcPr>
-          <w:p>
-            <w:pPr>
-              <w:rPr>
-                <w:b/>
-                <w:bCs/>
-              </w:rPr>
-            </w:pPr>
-          </w:p>
+          <w:p/>
           <w:tbl>
             <w:tblPr>
               <w:tblW w:w="3109" w:type="dxa"/>
@@ -2077,16 +1558,8 @@
                 <w:p>
                   <w:pPr>
                     <w:spacing w:after="0" w:line="240" w:lineRule="auto"/>
-                    <w:rPr>
-                      <w:b/>
-                      <w:bCs/>
-                    </w:rPr>
                   </w:pPr>
                   <w:r>
-                    <w:rPr>
-                      <w:b/>
-                      <w:bCs/>
-                    </w:rPr>
                     <w:t>Version</w:t>
                   </w:r>
                 </w:p>
@@ -2112,16 +1585,8 @@
                 <w:p>
                   <w:pPr>
                     <w:spacing w:after="0" w:line="240" w:lineRule="auto"/>
-                    <w:rPr>
-                      <w:b/>
-                      <w:bCs/>
-                    </w:rPr>
                   </w:pPr>
                   <w:r>
-                    <w:rPr>
-                      <w:b/>
-                      <w:bCs/>
-                    </w:rPr>
                     <w:t>Result</w:t>
                   </w:r>
                 </w:p>
@@ -2153,16 +1618,8 @@
                 <w:p>
                   <w:pPr>
                     <w:spacing w:after="0" w:line="240" w:lineRule="auto"/>
-                    <w:rPr>
-                      <w:b/>
-                      <w:bCs/>
-                    </w:rPr>
                   </w:pPr>
                   <w:r>
-                    <w:rPr>
-                      <w:b/>
-                      <w:bCs/>
-                    </w:rPr>
                     <w:t>.NET 10</w:t>
                   </w:r>
                 </w:p>
@@ -2187,26 +1644,16 @@
                 <w:p>
                   <w:pPr>
                     <w:spacing w:after="0" w:line="240" w:lineRule="auto"/>
-                    <w:rPr>
-                      <w:b/>
-                      <w:bCs/>
-                    </w:rPr>
                   </w:pPr>
-                  <w:hyperlink r:id="rId17" w:history="1">
+                  <w:hyperlink r:id="rId19" w:history="1">
                     <w:r>
                       <w:rPr>
                         <w:rStyle w:val="Hyperlink"/>
-                        <w:b/>
-                        <w:bCs/>
                       </w:rPr>
                       <w:t>.NET 10 - Captured Input Return Failure</w:t>
                     </w:r>
                   </w:hyperlink>
                   <w:r>
-                    <w:rPr>
-                      <w:b/>
-                      <w:bCs/>
-                    </w:rPr>
                     <w:t xml:space="preserve"> </w:t>
                   </w:r>
                 </w:p>
@@ -2238,16 +1685,8 @@
                 <w:p>
                   <w:pPr>
                     <w:spacing w:after="0" w:line="240" w:lineRule="auto"/>
-                    <w:rPr>
-                      <w:b/>
-                      <w:bCs/>
-                    </w:rPr>
                   </w:pPr>
                   <w:r>
-                    <w:rPr>
-                      <w:b/>
-                      <w:bCs/>
-                    </w:rPr>
                     <w:t>.NET 11</w:t>
                   </w:r>
                 </w:p>
@@ -2272,17 +1711,11 @@
                 <w:p>
                   <w:pPr>
                     <w:spacing w:after="0" w:line="240" w:lineRule="auto"/>
-                    <w:rPr>
-                      <w:b/>
-                      <w:bCs/>
-                    </w:rPr>
                   </w:pPr>
-                  <w:hyperlink r:id="rId18" w:history="1">
+                  <w:hyperlink r:id="rId20" w:history="1">
                     <w:r>
                       <w:rPr>
                         <w:rStyle w:val="Hyperlink"/>
-                        <w:b/>
-                        <w:bCs/>
                       </w:rPr>
                       <w:t>.NET 11 - Captured Input Return Success</w:t>
                     </w:r>
@@ -2291,31 +1724,13 @@
                 <w:p>
                   <w:pPr>
                     <w:spacing w:after="0" w:line="240" w:lineRule="auto"/>
-                    <w:rPr>
-                      <w:b/>
-                      <w:bCs/>
-                    </w:rPr>
                   </w:pPr>
                 </w:p>
               </w:tc>
             </w:tr>
           </w:tbl>
-          <w:p>
-            <w:pPr>
-              <w:rPr>
-                <w:b/>
-                <w:bCs/>
-              </w:rPr>
-            </w:pPr>
-          </w:p>
-          <w:p>
-            <w:pPr>
-              <w:rPr>
-                <w:b/>
-                <w:bCs/>
-              </w:rPr>
-            </w:pPr>
-          </w:p>
+          <w:p/>
+          <w:p/>
         </w:tc>
       </w:tr>
       <w:tr>
@@ -2366,53 +1781,19 @@
             <w:tcW w:w="1620" w:type="dxa"/>
           </w:tcPr>
           <w:p>
-            <w:pPr>
-              <w:rPr>
-                <w:b/>
-                <w:bCs/>
-              </w:rPr>
-            </w:pPr>
-            <w:r>
-              <w:rPr>
-                <w:b/>
-                <w:bCs/>
-              </w:rPr>
+            <w:r>
               <w:t>Interactive Server</w:t>
             </w:r>
           </w:p>
-          <w:p>
-            <w:pPr>
-              <w:rPr>
-                <w:b/>
-                <w:bCs/>
-              </w:rPr>
-            </w:pPr>
-          </w:p>
-          <w:p>
-            <w:pPr>
-              <w:rPr>
-                <w:b/>
-                <w:bCs/>
-              </w:rPr>
-            </w:pPr>
-          </w:p>
+          <w:p/>
+          <w:p/>
         </w:tc>
         <w:tc>
           <w:tcPr>
             <w:tcW w:w="1170" w:type="dxa"/>
           </w:tcPr>
           <w:p>
-            <w:pPr>
-              <w:rPr>
-                <w:b/>
-                <w:bCs/>
-              </w:rPr>
-            </w:pPr>
-            <w:r>
-              <w:rPr>
-                <w:b/>
-                <w:bCs/>
-              </w:rPr>
+            <w:r>
               <w:t>Pass</w:t>
             </w:r>
           </w:p>
@@ -2422,18 +1803,10 @@
             <w:tcW w:w="3330" w:type="dxa"/>
           </w:tcPr>
           <w:p>
-            <w:pPr>
-              <w:rPr>
-                <w:b/>
-                <w:bCs/>
-              </w:rPr>
-            </w:pPr>
-            <w:hyperlink r:id="rId19" w:history="1">
+            <w:hyperlink r:id="rId21" w:history="1">
               <w:r>
                 <w:rPr>
                   <w:rStyle w:val="Hyperlink"/>
-                  <w:b/>
-                  <w:bCs/>
                 </w:rPr>
                 <w:t>Input Without @ref Returns __</w:t>
               </w:r>
@@ -2441,8 +1814,6 @@
               <w:r>
                 <w:rPr>
                   <w:rStyle w:val="Hyperlink"/>
-                  <w:b/>
-                  <w:bCs/>
                 </w:rPr>
                 <w:t>internalId</w:t>
               </w:r>
@@ -2450,8 +1821,6 @@
               <w:r>
                 <w:rPr>
                   <w:rStyle w:val="Hyperlink"/>
-                  <w:b/>
-                  <w:bCs/>
                 </w:rPr>
                 <w:t xml:space="preserve"> is required</w:t>
               </w:r>
@@ -2481,35 +1850,11 @@
           <w:tcPr>
             <w:tcW w:w="1620" w:type="dxa"/>
           </w:tcPr>
-          <w:p>
-            <w:pPr>
-              <w:rPr>
-                <w:b/>
-                <w:bCs/>
-              </w:rPr>
-            </w:pPr>
-          </w:p>
-          <w:p>
-            <w:pPr>
-              <w:rPr>
-                <w:b/>
-                <w:bCs/>
-              </w:rPr>
-            </w:pPr>
-          </w:p>
-          <w:p>
-            <w:pPr>
-              <w:rPr>
-                <w:b/>
-                <w:bCs/>
-              </w:rPr>
-            </w:pPr>
+          <w:p/>
+          <w:p/>
+          <w:p>
             <w:proofErr w:type="spellStart"/>
             <w:r>
-              <w:rPr>
-                <w:b/>
-                <w:bCs/>
-              </w:rPr>
               <w:t>InteractiveWebAssembly</w:t>
             </w:r>
             <w:proofErr w:type="spellEnd"/>
@@ -2520,17 +1865,7 @@
             <w:tcW w:w="1170" w:type="dxa"/>
           </w:tcPr>
           <w:p>
-            <w:pPr>
-              <w:rPr>
-                <w:b/>
-                <w:bCs/>
-              </w:rPr>
-            </w:pPr>
-            <w:r>
-              <w:rPr>
-                <w:b/>
-                <w:bCs/>
-              </w:rPr>
+            <w:r>
               <w:t>Pass</w:t>
             </w:r>
           </w:p>
@@ -2540,18 +1875,10 @@
             <w:tcW w:w="3330" w:type="dxa"/>
           </w:tcPr>
           <w:p>
-            <w:pPr>
-              <w:rPr>
-                <w:b/>
-                <w:bCs/>
-              </w:rPr>
-            </w:pPr>
-            <w:hyperlink r:id="rId20" w:history="1">
+            <w:hyperlink r:id="rId22" w:history="1">
               <w:r>
                 <w:rPr>
                   <w:rStyle w:val="Hyperlink"/>
-                  <w:b/>
-                  <w:bCs/>
                 </w:rPr>
                 <w:t>Input Without @ref Returns __</w:t>
               </w:r>
@@ -2559,8 +1886,6 @@
               <w:r>
                 <w:rPr>
                   <w:rStyle w:val="Hyperlink"/>
-                  <w:b/>
-                  <w:bCs/>
                 </w:rPr>
                 <w:t>internalId</w:t>
               </w:r>
@@ -2568,8 +1893,6 @@
               <w:r>
                 <w:rPr>
                   <w:rStyle w:val="Hyperlink"/>
-                  <w:b/>
-                  <w:bCs/>
                 </w:rPr>
                 <w:t xml:space="preserve"> is required</w:t>
               </w:r>
@@ -2600,18 +1923,8 @@
             <w:tcW w:w="1620" w:type="dxa"/>
           </w:tcPr>
           <w:p>
-            <w:pPr>
-              <w:rPr>
-                <w:b/>
-                <w:bCs/>
-              </w:rPr>
-            </w:pPr>
             <w:proofErr w:type="spellStart"/>
             <w:r>
-              <w:rPr>
-                <w:b/>
-                <w:bCs/>
-              </w:rPr>
               <w:t>StandaloneWebAssembly</w:t>
             </w:r>
             <w:proofErr w:type="spellEnd"/>
@@ -2622,17 +1935,7 @@
             <w:tcW w:w="1170" w:type="dxa"/>
           </w:tcPr>
           <w:p>
-            <w:pPr>
-              <w:rPr>
-                <w:b/>
-                <w:bCs/>
-              </w:rPr>
-            </w:pPr>
-            <w:r>
-              <w:rPr>
-                <w:b/>
-                <w:bCs/>
-              </w:rPr>
+            <w:r>
               <w:t>Pass</w:t>
             </w:r>
           </w:p>
@@ -2642,18 +1945,10 @@
             <w:tcW w:w="3330" w:type="dxa"/>
           </w:tcPr>
           <w:p>
-            <w:pPr>
-              <w:rPr>
-                <w:b/>
-                <w:bCs/>
-              </w:rPr>
-            </w:pPr>
-            <w:hyperlink r:id="rId21" w:history="1">
+            <w:hyperlink r:id="rId23" w:history="1">
               <w:r>
                 <w:rPr>
                   <w:rStyle w:val="Hyperlink"/>
-                  <w:b/>
-                  <w:bCs/>
                 </w:rPr>
                 <w:t>Input Without @ref Returns __</w:t>
               </w:r>
@@ -2661,8 +1956,6 @@
               <w:r>
                 <w:rPr>
                   <w:rStyle w:val="Hyperlink"/>
-                  <w:b/>
-                  <w:bCs/>
                 </w:rPr>
                 <w:t>internalId</w:t>
               </w:r>
@@ -2670,8 +1963,6 @@
               <w:r>
                 <w:rPr>
                   <w:rStyle w:val="Hyperlink"/>
-                  <w:b/>
-                  <w:bCs/>
                 </w:rPr>
                 <w:t xml:space="preserve"> is required</w:t>
               </w:r>
@@ -3453,6 +2744,7 @@
   <w:style w:type="character" w:default="1" w:styleId="DefaultParagraphFont">
     <w:name w:val="Default Paragraph Font"/>
     <w:uiPriority w:val="1"/>
+    <w:semiHidden/>
     <w:unhideWhenUsed/>
   </w:style>
   <w:style w:type="table" w:default="1" w:styleId="TableNormal">

--- a/Evidence/JavaScript Functions Can Return ElementReference to .NET.docx
+++ b/Evidence/JavaScript Functions Can Return ElementReference to .NET.docx
@@ -421,7 +421,11 @@
           <w:tcPr>
             <w:tcW w:w="1170" w:type="dxa"/>
           </w:tcPr>
-          <w:p/>
+          <w:p>
+            <w:r>
+              <w:t>Pass</w:t>
+            </w:r>
+          </w:p>
         </w:tc>
         <w:tc>
           <w:tcPr>

--- a/Evidence/JavaScript Functions Can Return ElementReference to .NET.docx
+++ b/Evidence/JavaScript Functions Can Return ElementReference to .NET.docx
@@ -37,23 +37,7 @@
           <w:b/>
           <w:bCs/>
         </w:rPr>
-        <w:t xml:space="preserve">[Validation] JavaScript functions can return </w:t>
-      </w:r>
-      <w:proofErr w:type="spellStart"/>
-      <w:r>
-        <w:rPr>
-          <w:b/>
-          <w:bCs/>
-        </w:rPr>
-        <w:t>ElementReference</w:t>
-      </w:r>
-      <w:proofErr w:type="spellEnd"/>
-      <w:r>
-        <w:rPr>
-          <w:b/>
-          <w:bCs/>
-        </w:rPr>
-        <w:t xml:space="preserve"> to </w:t>
+        <w:t xml:space="preserve">[Validation] JavaScript functions can return ElementReference to </w:t>
       </w:r>
       <w:proofErr w:type="gramStart"/>
       <w:r>
@@ -81,7 +65,10 @@
         <w:t>Build tested:</w:t>
       </w:r>
       <w:r>
-        <w:t xml:space="preserve"> 11.0.100-preview.7.26381.103</w:t>
+        <w:t xml:space="preserve"> </w:t>
+      </w:r>
+      <w:r>
+        <w:t>11.0.0-rc.1.26425.128</w:t>
       </w:r>
     </w:p>
     <w:p>
@@ -102,24 +89,14 @@
         <w:t xml:space="preserve">, </w:t>
       </w:r>
       <w:r>
-        <w:t xml:space="preserve">Interactive </w:t>
+        <w:t>Interactive WebAssembly</w:t>
       </w:r>
-      <w:proofErr w:type="spellStart"/>
-      <w:r>
-        <w:t>WebAssembly</w:t>
-      </w:r>
-      <w:proofErr w:type="spellEnd"/>
       <w:r>
         <w:t xml:space="preserve"> and </w:t>
       </w:r>
       <w:r>
-        <w:t xml:space="preserve">Standalone </w:t>
+        <w:t>Standalone WebAssembly</w:t>
       </w:r>
-      <w:proofErr w:type="spellStart"/>
-      <w:r>
-        <w:t>WebAssembly</w:t>
-      </w:r>
-      <w:proofErr w:type="spellEnd"/>
     </w:p>
     <w:p>
       <w:r>
@@ -336,15 +313,7 @@
           </w:tcPr>
           <w:p>
             <w:r>
-              <w:t xml:space="preserve">The JavaScript-selected input deserializes to an </w:t>
-            </w:r>
-            <w:proofErr w:type="spellStart"/>
-            <w:r>
-              <w:t>ElementReference</w:t>
-            </w:r>
-            <w:proofErr w:type="spellEnd"/>
-            <w:r>
-              <w:t xml:space="preserve"> without exception, even though that input was not passed to the current call.</w:t>
+              <w:t>The JavaScript-selected input deserializes to an ElementReference without exception, even though that input was not passed to the current call.</w:t>
             </w:r>
           </w:p>
         </w:tc>
@@ -375,14 +344,12 @@
           </w:tcPr>
           <w:p>
             <w:hyperlink r:id="rId6" w:history="1">
-              <w:proofErr w:type="spellStart"/>
               <w:r>
                 <w:rPr>
                   <w:rStyle w:val="Hyperlink"/>
                 </w:rPr>
                 <w:t>JS_Selected_Input_To_ElementReference</w:t>
               </w:r>
-              <w:proofErr w:type="spellEnd"/>
             </w:hyperlink>
           </w:p>
         </w:tc>
@@ -410,11 +377,9 @@
             <w:tcW w:w="1620" w:type="dxa"/>
           </w:tcPr>
           <w:p>
-            <w:proofErr w:type="spellStart"/>
             <w:r>
               <w:t>InteractiveWebAssembly</w:t>
             </w:r>
-            <w:proofErr w:type="spellEnd"/>
           </w:p>
         </w:tc>
         <w:tc>
@@ -433,14 +398,12 @@
           </w:tcPr>
           <w:p>
             <w:hyperlink r:id="rId7" w:history="1">
-              <w:proofErr w:type="spellStart"/>
               <w:r>
                 <w:rPr>
                   <w:rStyle w:val="Hyperlink"/>
                 </w:rPr>
                 <w:t>JS_Selected_Input_To_ElementReference</w:t>
               </w:r>
-              <w:proofErr w:type="spellEnd"/>
             </w:hyperlink>
           </w:p>
         </w:tc>
@@ -469,11 +432,9 @@
           </w:tcPr>
           <w:p/>
           <w:p>
-            <w:proofErr w:type="spellStart"/>
             <w:r>
               <w:t>StandaloneWebAssembly</w:t>
             </w:r>
-            <w:proofErr w:type="spellEnd"/>
           </w:p>
         </w:tc>
         <w:tc>
@@ -492,14 +453,12 @@
           </w:tcPr>
           <w:p>
             <w:hyperlink r:id="rId8" w:history="1">
-              <w:proofErr w:type="spellStart"/>
               <w:r>
                 <w:rPr>
                   <w:rStyle w:val="Hyperlink"/>
                 </w:rPr>
                 <w:t>JS_Selected_Input_To_ElementReference</w:t>
               </w:r>
-              <w:proofErr w:type="spellEnd"/>
             </w:hyperlink>
           </w:p>
         </w:tc>
@@ -526,15 +485,7 @@
           </w:tcPr>
           <w:p>
             <w:r>
-              <w:t xml:space="preserve">The second interop call applies the style to the selected input, including when changed </w:t>
-            </w:r>
-            <w:proofErr w:type="spellStart"/>
-            <w:r>
-              <w:t>form</w:t>
-            </w:r>
-            <w:proofErr w:type="spellEnd"/>
-            <w:r>
-              <w:t xml:space="preserve"> values cause a different input to be selected.</w:t>
+              <w:t>The second interop call applies the style to the selected input, including when changed form values cause a different input to be selected.</w:t>
             </w:r>
           </w:p>
         </w:tc>
@@ -615,11 +566,9 @@
           <w:p/>
           <w:p/>
           <w:p>
-            <w:proofErr w:type="spellStart"/>
             <w:r>
               <w:t>InteractiveWebAssembly</w:t>
             </w:r>
-            <w:proofErr w:type="spellEnd"/>
           </w:p>
           <w:p/>
         </w:tc>
@@ -688,11 +637,9 @@
           <w:p/>
           <w:p/>
           <w:p>
-            <w:proofErr w:type="spellStart"/>
             <w:r>
               <w:t>StandaloneWebAssembly</w:t>
             </w:r>
-            <w:proofErr w:type="spellEnd"/>
           </w:p>
         </w:tc>
         <w:tc>
@@ -758,15 +705,7 @@
           </w:tcPr>
           <w:p>
             <w:r>
-              <w:t>On .NET 10, the same captured-input return fails with __</w:t>
-            </w:r>
-            <w:proofErr w:type="spellStart"/>
-            <w:r>
-              <w:t>internalId</w:t>
-            </w:r>
-            <w:proofErr w:type="spellEnd"/>
-            <w:r>
-              <w:t xml:space="preserve"> is required.</w:t>
+              <w:t>On .NET 10, the same captured-input return fails with __internalId is required.</w:t>
             </w:r>
           </w:p>
           <w:p/>
@@ -836,11 +775,9 @@
             <w:tcW w:w="1620" w:type="dxa"/>
           </w:tcPr>
           <w:p>
-            <w:proofErr w:type="spellStart"/>
             <w:r>
               <w:t>InteractiveWebAssembly</w:t>
             </w:r>
-            <w:proofErr w:type="spellEnd"/>
           </w:p>
         </w:tc>
         <w:tc>
@@ -892,11 +829,9 @@
             <w:tcW w:w="1620" w:type="dxa"/>
           </w:tcPr>
           <w:p>
-            <w:proofErr w:type="spellStart"/>
             <w:r>
               <w:t>StandaloneWebAssembly</w:t>
             </w:r>
-            <w:proofErr w:type="spellEnd"/>
           </w:p>
         </w:tc>
         <w:tc>
@@ -1223,11 +1158,9 @@
             <w:tcW w:w="1620" w:type="dxa"/>
           </w:tcPr>
           <w:p>
-            <w:proofErr w:type="spellStart"/>
             <w:r>
               <w:t>InteractiveWebAssembly</w:t>
             </w:r>
-            <w:proofErr w:type="spellEnd"/>
           </w:p>
         </w:tc>
         <w:tc>
@@ -1491,11 +1424,9 @@
             <w:tcW w:w="1620" w:type="dxa"/>
           </w:tcPr>
           <w:p>
-            <w:proofErr w:type="spellStart"/>
             <w:r>
               <w:t>StandaloneWebAssembly</w:t>
             </w:r>
-            <w:proofErr w:type="spellEnd"/>
           </w:p>
         </w:tc>
         <w:tc>
@@ -1767,15 +1698,7 @@
             </w:r>
             <w:proofErr w:type="gramEnd"/>
             <w:r>
-              <w:t>ref. This should still fail with __</w:t>
-            </w:r>
-            <w:proofErr w:type="spellStart"/>
-            <w:r>
-              <w:t>internalId</w:t>
-            </w:r>
-            <w:proofErr w:type="spellEnd"/>
-            <w:r>
-              <w:t xml:space="preserve"> is required and is not a .NET 11 regression.</w:t>
+              <w:t>ref. This should still fail with __internalId is required and is not a .NET 11 regression.</w:t>
             </w:r>
           </w:p>
           <w:p/>
@@ -1812,21 +1735,7 @@
                 <w:rPr>
                   <w:rStyle w:val="Hyperlink"/>
                 </w:rPr>
-                <w:t>Input Without @ref Returns __</w:t>
-              </w:r>
-              <w:proofErr w:type="spellStart"/>
-              <w:r>
-                <w:rPr>
-                  <w:rStyle w:val="Hyperlink"/>
-                </w:rPr>
-                <w:t>internalId</w:t>
-              </w:r>
-              <w:proofErr w:type="spellEnd"/>
-              <w:r>
-                <w:rPr>
-                  <w:rStyle w:val="Hyperlink"/>
-                </w:rPr>
-                <w:t xml:space="preserve"> is required</w:t>
+                <w:t>Input Without @ref Returns __internalId is required</w:t>
               </w:r>
             </w:hyperlink>
           </w:p>
@@ -1857,11 +1766,9 @@
           <w:p/>
           <w:p/>
           <w:p>
-            <w:proofErr w:type="spellStart"/>
             <w:r>
               <w:t>InteractiveWebAssembly</w:t>
             </w:r>
-            <w:proofErr w:type="spellEnd"/>
           </w:p>
         </w:tc>
         <w:tc>
@@ -1884,21 +1791,7 @@
                 <w:rPr>
                   <w:rStyle w:val="Hyperlink"/>
                 </w:rPr>
-                <w:t>Input Without @ref Returns __</w:t>
-              </w:r>
-              <w:proofErr w:type="spellStart"/>
-              <w:r>
-                <w:rPr>
-                  <w:rStyle w:val="Hyperlink"/>
-                </w:rPr>
-                <w:t>internalId</w:t>
-              </w:r>
-              <w:proofErr w:type="spellEnd"/>
-              <w:r>
-                <w:rPr>
-                  <w:rStyle w:val="Hyperlink"/>
-                </w:rPr>
-                <w:t xml:space="preserve"> is required</w:t>
+                <w:t>Input Without @ref Returns __internalId is required</w:t>
               </w:r>
             </w:hyperlink>
           </w:p>
@@ -1927,11 +1820,9 @@
             <w:tcW w:w="1620" w:type="dxa"/>
           </w:tcPr>
           <w:p>
-            <w:proofErr w:type="spellStart"/>
             <w:r>
               <w:t>StandaloneWebAssembly</w:t>
             </w:r>
-            <w:proofErr w:type="spellEnd"/>
           </w:p>
         </w:tc>
         <w:tc>
@@ -1954,21 +1845,7 @@
                 <w:rPr>
                   <w:rStyle w:val="Hyperlink"/>
                 </w:rPr>
-                <w:t>Input Without @ref Returns __</w:t>
-              </w:r>
-              <w:proofErr w:type="spellStart"/>
-              <w:r>
-                <w:rPr>
-                  <w:rStyle w:val="Hyperlink"/>
-                </w:rPr>
-                <w:t>internalId</w:t>
-              </w:r>
-              <w:proofErr w:type="spellEnd"/>
-              <w:r>
-                <w:rPr>
-                  <w:rStyle w:val="Hyperlink"/>
-                </w:rPr>
-                <w:t xml:space="preserve"> is required</w:t>
+                <w:t>Input Without @ref Returns __internalId is required</w:t>
               </w:r>
             </w:hyperlink>
           </w:p>
@@ -2748,7 +2625,6 @@
   <w:style w:type="character" w:default="1" w:styleId="DefaultParagraphFont">
     <w:name w:val="Default Paragraph Font"/>
     <w:uiPriority w:val="1"/>
-    <w:semiHidden/>
     <w:unhideWhenUsed/>
   </w:style>
   <w:style w:type="table" w:default="1" w:styleId="TableNormal">

--- a/Evidence/JavaScript Functions Can Return ElementReference to .NET.docx
+++ b/Evidence/JavaScript Functions Can Return ElementReference to .NET.docx
@@ -37,7 +37,23 @@
           <w:b/>
           <w:bCs/>
         </w:rPr>
-        <w:t xml:space="preserve">[Validation] JavaScript functions can return ElementReference to </w:t>
+        <w:t xml:space="preserve">[Validation] JavaScript functions can return </w:t>
+      </w:r>
+      <w:proofErr w:type="spellStart"/>
+      <w:r>
+        <w:rPr>
+          <w:b/>
+          <w:bCs/>
+        </w:rPr>
+        <w:t>ElementReference</w:t>
+      </w:r>
+      <w:proofErr w:type="spellEnd"/>
+      <w:r>
+        <w:rPr>
+          <w:b/>
+          <w:bCs/>
+        </w:rPr>
+        <w:t xml:space="preserve"> to </w:t>
       </w:r>
       <w:proofErr w:type="gramStart"/>
       <w:r>
@@ -77,6 +93,32 @@
           <w:b/>
           <w:bCs/>
         </w:rPr>
+        <w:t>Tested commit SHA</w:t>
+      </w:r>
+      <w:r>
+        <w:t>:</w:t>
+      </w:r>
+      <w:r>
+        <w:t xml:space="preserve"> </w:t>
+      </w:r>
+      <w:hyperlink r:id="rId5" w:history="1">
+        <w:r>
+          <w:rPr>
+            <w:rStyle w:val="Hyperlink"/>
+          </w:rPr>
+          <w:t>d632449f16ae18b4967c9f0c1de6c49330b308aa</w:t>
+        </w:r>
+      </w:hyperlink>
+      <w:r>
+        <w:t xml:space="preserve"> </w:t>
+      </w:r>
+    </w:p>
+    <w:p>
+      <w:r>
+        <w:rPr>
+          <w:b/>
+          <w:bCs/>
+        </w:rPr>
         <w:t>Configurations tested:</w:t>
       </w:r>
       <w:r>
@@ -89,14 +131,24 @@
         <w:t xml:space="preserve">, </w:t>
       </w:r>
       <w:r>
-        <w:t>Interactive WebAssembly</w:t>
-      </w:r>
+        <w:t xml:space="preserve">Interactive </w:t>
+      </w:r>
+      <w:proofErr w:type="spellStart"/>
+      <w:r>
+        <w:t>WebAssembly</w:t>
+      </w:r>
+      <w:proofErr w:type="spellEnd"/>
       <w:r>
         <w:t xml:space="preserve"> and </w:t>
       </w:r>
       <w:r>
-        <w:t>Standalone WebAssembly</w:t>
-      </w:r>
+        <w:t xml:space="preserve">Standalone </w:t>
+      </w:r>
+      <w:proofErr w:type="spellStart"/>
+      <w:r>
+        <w:t>WebAssembly</w:t>
+      </w:r>
+      <w:proofErr w:type="spellEnd"/>
     </w:p>
     <w:p>
       <w:r>
@@ -159,7 +211,7 @@
       <w:r>
         <w:t xml:space="preserve"> </w:t>
       </w:r>
-      <w:hyperlink r:id="rId5" w:history="1">
+      <w:hyperlink r:id="rId6" w:history="1">
         <w:r>
           <w:rPr>
             <w:rStyle w:val="Hyperlink"/>
@@ -313,7 +365,15 @@
           </w:tcPr>
           <w:p>
             <w:r>
-              <w:t>The JavaScript-selected input deserializes to an ElementReference without exception, even though that input was not passed to the current call.</w:t>
+              <w:t xml:space="preserve">The JavaScript-selected input deserializes to an </w:t>
+            </w:r>
+            <w:proofErr w:type="spellStart"/>
+            <w:r>
+              <w:t>ElementReference</w:t>
+            </w:r>
+            <w:proofErr w:type="spellEnd"/>
+            <w:r>
+              <w:t xml:space="preserve"> without exception, even though that input was not passed to the current call.</w:t>
             </w:r>
           </w:p>
         </w:tc>
@@ -343,13 +403,15 @@
             <w:tcW w:w="3330" w:type="dxa"/>
           </w:tcPr>
           <w:p>
-            <w:hyperlink r:id="rId6" w:history="1">
+            <w:hyperlink r:id="rId7" w:history="1">
+              <w:proofErr w:type="spellStart"/>
               <w:r>
                 <w:rPr>
                   <w:rStyle w:val="Hyperlink"/>
                 </w:rPr>
                 <w:t>JS_Selected_Input_To_ElementReference</w:t>
               </w:r>
+              <w:proofErr w:type="spellEnd"/>
             </w:hyperlink>
           </w:p>
         </w:tc>
@@ -377,9 +439,11 @@
             <w:tcW w:w="1620" w:type="dxa"/>
           </w:tcPr>
           <w:p>
+            <w:proofErr w:type="spellStart"/>
             <w:r>
               <w:t>InteractiveWebAssembly</w:t>
             </w:r>
+            <w:proofErr w:type="spellEnd"/>
           </w:p>
         </w:tc>
         <w:tc>
@@ -397,13 +461,15 @@
             <w:tcW w:w="3330" w:type="dxa"/>
           </w:tcPr>
           <w:p>
-            <w:hyperlink r:id="rId7" w:history="1">
+            <w:hyperlink r:id="rId8" w:history="1">
+              <w:proofErr w:type="spellStart"/>
               <w:r>
                 <w:rPr>
                   <w:rStyle w:val="Hyperlink"/>
                 </w:rPr>
                 <w:t>JS_Selected_Input_To_ElementReference</w:t>
               </w:r>
+              <w:proofErr w:type="spellEnd"/>
             </w:hyperlink>
           </w:p>
         </w:tc>
@@ -432,9 +498,11 @@
           </w:tcPr>
           <w:p/>
           <w:p>
+            <w:proofErr w:type="spellStart"/>
             <w:r>
               <w:t>StandaloneWebAssembly</w:t>
             </w:r>
+            <w:proofErr w:type="spellEnd"/>
           </w:p>
         </w:tc>
         <w:tc>
@@ -452,13 +520,15 @@
             <w:tcW w:w="3330" w:type="dxa"/>
           </w:tcPr>
           <w:p>
-            <w:hyperlink r:id="rId8" w:history="1">
+            <w:hyperlink r:id="rId9" w:history="1">
+              <w:proofErr w:type="spellStart"/>
               <w:r>
                 <w:rPr>
                   <w:rStyle w:val="Hyperlink"/>
                 </w:rPr>
                 <w:t>JS_Selected_Input_To_ElementReference</w:t>
               </w:r>
+              <w:proofErr w:type="spellEnd"/>
             </w:hyperlink>
           </w:p>
         </w:tc>
@@ -485,7 +555,15 @@
           </w:tcPr>
           <w:p>
             <w:r>
-              <w:t>The second interop call applies the style to the selected input, including when changed form values cause a different input to be selected.</w:t>
+              <w:t xml:space="preserve">The second interop call applies the style to the selected input, including when changed </w:t>
+            </w:r>
+            <w:proofErr w:type="spellStart"/>
+            <w:r>
+              <w:t>form</w:t>
+            </w:r>
+            <w:proofErr w:type="spellEnd"/>
+            <w:r>
+              <w:t xml:space="preserve"> values cause a different input to be selected.</w:t>
             </w:r>
           </w:p>
         </w:tc>
@@ -499,77 +577,6 @@
             </w:r>
           </w:p>
           <w:p/>
-          <w:p/>
-        </w:tc>
-        <w:tc>
-          <w:tcPr>
-            <w:tcW w:w="1170" w:type="dxa"/>
-          </w:tcPr>
-          <w:p>
-            <w:r>
-              <w:t>Pass</w:t>
-            </w:r>
-          </w:p>
-        </w:tc>
-        <w:tc>
-          <w:tcPr>
-            <w:tcW w:w="3330" w:type="dxa"/>
-          </w:tcPr>
-          <w:p>
-            <w:hyperlink r:id="rId9" w:history="1">
-              <w:r>
-                <w:rPr>
-                  <w:rStyle w:val="Hyperlink"/>
-                </w:rPr>
-                <w:t xml:space="preserve">Style Application </w:t>
-              </w:r>
-              <w:proofErr w:type="gramStart"/>
-              <w:r>
-                <w:rPr>
-                  <w:rStyle w:val="Hyperlink"/>
-                </w:rPr>
-                <w:t>on</w:t>
-              </w:r>
-              <w:proofErr w:type="gramEnd"/>
-              <w:r>
-                <w:rPr>
-                  <w:rStyle w:val="Hyperlink"/>
-                </w:rPr>
-                <w:t xml:space="preserve"> Dynamically Selected Input</w:t>
-              </w:r>
-            </w:hyperlink>
-          </w:p>
-        </w:tc>
-      </w:tr>
-      <w:tr>
-        <w:trPr>
-          <w:trHeight w:val="1054"/>
-        </w:trPr>
-        <w:tc>
-          <w:tcPr>
-            <w:tcW w:w="785" w:type="dxa"/>
-            <w:vMerge/>
-          </w:tcPr>
-          <w:p/>
-        </w:tc>
-        <w:tc>
-          <w:tcPr>
-            <w:tcW w:w="2185" w:type="dxa"/>
-            <w:vMerge/>
-          </w:tcPr>
-          <w:p/>
-        </w:tc>
-        <w:tc>
-          <w:tcPr>
-            <w:tcW w:w="1620" w:type="dxa"/>
-          </w:tcPr>
-          <w:p/>
-          <w:p/>
-          <w:p>
-            <w:r>
-              <w:t>InteractiveWebAssembly</w:t>
-            </w:r>
-          </w:p>
           <w:p/>
         </w:tc>
         <w:tc>
@@ -614,7 +621,7 @@
       </w:tr>
       <w:tr>
         <w:trPr>
-          <w:trHeight w:val="1040"/>
+          <w:trHeight w:val="1054"/>
         </w:trPr>
         <w:tc>
           <w:tcPr>
@@ -637,10 +644,13 @@
           <w:p/>
           <w:p/>
           <w:p>
-            <w:r>
-              <w:t>StandaloneWebAssembly</w:t>
-            </w:r>
-          </w:p>
+            <w:proofErr w:type="spellStart"/>
+            <w:r>
+              <w:t>InteractiveWebAssembly</w:t>
+            </w:r>
+            <w:proofErr w:type="spellEnd"/>
+          </w:p>
+          <w:p/>
         </w:tc>
         <w:tc>
           <w:tcPr>
@@ -684,46 +694,34 @@
       </w:tr>
       <w:tr>
         <w:trPr>
-          <w:trHeight w:val="1014"/>
+          <w:trHeight w:val="1040"/>
         </w:trPr>
         <w:tc>
           <w:tcPr>
             <w:tcW w:w="785" w:type="dxa"/>
-            <w:vMerge w:val="restart"/>
-          </w:tcPr>
-          <w:p>
-            <w:r>
-              <w:lastRenderedPageBreak/>
-              <w:t>3</w:t>
-            </w:r>
-          </w:p>
+            <w:vMerge/>
+          </w:tcPr>
+          <w:p/>
         </w:tc>
         <w:tc>
           <w:tcPr>
             <w:tcW w:w="2185" w:type="dxa"/>
-            <w:vMerge w:val="restart"/>
-          </w:tcPr>
-          <w:p>
-            <w:r>
-              <w:t>On .NET 10, the same captured-input return fails with __internalId is required.</w:t>
-            </w:r>
-          </w:p>
-          <w:p/>
-          <w:p/>
-          <w:p/>
-          <w:p/>
-          <w:p/>
-          <w:p/>
+            <w:vMerge/>
+          </w:tcPr>
           <w:p/>
         </w:tc>
         <w:tc>
           <w:tcPr>
             <w:tcW w:w="1620" w:type="dxa"/>
           </w:tcPr>
-          <w:p>
-            <w:r>
-              <w:t>Interactive Server</w:t>
-            </w:r>
+          <w:p/>
+          <w:p/>
+          <w:p>
+            <w:proofErr w:type="spellStart"/>
+            <w:r>
+              <w:t>StandaloneWebAssembly</w:t>
+            </w:r>
+            <w:proofErr w:type="spellEnd"/>
           </w:p>
         </w:tc>
         <w:tc>
@@ -746,7 +744,21 @@
                 <w:rPr>
                   <w:rStyle w:val="Hyperlink"/>
                 </w:rPr>
-                <w:t>Captured Input Return Fails on .NET 10</w:t>
+                <w:t xml:space="preserve">Style Application </w:t>
+              </w:r>
+              <w:proofErr w:type="gramStart"/>
+              <w:r>
+                <w:rPr>
+                  <w:rStyle w:val="Hyperlink"/>
+                </w:rPr>
+                <w:t>on</w:t>
+              </w:r>
+              <w:proofErr w:type="gramEnd"/>
+              <w:r>
+                <w:rPr>
+                  <w:rStyle w:val="Hyperlink"/>
+                </w:rPr>
+                <w:t xml:space="preserve"> Dynamically Selected Input</w:t>
               </w:r>
             </w:hyperlink>
           </w:p>
@@ -754,20 +766,43 @@
       </w:tr>
       <w:tr>
         <w:trPr>
-          <w:trHeight w:val="1160"/>
+          <w:trHeight w:val="1014"/>
         </w:trPr>
         <w:tc>
           <w:tcPr>
             <w:tcW w:w="785" w:type="dxa"/>
-            <w:vMerge/>
-          </w:tcPr>
-          <w:p/>
+            <w:vMerge w:val="restart"/>
+          </w:tcPr>
+          <w:p>
+            <w:r>
+              <w:t>3</w:t>
+            </w:r>
+          </w:p>
         </w:tc>
         <w:tc>
           <w:tcPr>
             <w:tcW w:w="2185" w:type="dxa"/>
-            <w:vMerge/>
-          </w:tcPr>
+            <w:vMerge w:val="restart"/>
+          </w:tcPr>
+          <w:p>
+            <w:r>
+              <w:t>On .NET 10, the same captured-input return fails with __</w:t>
+            </w:r>
+            <w:proofErr w:type="spellStart"/>
+            <w:r>
+              <w:t>internalId</w:t>
+            </w:r>
+            <w:proofErr w:type="spellEnd"/>
+            <w:r>
+              <w:t xml:space="preserve"> is required.</w:t>
+            </w:r>
+          </w:p>
+          <w:p/>
+          <w:p/>
+          <w:p/>
+          <w:p/>
+          <w:p/>
+          <w:p/>
           <w:p/>
         </w:tc>
         <w:tc>
@@ -776,7 +811,7 @@
           </w:tcPr>
           <w:p>
             <w:r>
-              <w:t>InteractiveWebAssembly</w:t>
+              <w:t>Interactive Server</w:t>
             </w:r>
           </w:p>
         </w:tc>
@@ -808,6 +843,62 @@
       </w:tr>
       <w:tr>
         <w:trPr>
+          <w:trHeight w:val="1160"/>
+        </w:trPr>
+        <w:tc>
+          <w:tcPr>
+            <w:tcW w:w="785" w:type="dxa"/>
+            <w:vMerge/>
+          </w:tcPr>
+          <w:p/>
+        </w:tc>
+        <w:tc>
+          <w:tcPr>
+            <w:tcW w:w="2185" w:type="dxa"/>
+            <w:vMerge/>
+          </w:tcPr>
+          <w:p/>
+        </w:tc>
+        <w:tc>
+          <w:tcPr>
+            <w:tcW w:w="1620" w:type="dxa"/>
+          </w:tcPr>
+          <w:p>
+            <w:proofErr w:type="spellStart"/>
+            <w:r>
+              <w:t>InteractiveWebAssembly</w:t>
+            </w:r>
+            <w:proofErr w:type="spellEnd"/>
+          </w:p>
+        </w:tc>
+        <w:tc>
+          <w:tcPr>
+            <w:tcW w:w="1170" w:type="dxa"/>
+          </w:tcPr>
+          <w:p>
+            <w:r>
+              <w:t>Pass</w:t>
+            </w:r>
+          </w:p>
+        </w:tc>
+        <w:tc>
+          <w:tcPr>
+            <w:tcW w:w="3330" w:type="dxa"/>
+          </w:tcPr>
+          <w:p>
+            <w:hyperlink r:id="rId14" w:history="1">
+              <w:r>
+                <w:rPr>
+                  <w:rStyle w:val="Hyperlink"/>
+                </w:rPr>
+                <w:t>Captured Input Return Fails on .NET 10</w:t>
+              </w:r>
+            </w:hyperlink>
+          </w:p>
+        </w:tc>
+      </w:tr>
+      <w:tr>
+        <w:trPr>
           <w:trHeight w:val="1027"/>
         </w:trPr>
         <w:tc>
@@ -829,9 +920,11 @@
             <w:tcW w:w="1620" w:type="dxa"/>
           </w:tcPr>
           <w:p>
+            <w:proofErr w:type="spellStart"/>
             <w:r>
               <w:t>StandaloneWebAssembly</w:t>
             </w:r>
+            <w:proofErr w:type="spellEnd"/>
           </w:p>
         </w:tc>
         <w:tc>
@@ -849,7 +942,7 @@
             <w:tcW w:w="3330" w:type="dxa"/>
           </w:tcPr>
           <w:p>
-            <w:hyperlink r:id="rId14" w:history="1">
+            <w:hyperlink r:id="rId15" w:history="1">
               <w:r>
                 <w:rPr>
                   <w:rStyle w:val="Hyperlink"/>
@@ -1047,7 +1140,7 @@
                   <w:pPr>
                     <w:spacing w:after="0" w:line="240" w:lineRule="auto"/>
                   </w:pPr>
-                  <w:hyperlink r:id="rId15" w:history="1">
+                  <w:hyperlink r:id="rId16" w:history="1">
                     <w:r>
                       <w:rPr>
                         <w:rStyle w:val="Hyperlink"/>
@@ -1114,7 +1207,7 @@
                   <w:pPr>
                     <w:spacing w:after="0" w:line="240" w:lineRule="auto"/>
                   </w:pPr>
-                  <w:hyperlink r:id="rId16" w:history="1">
+                  <w:hyperlink r:id="rId17" w:history="1">
                     <w:r>
                       <w:rPr>
                         <w:rStyle w:val="Hyperlink"/>
@@ -1158,9 +1251,11 @@
             <w:tcW w:w="1620" w:type="dxa"/>
           </w:tcPr>
           <w:p>
+            <w:proofErr w:type="spellStart"/>
             <w:r>
               <w:t>InteractiveWebAssembly</w:t>
             </w:r>
+            <w:proofErr w:type="spellEnd"/>
           </w:p>
         </w:tc>
         <w:tc>
@@ -1314,7 +1409,7 @@
                   <w:pPr>
                     <w:spacing w:after="0" w:line="240" w:lineRule="auto"/>
                   </w:pPr>
-                  <w:hyperlink r:id="rId17" w:history="1">
+                  <w:hyperlink r:id="rId18" w:history="1">
                     <w:r>
                       <w:rPr>
                         <w:rStyle w:val="Hyperlink"/>
@@ -1381,7 +1476,7 @@
                   <w:pPr>
                     <w:spacing w:after="0" w:line="240" w:lineRule="auto"/>
                   </w:pPr>
-                  <w:hyperlink r:id="rId18" w:history="1">
+                  <w:hyperlink r:id="rId19" w:history="1">
                     <w:r>
                       <w:rPr>
                         <w:rStyle w:val="Hyperlink"/>
@@ -1424,9 +1519,11 @@
             <w:tcW w:w="1620" w:type="dxa"/>
           </w:tcPr>
           <w:p>
+            <w:proofErr w:type="spellStart"/>
             <w:r>
               <w:t>StandaloneWebAssembly</w:t>
             </w:r>
+            <w:proofErr w:type="spellEnd"/>
           </w:p>
         </w:tc>
         <w:tc>
@@ -1580,7 +1677,7 @@
                   <w:pPr>
                     <w:spacing w:after="0" w:line="240" w:lineRule="auto"/>
                   </w:pPr>
-                  <w:hyperlink r:id="rId19" w:history="1">
+                  <w:hyperlink r:id="rId20" w:history="1">
                     <w:r>
                       <w:rPr>
                         <w:rStyle w:val="Hyperlink"/>
@@ -1647,7 +1744,7 @@
                   <w:pPr>
                     <w:spacing w:after="0" w:line="240" w:lineRule="auto"/>
                   </w:pPr>
-                  <w:hyperlink r:id="rId20" w:history="1">
+                  <w:hyperlink r:id="rId21" w:history="1">
                     <w:r>
                       <w:rPr>
                         <w:rStyle w:val="Hyperlink"/>
@@ -1698,7 +1795,15 @@
             </w:r>
             <w:proofErr w:type="gramEnd"/>
             <w:r>
-              <w:t>ref. This should still fail with __internalId is required and is not a .NET 11 regression.</w:t>
+              <w:t>ref. This should still fail with __</w:t>
+            </w:r>
+            <w:proofErr w:type="spellStart"/>
+            <w:r>
+              <w:t>internalId</w:t>
+            </w:r>
+            <w:proofErr w:type="spellEnd"/>
+            <w:r>
+              <w:t xml:space="preserve"> is required and is not a .NET 11 regression.</w:t>
             </w:r>
           </w:p>
           <w:p/>
@@ -1730,12 +1835,26 @@
             <w:tcW w:w="3330" w:type="dxa"/>
           </w:tcPr>
           <w:p>
-            <w:hyperlink r:id="rId21" w:history="1">
+            <w:hyperlink r:id="rId22" w:history="1">
               <w:r>
                 <w:rPr>
                   <w:rStyle w:val="Hyperlink"/>
                 </w:rPr>
-                <w:t>Input Without @ref Returns __internalId is required</w:t>
+                <w:t>Input Without @ref Returns __</w:t>
+              </w:r>
+              <w:proofErr w:type="spellStart"/>
+              <w:r>
+                <w:rPr>
+                  <w:rStyle w:val="Hyperlink"/>
+                </w:rPr>
+                <w:t>internalId</w:t>
+              </w:r>
+              <w:proofErr w:type="spellEnd"/>
+              <w:r>
+                <w:rPr>
+                  <w:rStyle w:val="Hyperlink"/>
+                </w:rPr>
+                <w:t xml:space="preserve"> is required</w:t>
               </w:r>
             </w:hyperlink>
           </w:p>
@@ -1766,9 +1885,11 @@
           <w:p/>
           <w:p/>
           <w:p>
+            <w:proofErr w:type="spellStart"/>
             <w:r>
               <w:t>InteractiveWebAssembly</w:t>
             </w:r>
+            <w:proofErr w:type="spellEnd"/>
           </w:p>
         </w:tc>
         <w:tc>
@@ -1786,12 +1907,26 @@
             <w:tcW w:w="3330" w:type="dxa"/>
           </w:tcPr>
           <w:p>
-            <w:hyperlink r:id="rId22" w:history="1">
+            <w:hyperlink r:id="rId23" w:history="1">
               <w:r>
                 <w:rPr>
                   <w:rStyle w:val="Hyperlink"/>
                 </w:rPr>
-                <w:t>Input Without @ref Returns __internalId is required</w:t>
+                <w:t>Input Without @ref Returns __</w:t>
+              </w:r>
+              <w:proofErr w:type="spellStart"/>
+              <w:r>
+                <w:rPr>
+                  <w:rStyle w:val="Hyperlink"/>
+                </w:rPr>
+                <w:t>internalId</w:t>
+              </w:r>
+              <w:proofErr w:type="spellEnd"/>
+              <w:r>
+                <w:rPr>
+                  <w:rStyle w:val="Hyperlink"/>
+                </w:rPr>
+                <w:t xml:space="preserve"> is required</w:t>
               </w:r>
             </w:hyperlink>
           </w:p>
@@ -1820,9 +1955,11 @@
             <w:tcW w:w="1620" w:type="dxa"/>
           </w:tcPr>
           <w:p>
+            <w:proofErr w:type="spellStart"/>
             <w:r>
               <w:t>StandaloneWebAssembly</w:t>
             </w:r>
+            <w:proofErr w:type="spellEnd"/>
           </w:p>
         </w:tc>
         <w:tc>
@@ -1840,12 +1977,26 @@
             <w:tcW w:w="3330" w:type="dxa"/>
           </w:tcPr>
           <w:p>
-            <w:hyperlink r:id="rId23" w:history="1">
+            <w:hyperlink r:id="rId24" w:history="1">
               <w:r>
                 <w:rPr>
                   <w:rStyle w:val="Hyperlink"/>
                 </w:rPr>
-                <w:t>Input Without @ref Returns __internalId is required</w:t>
+                <w:t>Input Without @ref Returns __</w:t>
+              </w:r>
+              <w:proofErr w:type="spellStart"/>
+              <w:r>
+                <w:rPr>
+                  <w:rStyle w:val="Hyperlink"/>
+                </w:rPr>
+                <w:t>internalId</w:t>
+              </w:r>
+              <w:proofErr w:type="spellEnd"/>
+              <w:r>
+                <w:rPr>
+                  <w:rStyle w:val="Hyperlink"/>
+                </w:rPr>
+                <w:t xml:space="preserve"> is required</w:t>
               </w:r>
             </w:hyperlink>
           </w:p>

--- a/Evidence/JavaScript Functions Can Return ElementReference to .NET.docx
+++ b/Evidence/JavaScript Functions Can Return ElementReference to .NET.docx
@@ -382,9 +382,14 @@
             <w:tcW w:w="1620" w:type="dxa"/>
           </w:tcPr>
           <w:p>
-            <w:r>
-              <w:t>Interactive Server</w:t>
-            </w:r>
+            <w:hyperlink r:id="rId7" w:history="1">
+              <w:r>
+                <w:rPr>
+                  <w:rStyle w:val="Hyperlink"/>
+                </w:rPr>
+                <w:t>Interactive Server</w:t>
+              </w:r>
+            </w:hyperlink>
           </w:p>
           <w:p/>
         </w:tc>
@@ -403,7 +408,7 @@
             <w:tcW w:w="3330" w:type="dxa"/>
           </w:tcPr>
           <w:p>
-            <w:hyperlink r:id="rId7" w:history="1">
+            <w:hyperlink r:id="rId8" w:history="1">
               <w:proofErr w:type="spellStart"/>
               <w:r>
                 <w:rPr>
@@ -439,11 +444,16 @@
             <w:tcW w:w="1620" w:type="dxa"/>
           </w:tcPr>
           <w:p>
-            <w:proofErr w:type="spellStart"/>
-            <w:r>
-              <w:t>InteractiveWebAssembly</w:t>
-            </w:r>
-            <w:proofErr w:type="spellEnd"/>
+            <w:hyperlink r:id="rId9" w:history="1">
+              <w:proofErr w:type="spellStart"/>
+              <w:r>
+                <w:rPr>
+                  <w:rStyle w:val="Hyperlink"/>
+                </w:rPr>
+                <w:t>InteractiveWebAssembly</w:t>
+              </w:r>
+              <w:proofErr w:type="spellEnd"/>
+            </w:hyperlink>
           </w:p>
         </w:tc>
         <w:tc>
@@ -461,7 +471,7 @@
             <w:tcW w:w="3330" w:type="dxa"/>
           </w:tcPr>
           <w:p>
-            <w:hyperlink r:id="rId8" w:history="1">
+            <w:hyperlink r:id="rId10" w:history="1">
               <w:proofErr w:type="spellStart"/>
               <w:r>
                 <w:rPr>
@@ -498,11 +508,16 @@
           </w:tcPr>
           <w:p/>
           <w:p>
-            <w:proofErr w:type="spellStart"/>
-            <w:r>
-              <w:t>StandaloneWebAssembly</w:t>
-            </w:r>
-            <w:proofErr w:type="spellEnd"/>
+            <w:hyperlink r:id="rId11" w:history="1">
+              <w:proofErr w:type="spellStart"/>
+              <w:r>
+                <w:rPr>
+                  <w:rStyle w:val="Hyperlink"/>
+                </w:rPr>
+                <w:t>StandaloneWebAssembly</w:t>
+              </w:r>
+              <w:proofErr w:type="spellEnd"/>
+            </w:hyperlink>
           </w:p>
         </w:tc>
         <w:tc>
@@ -520,7 +535,7 @@
             <w:tcW w:w="3330" w:type="dxa"/>
           </w:tcPr>
           <w:p>
-            <w:hyperlink r:id="rId9" w:history="1">
+            <w:hyperlink r:id="rId12" w:history="1">
               <w:proofErr w:type="spellStart"/>
               <w:r>
                 <w:rPr>
@@ -572,9 +587,14 @@
             <w:tcW w:w="1620" w:type="dxa"/>
           </w:tcPr>
           <w:p>
-            <w:r>
-              <w:t>Interactive Server</w:t>
-            </w:r>
+            <w:hyperlink r:id="rId13" w:history="1">
+              <w:r>
+                <w:rPr>
+                  <w:rStyle w:val="Hyperlink"/>
+                </w:rPr>
+                <w:t>Interactive Server</w:t>
+              </w:r>
+            </w:hyperlink>
           </w:p>
           <w:p/>
           <w:p/>
@@ -594,7 +614,7 @@
             <w:tcW w:w="3330" w:type="dxa"/>
           </w:tcPr>
           <w:p>
-            <w:hyperlink r:id="rId10" w:history="1">
+            <w:hyperlink r:id="rId14" w:history="1">
               <w:r>
                 <w:rPr>
                   <w:rStyle w:val="Hyperlink"/>
@@ -644,11 +664,16 @@
           <w:p/>
           <w:p/>
           <w:p>
-            <w:proofErr w:type="spellStart"/>
-            <w:r>
-              <w:t>InteractiveWebAssembly</w:t>
-            </w:r>
-            <w:proofErr w:type="spellEnd"/>
+            <w:hyperlink r:id="rId15" w:history="1">
+              <w:proofErr w:type="spellStart"/>
+              <w:r>
+                <w:rPr>
+                  <w:rStyle w:val="Hyperlink"/>
+                </w:rPr>
+                <w:t>InteractiveWebAssembly</w:t>
+              </w:r>
+              <w:proofErr w:type="spellEnd"/>
+            </w:hyperlink>
           </w:p>
           <w:p/>
         </w:tc>
@@ -667,7 +692,7 @@
             <w:tcW w:w="3330" w:type="dxa"/>
           </w:tcPr>
           <w:p>
-            <w:hyperlink r:id="rId11" w:history="1">
+            <w:hyperlink r:id="rId16" w:history="1">
               <w:r>
                 <w:rPr>
                   <w:rStyle w:val="Hyperlink"/>
@@ -717,11 +742,16 @@
           <w:p/>
           <w:p/>
           <w:p>
-            <w:proofErr w:type="spellStart"/>
-            <w:r>
-              <w:t>StandaloneWebAssembly</w:t>
-            </w:r>
-            <w:proofErr w:type="spellEnd"/>
+            <w:hyperlink r:id="rId17" w:history="1">
+              <w:proofErr w:type="spellStart"/>
+              <w:r>
+                <w:rPr>
+                  <w:rStyle w:val="Hyperlink"/>
+                </w:rPr>
+                <w:t>StandaloneWebAssembly</w:t>
+              </w:r>
+              <w:proofErr w:type="spellEnd"/>
+            </w:hyperlink>
           </w:p>
         </w:tc>
         <w:tc>
@@ -739,7 +769,7 @@
             <w:tcW w:w="3330" w:type="dxa"/>
           </w:tcPr>
           <w:p>
-            <w:hyperlink r:id="rId12" w:history="1">
+            <w:hyperlink r:id="rId18" w:history="1">
               <w:r>
                 <w:rPr>
                   <w:rStyle w:val="Hyperlink"/>
@@ -810,9 +840,14 @@
             <w:tcW w:w="1620" w:type="dxa"/>
           </w:tcPr>
           <w:p>
-            <w:r>
-              <w:t>Interactive Server</w:t>
-            </w:r>
+            <w:hyperlink r:id="rId19" w:history="1">
+              <w:r>
+                <w:rPr>
+                  <w:rStyle w:val="Hyperlink"/>
+                </w:rPr>
+                <w:t>Interactive Server</w:t>
+              </w:r>
+            </w:hyperlink>
           </w:p>
         </w:tc>
         <w:tc>
@@ -830,7 +865,7 @@
             <w:tcW w:w="3330" w:type="dxa"/>
           </w:tcPr>
           <w:p>
-            <w:hyperlink r:id="rId13" w:history="1">
+            <w:hyperlink r:id="rId20" w:history="1">
               <w:r>
                 <w:rPr>
                   <w:rStyle w:val="Hyperlink"/>
@@ -864,11 +899,16 @@
             <w:tcW w:w="1620" w:type="dxa"/>
           </w:tcPr>
           <w:p>
-            <w:proofErr w:type="spellStart"/>
-            <w:r>
-              <w:t>InteractiveWebAssembly</w:t>
-            </w:r>
-            <w:proofErr w:type="spellEnd"/>
+            <w:hyperlink r:id="rId21" w:history="1">
+              <w:proofErr w:type="spellStart"/>
+              <w:r>
+                <w:rPr>
+                  <w:rStyle w:val="Hyperlink"/>
+                </w:rPr>
+                <w:t>InteractiveWebAssembly</w:t>
+              </w:r>
+              <w:proofErr w:type="spellEnd"/>
+            </w:hyperlink>
           </w:p>
         </w:tc>
         <w:tc>
@@ -886,7 +926,7 @@
             <w:tcW w:w="3330" w:type="dxa"/>
           </w:tcPr>
           <w:p>
-            <w:hyperlink r:id="rId14" w:history="1">
+            <w:hyperlink r:id="rId22" w:history="1">
               <w:r>
                 <w:rPr>
                   <w:rStyle w:val="Hyperlink"/>
@@ -920,11 +960,16 @@
             <w:tcW w:w="1620" w:type="dxa"/>
           </w:tcPr>
           <w:p>
-            <w:proofErr w:type="spellStart"/>
-            <w:r>
-              <w:t>StandaloneWebAssembly</w:t>
-            </w:r>
-            <w:proofErr w:type="spellEnd"/>
+            <w:hyperlink r:id="rId23" w:history="1">
+              <w:proofErr w:type="spellStart"/>
+              <w:r>
+                <w:rPr>
+                  <w:rStyle w:val="Hyperlink"/>
+                </w:rPr>
+                <w:t>StandaloneWebAssembly</w:t>
+              </w:r>
+              <w:proofErr w:type="spellEnd"/>
+            </w:hyperlink>
           </w:p>
         </w:tc>
         <w:tc>
@@ -942,7 +987,7 @@
             <w:tcW w:w="3330" w:type="dxa"/>
           </w:tcPr>
           <w:p>
-            <w:hyperlink r:id="rId15" w:history="1">
+            <w:hyperlink r:id="rId24" w:history="1">
               <w:r>
                 <w:rPr>
                   <w:rStyle w:val="Hyperlink"/>
@@ -1140,7 +1185,7 @@
                   <w:pPr>
                     <w:spacing w:after="0" w:line="240" w:lineRule="auto"/>
                   </w:pPr>
-                  <w:hyperlink r:id="rId16" w:history="1">
+                  <w:hyperlink r:id="rId25" w:history="1">
                     <w:r>
                       <w:rPr>
                         <w:rStyle w:val="Hyperlink"/>
@@ -1207,7 +1252,7 @@
                   <w:pPr>
                     <w:spacing w:after="0" w:line="240" w:lineRule="auto"/>
                   </w:pPr>
-                  <w:hyperlink r:id="rId17" w:history="1">
+                  <w:hyperlink r:id="rId26" w:history="1">
                     <w:r>
                       <w:rPr>
                         <w:rStyle w:val="Hyperlink"/>
@@ -1409,7 +1454,7 @@
                   <w:pPr>
                     <w:spacing w:after="0" w:line="240" w:lineRule="auto"/>
                   </w:pPr>
-                  <w:hyperlink r:id="rId18" w:history="1">
+                  <w:hyperlink r:id="rId27" w:history="1">
                     <w:r>
                       <w:rPr>
                         <w:rStyle w:val="Hyperlink"/>
@@ -1476,7 +1521,7 @@
                   <w:pPr>
                     <w:spacing w:after="0" w:line="240" w:lineRule="auto"/>
                   </w:pPr>
-                  <w:hyperlink r:id="rId19" w:history="1">
+                  <w:hyperlink r:id="rId28" w:history="1">
                     <w:r>
                       <w:rPr>
                         <w:rStyle w:val="Hyperlink"/>
@@ -1677,7 +1722,7 @@
                   <w:pPr>
                     <w:spacing w:after="0" w:line="240" w:lineRule="auto"/>
                   </w:pPr>
-                  <w:hyperlink r:id="rId20" w:history="1">
+                  <w:hyperlink r:id="rId29" w:history="1">
                     <w:r>
                       <w:rPr>
                         <w:rStyle w:val="Hyperlink"/>
@@ -1744,7 +1789,7 @@
                   <w:pPr>
                     <w:spacing w:after="0" w:line="240" w:lineRule="auto"/>
                   </w:pPr>
-                  <w:hyperlink r:id="rId21" w:history="1">
+                  <w:hyperlink r:id="rId30" w:history="1">
                     <w:r>
                       <w:rPr>
                         <w:rStyle w:val="Hyperlink"/>
@@ -1813,9 +1858,14 @@
             <w:tcW w:w="1620" w:type="dxa"/>
           </w:tcPr>
           <w:p>
-            <w:r>
-              <w:t>Interactive Server</w:t>
-            </w:r>
+            <w:hyperlink r:id="rId31" w:history="1">
+              <w:r>
+                <w:rPr>
+                  <w:rStyle w:val="Hyperlink"/>
+                </w:rPr>
+                <w:t>Interactive Server</w:t>
+              </w:r>
+            </w:hyperlink>
           </w:p>
           <w:p/>
           <w:p/>
@@ -1835,7 +1885,7 @@
             <w:tcW w:w="3330" w:type="dxa"/>
           </w:tcPr>
           <w:p>
-            <w:hyperlink r:id="rId22" w:history="1">
+            <w:hyperlink r:id="rId32" w:history="1">
               <w:r>
                 <w:rPr>
                   <w:rStyle w:val="Hyperlink"/>
@@ -1885,11 +1935,16 @@
           <w:p/>
           <w:p/>
           <w:p>
-            <w:proofErr w:type="spellStart"/>
-            <w:r>
-              <w:t>InteractiveWebAssembly</w:t>
-            </w:r>
-            <w:proofErr w:type="spellEnd"/>
+            <w:hyperlink r:id="rId33" w:history="1">
+              <w:proofErr w:type="spellStart"/>
+              <w:r>
+                <w:rPr>
+                  <w:rStyle w:val="Hyperlink"/>
+                </w:rPr>
+                <w:t>InteractiveWebAssembly</w:t>
+              </w:r>
+              <w:proofErr w:type="spellEnd"/>
+            </w:hyperlink>
           </w:p>
         </w:tc>
         <w:tc>
@@ -1907,7 +1962,7 @@
             <w:tcW w:w="3330" w:type="dxa"/>
           </w:tcPr>
           <w:p>
-            <w:hyperlink r:id="rId23" w:history="1">
+            <w:hyperlink r:id="rId34" w:history="1">
               <w:r>
                 <w:rPr>
                   <w:rStyle w:val="Hyperlink"/>
@@ -1955,11 +2010,16 @@
             <w:tcW w:w="1620" w:type="dxa"/>
           </w:tcPr>
           <w:p>
-            <w:proofErr w:type="spellStart"/>
-            <w:r>
-              <w:t>StandaloneWebAssembly</w:t>
-            </w:r>
-            <w:proofErr w:type="spellEnd"/>
+            <w:hyperlink r:id="rId35" w:history="1">
+              <w:proofErr w:type="spellStart"/>
+              <w:r>
+                <w:rPr>
+                  <w:rStyle w:val="Hyperlink"/>
+                </w:rPr>
+                <w:t>StandaloneWebAssembly</w:t>
+              </w:r>
+              <w:proofErr w:type="spellEnd"/>
+            </w:hyperlink>
           </w:p>
         </w:tc>
         <w:tc>
@@ -1977,7 +2037,7 @@
             <w:tcW w:w="3330" w:type="dxa"/>
           </w:tcPr>
           <w:p>
-            <w:hyperlink r:id="rId24" w:history="1">
+            <w:hyperlink r:id="rId36" w:history="1">
               <w:r>
                 <w:rPr>
                   <w:rStyle w:val="Hyperlink"/>
@@ -1997,6 +2057,198 @@
                   <w:rStyle w:val="Hyperlink"/>
                 </w:rPr>
                 <w:t xml:space="preserve"> is required</w:t>
+              </w:r>
+            </w:hyperlink>
+          </w:p>
+        </w:tc>
+      </w:tr>
+      <w:tr>
+        <w:trPr>
+          <w:trHeight w:val="895"/>
+        </w:trPr>
+        <w:tc>
+          <w:tcPr>
+            <w:tcW w:w="785" w:type="dxa"/>
+            <w:vMerge w:val="restart"/>
+          </w:tcPr>
+          <w:p>
+            <w:r>
+              <w:t>6</w:t>
+            </w:r>
+          </w:p>
+        </w:tc>
+        <w:tc>
+          <w:tcPr>
+            <w:tcW w:w="2185" w:type="dxa"/>
+            <w:vMerge w:val="restart"/>
+          </w:tcPr>
+          <w:p>
+            <w:r>
+              <w:t>Verify that JavaScript selects and highlights Full name when all fields are empty and selects Email after Full name is populated, with the selected field recorded for each interaction.</w:t>
+            </w:r>
+          </w:p>
+        </w:tc>
+        <w:tc>
+          <w:tcPr>
+            <w:tcW w:w="1620" w:type="dxa"/>
+          </w:tcPr>
+          <w:p>
+            <w:hyperlink r:id="rId37" w:history="1">
+              <w:r>
+                <w:rPr>
+                  <w:rStyle w:val="Hyperlink"/>
+                </w:rPr>
+                <w:t>Interactive Server</w:t>
+              </w:r>
+            </w:hyperlink>
+          </w:p>
+          <w:p/>
+        </w:tc>
+        <w:tc>
+          <w:tcPr>
+            <w:tcW w:w="1170" w:type="dxa"/>
+          </w:tcPr>
+          <w:p>
+            <w:r>
+              <w:t>Pass</w:t>
+            </w:r>
+          </w:p>
+        </w:tc>
+        <w:tc>
+          <w:tcPr>
+            <w:tcW w:w="3330" w:type="dxa"/>
+          </w:tcPr>
+          <w:p>
+            <w:hyperlink r:id="rId38" w:history="1">
+              <w:r>
+                <w:rPr>
+                  <w:rStyle w:val="Hyperlink"/>
+                </w:rPr>
+                <w:t>Full Name and Email Selected</w:t>
+              </w:r>
+            </w:hyperlink>
+          </w:p>
+        </w:tc>
+      </w:tr>
+      <w:tr>
+        <w:trPr>
+          <w:trHeight w:val="1152"/>
+        </w:trPr>
+        <w:tc>
+          <w:tcPr>
+            <w:tcW w:w="785" w:type="dxa"/>
+            <w:vMerge/>
+          </w:tcPr>
+          <w:p/>
+        </w:tc>
+        <w:tc>
+          <w:tcPr>
+            <w:tcW w:w="2185" w:type="dxa"/>
+            <w:vMerge/>
+          </w:tcPr>
+          <w:p/>
+        </w:tc>
+        <w:tc>
+          <w:tcPr>
+            <w:tcW w:w="1620" w:type="dxa"/>
+          </w:tcPr>
+          <w:p/>
+          <w:p/>
+          <w:p>
+            <w:hyperlink r:id="rId39" w:history="1">
+              <w:proofErr w:type="spellStart"/>
+              <w:r>
+                <w:rPr>
+                  <w:rStyle w:val="Hyperlink"/>
+                </w:rPr>
+                <w:t>InteractiveWebAssembly</w:t>
+              </w:r>
+              <w:proofErr w:type="spellEnd"/>
+            </w:hyperlink>
+          </w:p>
+        </w:tc>
+        <w:tc>
+          <w:tcPr>
+            <w:tcW w:w="1170" w:type="dxa"/>
+          </w:tcPr>
+          <w:p>
+            <w:r>
+              <w:t>Pass</w:t>
+            </w:r>
+          </w:p>
+        </w:tc>
+        <w:tc>
+          <w:tcPr>
+            <w:tcW w:w="3330" w:type="dxa"/>
+          </w:tcPr>
+          <w:p>
+            <w:hyperlink r:id="rId40" w:history="1">
+              <w:r>
+                <w:rPr>
+                  <w:rStyle w:val="Hyperlink"/>
+                </w:rPr>
+                <w:t>Full Name and Email Selected</w:t>
+              </w:r>
+            </w:hyperlink>
+          </w:p>
+        </w:tc>
+      </w:tr>
+      <w:tr>
+        <w:trPr>
+          <w:trHeight w:val="1152"/>
+        </w:trPr>
+        <w:tc>
+          <w:tcPr>
+            <w:tcW w:w="785" w:type="dxa"/>
+            <w:vMerge/>
+          </w:tcPr>
+          <w:p/>
+        </w:tc>
+        <w:tc>
+          <w:tcPr>
+            <w:tcW w:w="2185" w:type="dxa"/>
+            <w:vMerge/>
+          </w:tcPr>
+          <w:p/>
+        </w:tc>
+        <w:tc>
+          <w:tcPr>
+            <w:tcW w:w="1620" w:type="dxa"/>
+          </w:tcPr>
+          <w:p>
+            <w:hyperlink r:id="rId41" w:history="1">
+              <w:proofErr w:type="spellStart"/>
+              <w:r>
+                <w:rPr>
+                  <w:rStyle w:val="Hyperlink"/>
+                </w:rPr>
+                <w:t>StandaloneWebAssembly</w:t>
+              </w:r>
+              <w:proofErr w:type="spellEnd"/>
+            </w:hyperlink>
+          </w:p>
+        </w:tc>
+        <w:tc>
+          <w:tcPr>
+            <w:tcW w:w="1170" w:type="dxa"/>
+          </w:tcPr>
+          <w:p>
+            <w:r>
+              <w:t>Pass</w:t>
+            </w:r>
+          </w:p>
+        </w:tc>
+        <w:tc>
+          <w:tcPr>
+            <w:tcW w:w="3330" w:type="dxa"/>
+          </w:tcPr>
+          <w:p>
+            <w:hyperlink r:id="rId42" w:history="1">
+              <w:r>
+                <w:rPr>
+                  <w:rStyle w:val="Hyperlink"/>
+                </w:rPr>
+                <w:t>Full Name and Email Selected</w:t>
               </w:r>
             </w:hyperlink>
           </w:p>
@@ -2776,6 +3028,7 @@
   <w:style w:type="character" w:default="1" w:styleId="DefaultParagraphFont">
     <w:name w:val="Default Paragraph Font"/>
     <w:uiPriority w:val="1"/>
+    <w:semiHidden/>
     <w:unhideWhenUsed/>
   </w:style>
   <w:style w:type="table" w:default="1" w:styleId="TableNormal">

--- a/Evidence/JavaScript Functions Can Return ElementReference to .NET.docx
+++ b/Evidence/JavaScript Functions Can Return ElementReference to .NET.docx
@@ -53,23 +53,7 @@
           <w:b/>
           <w:bCs/>
         </w:rPr>
-        <w:t xml:space="preserve"> to </w:t>
-      </w:r>
-      <w:proofErr w:type="gramStart"/>
-      <w:r>
-        <w:rPr>
-          <w:b/>
-          <w:bCs/>
-        </w:rPr>
-        <w:t>.NET (#</w:t>
-      </w:r>
-      <w:proofErr w:type="gramEnd"/>
-      <w:r>
-        <w:rPr>
-          <w:b/>
-          <w:bCs/>
-        </w:rPr>
-        <w:t>69159)</w:t>
+        <w:t xml:space="preserve"> to .NET (#69159)</w:t>
       </w:r>
     </w:p>
     <w:p>
@@ -619,21 +603,7 @@
                 <w:rPr>
                   <w:rStyle w:val="Hyperlink"/>
                 </w:rPr>
-                <w:t xml:space="preserve">Style Application </w:t>
-              </w:r>
-              <w:proofErr w:type="gramStart"/>
-              <w:r>
-                <w:rPr>
-                  <w:rStyle w:val="Hyperlink"/>
-                </w:rPr>
-                <w:t>on</w:t>
-              </w:r>
-              <w:proofErr w:type="gramEnd"/>
-              <w:r>
-                <w:rPr>
-                  <w:rStyle w:val="Hyperlink"/>
-                </w:rPr>
-                <w:t xml:space="preserve"> Dynamically Selected Input</w:t>
+                <w:t>Style Application on Dynamically Selected Input</w:t>
               </w:r>
             </w:hyperlink>
           </w:p>
@@ -697,21 +667,7 @@
                 <w:rPr>
                   <w:rStyle w:val="Hyperlink"/>
                 </w:rPr>
-                <w:t xml:space="preserve">Style Application </w:t>
-              </w:r>
-              <w:proofErr w:type="gramStart"/>
-              <w:r>
-                <w:rPr>
-                  <w:rStyle w:val="Hyperlink"/>
-                </w:rPr>
-                <w:t>on</w:t>
-              </w:r>
-              <w:proofErr w:type="gramEnd"/>
-              <w:r>
-                <w:rPr>
-                  <w:rStyle w:val="Hyperlink"/>
-                </w:rPr>
-                <w:t xml:space="preserve"> Dynamically Selected Input</w:t>
+                <w:t>Style Application on Dynamically Selected Input</w:t>
               </w:r>
             </w:hyperlink>
           </w:p>
@@ -774,21 +730,7 @@
                 <w:rPr>
                   <w:rStyle w:val="Hyperlink"/>
                 </w:rPr>
-                <w:t xml:space="preserve">Style Application </w:t>
-              </w:r>
-              <w:proofErr w:type="gramStart"/>
-              <w:r>
-                <w:rPr>
-                  <w:rStyle w:val="Hyperlink"/>
-                </w:rPr>
-                <w:t>on</w:t>
-              </w:r>
-              <w:proofErr w:type="gramEnd"/>
-              <w:r>
-                <w:rPr>
-                  <w:rStyle w:val="Hyperlink"/>
-                </w:rPr>
-                <w:t xml:space="preserve"> Dynamically Selected Input</w:t>
+                <w:t>Style Application on Dynamically Selected Input</w:t>
               </w:r>
             </w:hyperlink>
           </w:p>
@@ -1029,9 +971,38 @@
             <w:tcW w:w="1620" w:type="dxa"/>
           </w:tcPr>
           <w:p>
-            <w:r>
-              <w:t>Interactive Server</w:t>
-            </w:r>
+            <w:hyperlink r:id="rId25" w:history="1">
+              <w:r>
+                <w:rPr>
+                  <w:rStyle w:val="Hyperlink"/>
+                </w:rPr>
+                <w:t>Interactive Server</w:t>
+              </w:r>
+              <w:r>
+                <w:rPr>
+                  <w:rStyle w:val="Hyperlink"/>
+                </w:rPr>
+                <w:t>_NET11</w:t>
+              </w:r>
+            </w:hyperlink>
+          </w:p>
+          <w:p/>
+          <w:p/>
+          <w:p>
+            <w:hyperlink r:id="rId26" w:history="1">
+              <w:r>
+                <w:rPr>
+                  <w:rStyle w:val="Hyperlink"/>
+                </w:rPr>
+                <w:t>Interactive Server_NET1</w:t>
+              </w:r>
+              <w:r>
+                <w:rPr>
+                  <w:rStyle w:val="Hyperlink"/>
+                </w:rPr>
+                <w:t>0</w:t>
+              </w:r>
+            </w:hyperlink>
           </w:p>
         </w:tc>
         <w:tc>
@@ -1185,7 +1156,7 @@
                   <w:pPr>
                     <w:spacing w:after="0" w:line="240" w:lineRule="auto"/>
                   </w:pPr>
-                  <w:hyperlink r:id="rId25" w:history="1">
+                  <w:hyperlink r:id="rId27" w:history="1">
                     <w:r>
                       <w:rPr>
                         <w:rStyle w:val="Hyperlink"/>
@@ -1252,7 +1223,7 @@
                   <w:pPr>
                     <w:spacing w:after="0" w:line="240" w:lineRule="auto"/>
                   </w:pPr>
-                  <w:hyperlink r:id="rId26" w:history="1">
+                  <w:hyperlink r:id="rId28" w:history="1">
                     <w:r>
                       <w:rPr>
                         <w:rStyle w:val="Hyperlink"/>
@@ -1296,11 +1267,38 @@
             <w:tcW w:w="1620" w:type="dxa"/>
           </w:tcPr>
           <w:p>
-            <w:proofErr w:type="spellStart"/>
-            <w:r>
-              <w:t>InteractiveWebAssembly</w:t>
-            </w:r>
-            <w:proofErr w:type="spellEnd"/>
+            <w:hyperlink r:id="rId29" w:history="1">
+              <w:r>
+                <w:rPr>
+                  <w:rStyle w:val="Hyperlink"/>
+                </w:rPr>
+                <w:t>InteractiveWebAssembly</w:t>
+              </w:r>
+              <w:r>
+                <w:rPr>
+                  <w:rStyle w:val="Hyperlink"/>
+                </w:rPr>
+                <w:t>_NET11</w:t>
+              </w:r>
+            </w:hyperlink>
+          </w:p>
+          <w:p/>
+          <w:p/>
+          <w:p>
+            <w:hyperlink r:id="rId30" w:history="1">
+              <w:r>
+                <w:rPr>
+                  <w:rStyle w:val="Hyperlink"/>
+                </w:rPr>
+                <w:t>InteractiveWebAssembly_NET1</w:t>
+              </w:r>
+              <w:r>
+                <w:rPr>
+                  <w:rStyle w:val="Hyperlink"/>
+                </w:rPr>
+                <w:t>0</w:t>
+              </w:r>
+            </w:hyperlink>
           </w:p>
         </w:tc>
         <w:tc>
@@ -1454,7 +1452,7 @@
                   <w:pPr>
                     <w:spacing w:after="0" w:line="240" w:lineRule="auto"/>
                   </w:pPr>
-                  <w:hyperlink r:id="rId27" w:history="1">
+                  <w:hyperlink r:id="rId31" w:history="1">
                     <w:r>
                       <w:rPr>
                         <w:rStyle w:val="Hyperlink"/>
@@ -1521,7 +1519,7 @@
                   <w:pPr>
                     <w:spacing w:after="0" w:line="240" w:lineRule="auto"/>
                   </w:pPr>
-                  <w:hyperlink r:id="rId28" w:history="1">
+                  <w:hyperlink r:id="rId32" w:history="1">
                     <w:r>
                       <w:rPr>
                         <w:rStyle w:val="Hyperlink"/>
@@ -1564,11 +1562,38 @@
             <w:tcW w:w="1620" w:type="dxa"/>
           </w:tcPr>
           <w:p>
-            <w:proofErr w:type="spellStart"/>
-            <w:r>
-              <w:t>StandaloneWebAssembly</w:t>
-            </w:r>
-            <w:proofErr w:type="spellEnd"/>
+            <w:hyperlink r:id="rId33" w:history="1">
+              <w:r>
+                <w:rPr>
+                  <w:rStyle w:val="Hyperlink"/>
+                </w:rPr>
+                <w:t>StandaloneWebAssembly</w:t>
+              </w:r>
+              <w:r>
+                <w:rPr>
+                  <w:rStyle w:val="Hyperlink"/>
+                </w:rPr>
+                <w:t>_NET11</w:t>
+              </w:r>
+            </w:hyperlink>
+          </w:p>
+          <w:p/>
+          <w:p/>
+          <w:p>
+            <w:hyperlink r:id="rId34" w:history="1">
+              <w:r>
+                <w:rPr>
+                  <w:rStyle w:val="Hyperlink"/>
+                </w:rPr>
+                <w:t>StandaloneWebAssembly_NET1</w:t>
+              </w:r>
+              <w:r>
+                <w:rPr>
+                  <w:rStyle w:val="Hyperlink"/>
+                </w:rPr>
+                <w:t>0</w:t>
+              </w:r>
+            </w:hyperlink>
           </w:p>
         </w:tc>
         <w:tc>
@@ -1722,7 +1747,7 @@
                   <w:pPr>
                     <w:spacing w:after="0" w:line="240" w:lineRule="auto"/>
                   </w:pPr>
-                  <w:hyperlink r:id="rId29" w:history="1">
+                  <w:hyperlink r:id="rId35" w:history="1">
                     <w:r>
                       <w:rPr>
                         <w:rStyle w:val="Hyperlink"/>
@@ -1789,7 +1814,7 @@
                   <w:pPr>
                     <w:spacing w:after="0" w:line="240" w:lineRule="auto"/>
                   </w:pPr>
-                  <w:hyperlink r:id="rId30" w:history="1">
+                  <w:hyperlink r:id="rId36" w:history="1">
                     <w:r>
                       <w:rPr>
                         <w:rStyle w:val="Hyperlink"/>
@@ -1832,15 +1857,7 @@
           </w:tcPr>
           <w:p>
             <w:r>
-              <w:t xml:space="preserve">As an optional boundary check, return a separate input with </w:t>
-            </w:r>
-            <w:proofErr w:type="gramStart"/>
-            <w:r>
-              <w:t>no @</w:t>
-            </w:r>
-            <w:proofErr w:type="gramEnd"/>
-            <w:r>
-              <w:t>ref. This should still fail with __</w:t>
+              <w:t>As an optional boundary check, return a separate input with no @ref. This should still fail with __</w:t>
             </w:r>
             <w:proofErr w:type="spellStart"/>
             <w:r>
@@ -1858,7 +1875,7 @@
             <w:tcW w:w="1620" w:type="dxa"/>
           </w:tcPr>
           <w:p>
-            <w:hyperlink r:id="rId31" w:history="1">
+            <w:hyperlink r:id="rId37" w:history="1">
               <w:r>
                 <w:rPr>
                   <w:rStyle w:val="Hyperlink"/>
@@ -1885,7 +1902,7 @@
             <w:tcW w:w="3330" w:type="dxa"/>
           </w:tcPr>
           <w:p>
-            <w:hyperlink r:id="rId32" w:history="1">
+            <w:hyperlink r:id="rId38" w:history="1">
               <w:r>
                 <w:rPr>
                   <w:rStyle w:val="Hyperlink"/>
@@ -1935,7 +1952,7 @@
           <w:p/>
           <w:p/>
           <w:p>
-            <w:hyperlink r:id="rId33" w:history="1">
+            <w:hyperlink r:id="rId39" w:history="1">
               <w:proofErr w:type="spellStart"/>
               <w:r>
                 <w:rPr>
@@ -1962,7 +1979,7 @@
             <w:tcW w:w="3330" w:type="dxa"/>
           </w:tcPr>
           <w:p>
-            <w:hyperlink r:id="rId34" w:history="1">
+            <w:hyperlink r:id="rId40" w:history="1">
               <w:r>
                 <w:rPr>
                   <w:rStyle w:val="Hyperlink"/>
@@ -2010,7 +2027,7 @@
             <w:tcW w:w="1620" w:type="dxa"/>
           </w:tcPr>
           <w:p>
-            <w:hyperlink r:id="rId35" w:history="1">
+            <w:hyperlink r:id="rId41" w:history="1">
               <w:proofErr w:type="spellStart"/>
               <w:r>
                 <w:rPr>
@@ -2037,7 +2054,7 @@
             <w:tcW w:w="3330" w:type="dxa"/>
           </w:tcPr>
           <w:p>
-            <w:hyperlink r:id="rId36" w:history="1">
+            <w:hyperlink r:id="rId42" w:history="1">
               <w:r>
                 <w:rPr>
                   <w:rStyle w:val="Hyperlink"/>
@@ -2093,7 +2110,7 @@
             <w:tcW w:w="1620" w:type="dxa"/>
           </w:tcPr>
           <w:p>
-            <w:hyperlink r:id="rId37" w:history="1">
+            <w:hyperlink r:id="rId43" w:history="1">
               <w:r>
                 <w:rPr>
                   <w:rStyle w:val="Hyperlink"/>
@@ -2119,7 +2136,7 @@
             <w:tcW w:w="3330" w:type="dxa"/>
           </w:tcPr>
           <w:p>
-            <w:hyperlink r:id="rId38" w:history="1">
+            <w:hyperlink r:id="rId44" w:history="1">
               <w:r>
                 <w:rPr>
                   <w:rStyle w:val="Hyperlink"/>
@@ -2155,7 +2172,7 @@
           <w:p/>
           <w:p/>
           <w:p>
-            <w:hyperlink r:id="rId39" w:history="1">
+            <w:hyperlink r:id="rId45" w:history="1">
               <w:proofErr w:type="spellStart"/>
               <w:r>
                 <w:rPr>
@@ -2182,7 +2199,7 @@
             <w:tcW w:w="3330" w:type="dxa"/>
           </w:tcPr>
           <w:p>
-            <w:hyperlink r:id="rId40" w:history="1">
+            <w:hyperlink r:id="rId46" w:history="1">
               <w:r>
                 <w:rPr>
                   <w:rStyle w:val="Hyperlink"/>
@@ -2216,7 +2233,7 @@
             <w:tcW w:w="1620" w:type="dxa"/>
           </w:tcPr>
           <w:p>
-            <w:hyperlink r:id="rId41" w:history="1">
+            <w:hyperlink r:id="rId47" w:history="1">
               <w:proofErr w:type="spellStart"/>
               <w:r>
                 <w:rPr>
@@ -2243,7 +2260,7 @@
             <w:tcW w:w="3330" w:type="dxa"/>
           </w:tcPr>
           <w:p>
-            <w:hyperlink r:id="rId42" w:history="1">
+            <w:hyperlink r:id="rId48" w:history="1">
               <w:r>
                 <w:rPr>
                   <w:rStyle w:val="Hyperlink"/>
